--- a/output/SOFTWARE PROGRESS REPORT - UI Tasks Included.docx
+++ b/output/SOFTWARE PROGRESS REPORT - UI Tasks Included.docx
@@ -78,7 +78,43 @@
                 <w:szCs w:val="20"/>
                 <w:lang w:val="en-US"/>
               </w:rPr>
-              <w:t>Date: July 23, 2026</w:t>
+              <w:t xml:space="preserve">Date: </w:t>
+            </w:r>
+            <w:r>
+              <w:rPr>
+                <w:rFonts w:ascii="Aptos" w:hAnsi="Aptos"/>
+                <w:sz w:val="20"/>
+                <w:szCs w:val="20"/>
+                <w:lang w:val="en-US"/>
+              </w:rPr>
+              <w:t>August</w:t>
+            </w:r>
+            <w:r>
+              <w:rPr>
+                <w:rFonts w:ascii="Aptos" w:hAnsi="Aptos"/>
+                <w:sz w:val="20"/>
+                <w:szCs w:val="20"/>
+                <w:lang w:val="en-US"/>
+              </w:rPr>
+              <w:t xml:space="preserve"> 2</w:t>
+            </w:r>
+            <w:r>
+              <w:rPr>
+                <w:rFonts w:ascii="Aptos" w:hAnsi="Aptos"/>
+                <w:sz w:val="20"/>
+                <w:szCs w:val="20"/>
+                <w:lang w:val="en-US"/>
+              </w:rPr>
+              <w:t>4</w:t>
+            </w:r>
+            <w:r>
+              <w:rPr>
+                <w:rFonts w:ascii="Aptos" w:hAnsi="Aptos"/>
+                <w:sz w:val="20"/>
+                <w:szCs w:val="20"/>
+                <w:lang w:val="en-US"/>
+              </w:rPr>
+              <w:t>, 2026</w:t>
             </w:r>
           </w:p>
         </w:tc>
@@ -182,7 +218,6 @@
                 <w:lang w:val="en-US"/>
               </w:rPr>
             </w:pPr>
-            <w:proofErr w:type="spellStart"/>
             <w:r>
               <w:rPr>
                 <w:rFonts w:ascii="Aptos" w:hAnsi="Aptos"/>
@@ -190,37 +225,7 @@
                 <w:szCs w:val="20"/>
                 <w:lang w:val="en-US"/>
               </w:rPr>
-              <w:t>NgitiFy</w:t>
-            </w:r>
-            <w:proofErr w:type="spellEnd"/>
-            <w:r>
-              <w:rPr>
-                <w:rFonts w:ascii="Aptos" w:hAnsi="Aptos"/>
-                <w:sz w:val="20"/>
-                <w:szCs w:val="20"/>
-                <w:lang w:val="en-US"/>
-              </w:rPr>
-              <w:t xml:space="preserve">: A Dental Information Management System with AI-Driven Patient Engagement for </w:t>
-            </w:r>
-            <w:proofErr w:type="spellStart"/>
-            <w:r>
-              <w:rPr>
-                <w:rFonts w:ascii="Aptos" w:hAnsi="Aptos"/>
-                <w:sz w:val="20"/>
-                <w:szCs w:val="20"/>
-                <w:lang w:val="en-US"/>
-              </w:rPr>
-              <w:t>Dentime</w:t>
-            </w:r>
-            <w:proofErr w:type="spellEnd"/>
-            <w:r>
-              <w:rPr>
-                <w:rFonts w:ascii="Aptos" w:hAnsi="Aptos"/>
-                <w:sz w:val="20"/>
-                <w:szCs w:val="20"/>
-                <w:lang w:val="en-US"/>
-              </w:rPr>
-              <w:t xml:space="preserve"> Dental Clinic</w:t>
+              <w:t>NgitiFy: A Dental Information Management System with AI-Driven Patient Engagement for Dentime Dental Clinic</w:t>
             </w:r>
           </w:p>
         </w:tc>
@@ -285,7 +290,6 @@
                 <w:lang w:val="en-US"/>
               </w:rPr>
             </w:pPr>
-            <w:proofErr w:type="spellStart"/>
             <w:r>
               <w:rPr>
                 <w:rFonts w:ascii="Aptos" w:hAnsi="Aptos"/>
@@ -293,17 +297,7 @@
                 <w:szCs w:val="20"/>
                 <w:lang w:val="en-US"/>
               </w:rPr>
-              <w:t>Garciso</w:t>
-            </w:r>
-            <w:proofErr w:type="spellEnd"/>
-            <w:r>
-              <w:rPr>
-                <w:rFonts w:ascii="Aptos" w:hAnsi="Aptos"/>
-                <w:sz w:val="20"/>
-                <w:szCs w:val="20"/>
-                <w:lang w:val="en-US"/>
-              </w:rPr>
-              <w:t>, Ivan Ryan C.</w:t>
+              <w:t>Garciso, Ivan Ryan C.</w:t>
             </w:r>
           </w:p>
           <w:p>
@@ -1052,105 +1046,6 @@
               </w:rPr>
               <w:t>☑ Present the booking form with branch, service, dentist, date, and time selectors, inline validation, a loading state, and clear confirmation or error feedback</w:t>
             </w:r>
-            <w:r>
-              <w:rPr>
-                <w:rFonts w:ascii="Aptos" w:hAnsi="Aptos"/>
-                <w:sz w:val="22"/>
-                <w:szCs w:val="22"/>
-                <w:lang w:val="en-US"/>
-              </w:rPr>
-              <w:t xml:space="preserve"/>
-            </w:r>
-            <w:r>
-              <w:rPr>
-                <w:rFonts w:ascii="Aptos" w:hAnsi="Aptos"/>
-                <w:sz w:val="22"/>
-                <w:szCs w:val="22"/>
-                <w:lang w:val="en-US"/>
-              </w:rPr>
-              <w:t/>
-            </w:r>
-            <w:r>
-              <w:rPr>
-                <w:rFonts w:ascii="Aptos" w:hAnsi="Aptos"/>
-                <w:sz w:val="22"/>
-                <w:szCs w:val="22"/>
-                <w:lang w:val="en-US"/>
-              </w:rPr>
-              <w:t/>
-            </w:r>
-            <w:r>
-              <w:rPr>
-                <w:rFonts w:ascii="Aptos" w:hAnsi="Aptos"/>
-                <w:sz w:val="22"/>
-                <w:szCs w:val="22"/>
-                <w:lang w:val="en-US"/>
-              </w:rPr>
-              <w:t xml:space="preserve"/>
-            </w:r>
-            <w:r>
-              <w:rPr>
-                <w:rFonts w:ascii="Aptos" w:hAnsi="Aptos"/>
-                <w:sz w:val="22"/>
-                <w:szCs w:val="22"/>
-                <w:lang w:val="en-US"/>
-              </w:rPr>
-              <w:t/>
-            </w:r>
-            <w:r>
-              <w:rPr>
-                <w:rFonts w:ascii="Aptos" w:hAnsi="Aptos"/>
-                <w:sz w:val="22"/>
-                <w:szCs w:val="22"/>
-                <w:lang w:val="en-US"/>
-              </w:rPr>
-              <w:t/>
-            </w:r>
-            <w:r>
-              <w:rPr>
-                <w:rFonts w:ascii="Aptos" w:hAnsi="Aptos"/>
-                <w:sz w:val="22"/>
-                <w:szCs w:val="22"/>
-                <w:lang w:val="en-US"/>
-              </w:rPr>
-              <w:t xml:space="preserve"/>
-            </w:r>
-            <w:r>
-              <w:rPr>
-                <w:rFonts w:ascii="Aptos" w:hAnsi="Aptos"/>
-                <w:sz w:val="22"/>
-                <w:szCs w:val="22"/>
-                <w:lang w:val="en-US"/>
-              </w:rPr>
-              <w:t/>
-            </w:r>
-            <w:r>
-              <w:rPr>
-                <w:rFonts w:ascii="Aptos" w:hAnsi="Aptos"/>
-                <w:sz w:val="22"/>
-                <w:szCs w:val="22"/>
-                <w:lang w:val="en-US"/>
-              </w:rPr>
-              <w:t/>
-            </w:r>
-            <w:r>
-              <w:rPr>
-                <w:rFonts w:ascii="Aptos" w:hAnsi="Aptos"/>
-                <w:sz w:val="22"/>
-                <w:szCs w:val="22"/>
-                <w:lang w:val="en-US"/>
-              </w:rPr>
-              <w:t/>
-            </w:r>
-            <w:r>
-              <w:rPr>
-                <w:rFonts w:ascii="Aptos" w:hAnsi="Aptos"/>
-                <w:sz w:val="22"/>
-                <w:szCs w:val="22"/>
-                <w:lang w:val="en-US"/>
-              </w:rPr>
-              <w:t/>
-            </w:r>
           </w:p>
         </w:tc>
         <w:tc>
@@ -1431,7 +1326,17 @@
                 <w:szCs w:val="22"/>
                 <w:lang w:val="en-US"/>
               </w:rPr>
-              <w:t>ail activ</w:t>
+              <w:t xml:space="preserve">ail </w:t>
+            </w:r>
+            <w:r>
+              <w:rPr>
+                <w:rFonts w:ascii="Aptos" w:hAnsi="Aptos"/>
+                <w:sz w:val="22"/>
+                <w:szCs w:val="22"/>
+                <w:lang w:val="en-US"/>
+              </w:rPr>
+              <w:lastRenderedPageBreak/>
+              <w:t>activ</w:t>
             </w:r>
             <w:r>
               <w:rPr>
@@ -1542,6 +1447,947 @@
                 <w:lang w:val="en-US"/>
               </w:rPr>
               <w:t>Tasks:</w:t>
+            </w:r>
+          </w:p>
+          <w:p>
+            <w:pPr>
+              <w:rPr>
+                <w:rFonts w:ascii="Aptos" w:hAnsi="Aptos"/>
+                <w:sz w:val="22"/>
+                <w:szCs w:val="22"/>
+                <w:lang w:val="en-US"/>
+              </w:rPr>
+            </w:pPr>
+            <w:r>
+              <w:rPr>
+                <w:rFonts w:ascii="Aptos" w:hAnsi="Aptos"/>
+                <w:sz w:val="22"/>
+                <w:szCs w:val="22"/>
+                <w:lang w:val="en-US"/>
+              </w:rPr>
+              <w:t>☑</w:t>
+            </w:r>
+            <w:r>
+              <w:rPr>
+                <w:rFonts w:ascii="Aptos" w:hAnsi="Aptos"/>
+                <w:sz w:val="22"/>
+                <w:szCs w:val="22"/>
+                <w:lang w:val="en-US"/>
+              </w:rPr>
+              <w:t xml:space="preserve"> </w:t>
+            </w:r>
+            <w:r>
+              <w:rPr>
+                <w:rFonts w:ascii="Aptos" w:hAnsi="Aptos"/>
+                <w:sz w:val="22"/>
+                <w:szCs w:val="22"/>
+                <w:lang w:val="en-US"/>
+              </w:rPr>
+              <w:t>V</w:t>
+            </w:r>
+            <w:r>
+              <w:rPr>
+                <w:rFonts w:ascii="Aptos" w:hAnsi="Aptos"/>
+                <w:sz w:val="22"/>
+                <w:szCs w:val="22"/>
+                <w:lang w:val="en-US"/>
+              </w:rPr>
+              <w:t>alidate al</w:t>
+            </w:r>
+            <w:r>
+              <w:rPr>
+                <w:rFonts w:ascii="Aptos" w:hAnsi="Aptos"/>
+                <w:sz w:val="22"/>
+                <w:szCs w:val="22"/>
+                <w:lang w:val="en-US"/>
+              </w:rPr>
+              <w:t>l requir</w:t>
+            </w:r>
+            <w:r>
+              <w:rPr>
+                <w:rFonts w:ascii="Aptos" w:hAnsi="Aptos"/>
+                <w:sz w:val="22"/>
+                <w:szCs w:val="22"/>
+                <w:lang w:val="en-US"/>
+              </w:rPr>
+              <w:t>ed patien</w:t>
+            </w:r>
+            <w:r>
+              <w:rPr>
+                <w:rFonts w:ascii="Aptos" w:hAnsi="Aptos"/>
+                <w:sz w:val="22"/>
+                <w:szCs w:val="22"/>
+                <w:lang w:val="en-US"/>
+              </w:rPr>
+              <w:t>t pre-regist</w:t>
+            </w:r>
+            <w:r>
+              <w:rPr>
+                <w:rFonts w:ascii="Aptos" w:hAnsi="Aptos"/>
+                <w:sz w:val="22"/>
+                <w:szCs w:val="22"/>
+                <w:lang w:val="en-US"/>
+              </w:rPr>
+              <w:t>ra</w:t>
+            </w:r>
+            <w:r>
+              <w:rPr>
+                <w:rFonts w:ascii="Aptos" w:hAnsi="Aptos"/>
+                <w:sz w:val="22"/>
+                <w:szCs w:val="22"/>
+                <w:lang w:val="en-US"/>
+              </w:rPr>
+              <w:t>t</w:t>
+            </w:r>
+            <w:r>
+              <w:rPr>
+                <w:rFonts w:ascii="Aptos" w:hAnsi="Aptos"/>
+                <w:sz w:val="22"/>
+                <w:szCs w:val="22"/>
+                <w:lang w:val="en-US"/>
+              </w:rPr>
+              <w:t xml:space="preserve">ion </w:t>
+            </w:r>
+            <w:r>
+              <w:rPr>
+                <w:rFonts w:ascii="Aptos" w:hAnsi="Aptos"/>
+                <w:sz w:val="22"/>
+                <w:szCs w:val="22"/>
+                <w:lang w:val="en-US"/>
+              </w:rPr>
+              <w:t>informa</w:t>
+            </w:r>
+            <w:r>
+              <w:rPr>
+                <w:rFonts w:ascii="Aptos" w:hAnsi="Aptos"/>
+                <w:sz w:val="22"/>
+                <w:szCs w:val="22"/>
+                <w:lang w:val="en-US"/>
+              </w:rPr>
+              <w:t>ti</w:t>
+            </w:r>
+            <w:r>
+              <w:rPr>
+                <w:rFonts w:ascii="Aptos" w:hAnsi="Aptos"/>
+                <w:sz w:val="22"/>
+                <w:szCs w:val="22"/>
+                <w:lang w:val="en-US"/>
+              </w:rPr>
+              <w:t>on</w:t>
+            </w:r>
+          </w:p>
+          <w:p>
+            <w:pPr>
+              <w:rPr>
+                <w:rFonts w:ascii="Aptos" w:hAnsi="Aptos"/>
+                <w:sz w:val="22"/>
+                <w:szCs w:val="22"/>
+                <w:lang w:val="en-US"/>
+              </w:rPr>
+            </w:pPr>
+            <w:r>
+              <w:rPr>
+                <w:rFonts w:ascii="Aptos" w:hAnsi="Aptos"/>
+                <w:sz w:val="22"/>
+                <w:szCs w:val="22"/>
+                <w:lang w:val="en-US"/>
+              </w:rPr>
+              <w:t>☑</w:t>
+            </w:r>
+            <w:r>
+              <w:rPr>
+                <w:rFonts w:ascii="Aptos" w:hAnsi="Aptos"/>
+                <w:sz w:val="22"/>
+                <w:szCs w:val="22"/>
+                <w:lang w:val="en-US"/>
+              </w:rPr>
+              <w:t xml:space="preserve"> </w:t>
+            </w:r>
+            <w:r>
+              <w:rPr>
+                <w:rFonts w:ascii="Aptos" w:hAnsi="Aptos"/>
+                <w:sz w:val="22"/>
+                <w:szCs w:val="22"/>
+                <w:lang w:val="en-US"/>
+              </w:rPr>
+              <w:t>Val</w:t>
+            </w:r>
+            <w:r>
+              <w:rPr>
+                <w:rFonts w:ascii="Aptos" w:hAnsi="Aptos"/>
+                <w:sz w:val="22"/>
+                <w:szCs w:val="22"/>
+                <w:lang w:val="en-US"/>
+              </w:rPr>
+              <w:t xml:space="preserve">idate </w:t>
+            </w:r>
+            <w:r>
+              <w:rPr>
+                <w:rFonts w:ascii="Aptos" w:hAnsi="Aptos"/>
+                <w:sz w:val="22"/>
+                <w:szCs w:val="22"/>
+                <w:lang w:val="en-US"/>
+              </w:rPr>
+              <w:t>contact</w:t>
+            </w:r>
+            <w:r>
+              <w:rPr>
+                <w:rFonts w:ascii="Aptos" w:hAnsi="Aptos"/>
+                <w:sz w:val="22"/>
+                <w:szCs w:val="22"/>
+                <w:lang w:val="en-US"/>
+              </w:rPr>
+              <w:t xml:space="preserve"> num</w:t>
+            </w:r>
+            <w:r>
+              <w:rPr>
+                <w:rFonts w:ascii="Aptos" w:hAnsi="Aptos"/>
+                <w:sz w:val="22"/>
+                <w:szCs w:val="22"/>
+                <w:lang w:val="en-US"/>
+              </w:rPr>
+              <w:t>ber for</w:t>
+            </w:r>
+            <w:r>
+              <w:rPr>
+                <w:rFonts w:ascii="Aptos" w:hAnsi="Aptos"/>
+                <w:sz w:val="22"/>
+                <w:szCs w:val="22"/>
+                <w:lang w:val="en-US"/>
+              </w:rPr>
+              <w:t>mats</w:t>
+            </w:r>
+          </w:p>
+          <w:p>
+            <w:pPr>
+              <w:rPr>
+                <w:rFonts w:ascii="Aptos" w:hAnsi="Aptos"/>
+                <w:sz w:val="22"/>
+                <w:szCs w:val="22"/>
+                <w:lang w:val="en-US"/>
+              </w:rPr>
+            </w:pPr>
+            <w:r>
+              <w:rPr>
+                <w:rFonts w:ascii="Aptos" w:hAnsi="Aptos"/>
+                <w:sz w:val="22"/>
+                <w:szCs w:val="22"/>
+                <w:lang w:val="en-US"/>
+              </w:rPr>
+              <w:t>☑</w:t>
+            </w:r>
+            <w:r>
+              <w:rPr>
+                <w:rFonts w:ascii="Aptos" w:hAnsi="Aptos"/>
+                <w:sz w:val="22"/>
+                <w:szCs w:val="22"/>
+                <w:lang w:val="en-US"/>
+              </w:rPr>
+              <w:t xml:space="preserve"> </w:t>
+            </w:r>
+            <w:r>
+              <w:rPr>
+                <w:rFonts w:ascii="Aptos" w:hAnsi="Aptos"/>
+                <w:sz w:val="22"/>
+                <w:szCs w:val="22"/>
+                <w:lang w:val="en-US"/>
+              </w:rPr>
+              <w:t>Val</w:t>
+            </w:r>
+            <w:r>
+              <w:rPr>
+                <w:rFonts w:ascii="Aptos" w:hAnsi="Aptos"/>
+                <w:sz w:val="22"/>
+                <w:szCs w:val="22"/>
+                <w:lang w:val="en-US"/>
+              </w:rPr>
+              <w:t>idate</w:t>
+            </w:r>
+            <w:r>
+              <w:rPr>
+                <w:rFonts w:ascii="Aptos" w:hAnsi="Aptos"/>
+                <w:sz w:val="22"/>
+                <w:szCs w:val="22"/>
+                <w:lang w:val="en-US"/>
+              </w:rPr>
+              <w:t xml:space="preserve"> </w:t>
+            </w:r>
+            <w:r>
+              <w:rPr>
+                <w:rFonts w:ascii="Aptos" w:hAnsi="Aptos"/>
+                <w:sz w:val="22"/>
+                <w:szCs w:val="22"/>
+                <w:lang w:val="en-US"/>
+              </w:rPr>
+              <w:t>con</w:t>
+            </w:r>
+            <w:r>
+              <w:rPr>
+                <w:rFonts w:ascii="Aptos" w:hAnsi="Aptos"/>
+                <w:sz w:val="22"/>
+                <w:szCs w:val="22"/>
+                <w:lang w:val="en-US"/>
+              </w:rPr>
+              <w:t>sent</w:t>
+            </w:r>
+            <w:r>
+              <w:rPr>
+                <w:rFonts w:ascii="Aptos" w:hAnsi="Aptos"/>
+                <w:sz w:val="22"/>
+                <w:szCs w:val="22"/>
+                <w:lang w:val="en-US"/>
+              </w:rPr>
+              <w:t>s</w:t>
+            </w:r>
+          </w:p>
+          <w:p>
+            <w:pPr>
+              <w:rPr>
+                <w:rFonts w:ascii="Aptos" w:hAnsi="Aptos"/>
+                <w:sz w:val="22"/>
+                <w:szCs w:val="22"/>
+                <w:lang w:val="en-US"/>
+              </w:rPr>
+            </w:pPr>
+            <w:r>
+              <w:rPr>
+                <w:rFonts w:ascii="Aptos" w:hAnsi="Aptos"/>
+                <w:sz w:val="22"/>
+                <w:szCs w:val="22"/>
+                <w:lang w:val="en-US"/>
+              </w:rPr>
+              <w:t>☑</w:t>
+            </w:r>
+            <w:r>
+              <w:rPr>
+                <w:rFonts w:ascii="Aptos" w:hAnsi="Aptos"/>
+                <w:sz w:val="22"/>
+                <w:szCs w:val="22"/>
+                <w:lang w:val="en-US"/>
+              </w:rPr>
+              <w:t xml:space="preserve"> </w:t>
+            </w:r>
+            <w:r>
+              <w:rPr>
+                <w:rFonts w:ascii="Aptos" w:hAnsi="Aptos"/>
+                <w:sz w:val="22"/>
+                <w:szCs w:val="22"/>
+                <w:lang w:val="en-US"/>
+              </w:rPr>
+              <w:t>Req</w:t>
+            </w:r>
+            <w:r>
+              <w:rPr>
+                <w:rFonts w:ascii="Aptos" w:hAnsi="Aptos"/>
+                <w:sz w:val="22"/>
+                <w:szCs w:val="22"/>
+                <w:lang w:val="en-US"/>
+              </w:rPr>
+              <w:t xml:space="preserve">uire </w:t>
+            </w:r>
+            <w:r>
+              <w:rPr>
+                <w:rFonts w:ascii="Aptos" w:hAnsi="Aptos"/>
+                <w:sz w:val="22"/>
+                <w:szCs w:val="22"/>
+                <w:lang w:val="en-US"/>
+              </w:rPr>
+              <w:t>guardian inf</w:t>
+            </w:r>
+            <w:r>
+              <w:rPr>
+                <w:rFonts w:ascii="Aptos" w:hAnsi="Aptos"/>
+                <w:sz w:val="22"/>
+                <w:szCs w:val="22"/>
+                <w:lang w:val="en-US"/>
+              </w:rPr>
+              <w:t>ormation w</w:t>
+            </w:r>
+            <w:r>
+              <w:rPr>
+                <w:rFonts w:ascii="Aptos" w:hAnsi="Aptos"/>
+                <w:sz w:val="22"/>
+                <w:szCs w:val="22"/>
+                <w:lang w:val="en-US"/>
+              </w:rPr>
+              <w:t>hen the pa</w:t>
+            </w:r>
+            <w:r>
+              <w:rPr>
+                <w:rFonts w:ascii="Aptos" w:hAnsi="Aptos"/>
+                <w:sz w:val="22"/>
+                <w:szCs w:val="22"/>
+                <w:lang w:val="en-US"/>
+              </w:rPr>
+              <w:t>tient is a mi</w:t>
+            </w:r>
+            <w:r>
+              <w:rPr>
+                <w:rFonts w:ascii="Aptos" w:hAnsi="Aptos"/>
+                <w:sz w:val="22"/>
+                <w:szCs w:val="22"/>
+                <w:lang w:val="en-US"/>
+              </w:rPr>
+              <w:t>nor</w:t>
+            </w:r>
+          </w:p>
+          <w:p>
+            <w:pPr>
+              <w:rPr>
+                <w:rFonts w:ascii="Aptos" w:hAnsi="Aptos"/>
+                <w:sz w:val="22"/>
+                <w:szCs w:val="22"/>
+                <w:lang w:val="en-US"/>
+              </w:rPr>
+            </w:pPr>
+            <w:r>
+              <w:rPr>
+                <w:rFonts w:ascii="Aptos" w:hAnsi="Aptos"/>
+                <w:sz w:val="22"/>
+                <w:szCs w:val="22"/>
+                <w:lang w:val="en-US"/>
+              </w:rPr>
+              <w:t>☑</w:t>
+            </w:r>
+            <w:r>
+              <w:rPr>
+                <w:rFonts w:ascii="Aptos" w:hAnsi="Aptos"/>
+                <w:sz w:val="22"/>
+                <w:szCs w:val="22"/>
+                <w:lang w:val="en-US"/>
+              </w:rPr>
+              <w:t xml:space="preserve"> </w:t>
+            </w:r>
+            <w:r>
+              <w:rPr>
+                <w:rFonts w:ascii="Aptos" w:hAnsi="Aptos"/>
+                <w:sz w:val="22"/>
+                <w:szCs w:val="22"/>
+                <w:lang w:val="en-US"/>
+              </w:rPr>
+              <w:t>Send th</w:t>
+            </w:r>
+            <w:r>
+              <w:rPr>
+                <w:rFonts w:ascii="Aptos" w:hAnsi="Aptos"/>
+                <w:sz w:val="22"/>
+                <w:szCs w:val="22"/>
+                <w:lang w:val="en-US"/>
+              </w:rPr>
+              <w:t>e account ac</w:t>
+            </w:r>
+            <w:r>
+              <w:rPr>
+                <w:rFonts w:ascii="Aptos" w:hAnsi="Aptos"/>
+                <w:sz w:val="22"/>
+                <w:szCs w:val="22"/>
+                <w:lang w:val="en-US"/>
+              </w:rPr>
+              <w:t>ti</w:t>
+            </w:r>
+            <w:r>
+              <w:rPr>
+                <w:rFonts w:ascii="Aptos" w:hAnsi="Aptos"/>
+                <w:sz w:val="22"/>
+                <w:szCs w:val="22"/>
+                <w:lang w:val="en-US"/>
+              </w:rPr>
+              <w:t>vation link t</w:t>
+            </w:r>
+            <w:r>
+              <w:rPr>
+                <w:rFonts w:ascii="Aptos" w:hAnsi="Aptos"/>
+                <w:sz w:val="22"/>
+                <w:szCs w:val="22"/>
+                <w:lang w:val="en-US"/>
+              </w:rPr>
+              <w:t>o the</w:t>
+            </w:r>
+            <w:r>
+              <w:rPr>
+                <w:rFonts w:ascii="Aptos" w:hAnsi="Aptos"/>
+                <w:sz w:val="22"/>
+                <w:szCs w:val="22"/>
+                <w:lang w:val="en-US"/>
+              </w:rPr>
+              <w:t xml:space="preserve"> regi</w:t>
+            </w:r>
+            <w:r>
+              <w:rPr>
+                <w:rFonts w:ascii="Aptos" w:hAnsi="Aptos"/>
+                <w:sz w:val="22"/>
+                <w:szCs w:val="22"/>
+                <w:lang w:val="en-US"/>
+              </w:rPr>
+              <w:t xml:space="preserve">stered </w:t>
+            </w:r>
+            <w:r>
+              <w:rPr>
+                <w:rFonts w:ascii="Aptos" w:hAnsi="Aptos"/>
+                <w:sz w:val="22"/>
+                <w:szCs w:val="22"/>
+                <w:lang w:val="en-US"/>
+              </w:rPr>
+              <w:t>email a</w:t>
+            </w:r>
+            <w:r>
+              <w:rPr>
+                <w:rFonts w:ascii="Aptos" w:hAnsi="Aptos"/>
+                <w:sz w:val="22"/>
+                <w:szCs w:val="22"/>
+                <w:lang w:val="en-US"/>
+              </w:rPr>
+              <w:t>dd</w:t>
+            </w:r>
+            <w:r>
+              <w:rPr>
+                <w:rFonts w:ascii="Aptos" w:hAnsi="Aptos"/>
+                <w:sz w:val="22"/>
+                <w:szCs w:val="22"/>
+                <w:lang w:val="en-US"/>
+              </w:rPr>
+              <w:t xml:space="preserve">ress </w:t>
+            </w:r>
+            <w:r>
+              <w:rPr>
+                <w:rFonts w:ascii="Aptos" w:hAnsi="Aptos"/>
+                <w:sz w:val="22"/>
+                <w:szCs w:val="22"/>
+                <w:lang w:val="en-US"/>
+              </w:rPr>
+              <w:t>af</w:t>
+            </w:r>
+            <w:r>
+              <w:rPr>
+                <w:rFonts w:ascii="Aptos" w:hAnsi="Aptos"/>
+                <w:sz w:val="22"/>
+                <w:szCs w:val="22"/>
+                <w:lang w:val="en-US"/>
+              </w:rPr>
+              <w:t>ter suc</w:t>
+            </w:r>
+            <w:r>
+              <w:rPr>
+                <w:rFonts w:ascii="Aptos" w:hAnsi="Aptos"/>
+                <w:sz w:val="22"/>
+                <w:szCs w:val="22"/>
+                <w:lang w:val="en-US"/>
+              </w:rPr>
+              <w:t>cessfu</w:t>
+            </w:r>
+            <w:r>
+              <w:rPr>
+                <w:rFonts w:ascii="Aptos" w:hAnsi="Aptos"/>
+                <w:sz w:val="22"/>
+                <w:szCs w:val="22"/>
+                <w:lang w:val="en-US"/>
+              </w:rPr>
+              <w:t>l pre-</w:t>
+            </w:r>
+            <w:r>
+              <w:rPr>
+                <w:rFonts w:ascii="Aptos" w:hAnsi="Aptos"/>
+                <w:sz w:val="22"/>
+                <w:szCs w:val="22"/>
+                <w:lang w:val="en-US"/>
+              </w:rPr>
+              <w:t>regis</w:t>
+            </w:r>
+            <w:r>
+              <w:rPr>
+                <w:rFonts w:ascii="Aptos" w:hAnsi="Aptos"/>
+                <w:sz w:val="22"/>
+                <w:szCs w:val="22"/>
+                <w:lang w:val="en-US"/>
+              </w:rPr>
+              <w:t>tratio</w:t>
+            </w:r>
+            <w:r>
+              <w:rPr>
+                <w:rFonts w:ascii="Aptos" w:hAnsi="Aptos"/>
+                <w:sz w:val="22"/>
+                <w:szCs w:val="22"/>
+                <w:lang w:val="en-US"/>
+              </w:rPr>
+              <w:t>n</w:t>
+            </w:r>
+          </w:p>
+          <w:p>
+            <w:pPr>
+              <w:rPr>
+                <w:rFonts w:ascii="Aptos" w:hAnsi="Aptos"/>
+                <w:sz w:val="22"/>
+                <w:szCs w:val="22"/>
+                <w:lang w:val="en-US"/>
+              </w:rPr>
+            </w:pPr>
+            <w:r>
+              <w:rPr>
+                <w:rFonts w:ascii="Aptos" w:hAnsi="Aptos"/>
+                <w:sz w:val="22"/>
+                <w:szCs w:val="22"/>
+                <w:lang w:val="en-US"/>
+              </w:rPr>
+              <w:t>☑</w:t>
+            </w:r>
+            <w:r>
+              <w:rPr>
+                <w:rFonts w:ascii="Aptos" w:hAnsi="Aptos"/>
+                <w:sz w:val="22"/>
+                <w:szCs w:val="22"/>
+                <w:lang w:val="en-US"/>
+              </w:rPr>
+              <w:t xml:space="preserve"> </w:t>
+            </w:r>
+            <w:r>
+              <w:rPr>
+                <w:rFonts w:ascii="Aptos" w:hAnsi="Aptos"/>
+                <w:sz w:val="22"/>
+                <w:szCs w:val="22"/>
+                <w:lang w:val="en-US"/>
+              </w:rPr>
+              <w:t>Val</w:t>
+            </w:r>
+            <w:r>
+              <w:rPr>
+                <w:rFonts w:ascii="Aptos" w:hAnsi="Aptos"/>
+                <w:sz w:val="22"/>
+                <w:szCs w:val="22"/>
+                <w:lang w:val="en-US"/>
+              </w:rPr>
+              <w:t>idate th</w:t>
+            </w:r>
+            <w:r>
+              <w:rPr>
+                <w:rFonts w:ascii="Aptos" w:hAnsi="Aptos"/>
+                <w:sz w:val="22"/>
+                <w:szCs w:val="22"/>
+                <w:lang w:val="en-US"/>
+              </w:rPr>
+              <w:t>e new p</w:t>
+            </w:r>
+            <w:r>
+              <w:rPr>
+                <w:rFonts w:ascii="Aptos" w:hAnsi="Aptos"/>
+                <w:sz w:val="22"/>
+                <w:szCs w:val="22"/>
+                <w:lang w:val="en-US"/>
+              </w:rPr>
+              <w:t>assw</w:t>
+            </w:r>
+            <w:r>
+              <w:rPr>
+                <w:rFonts w:ascii="Aptos" w:hAnsi="Aptos"/>
+                <w:sz w:val="22"/>
+                <w:szCs w:val="22"/>
+                <w:lang w:val="en-US"/>
+              </w:rPr>
+              <w:t>ord</w:t>
+            </w:r>
+            <w:r>
+              <w:rPr>
+                <w:rFonts w:ascii="Aptos" w:hAnsi="Aptos"/>
+                <w:sz w:val="22"/>
+                <w:szCs w:val="22"/>
+                <w:lang w:val="en-US"/>
+              </w:rPr>
+              <w:t xml:space="preserve"> during acc</w:t>
+            </w:r>
+            <w:r>
+              <w:rPr>
+                <w:rFonts w:ascii="Aptos" w:hAnsi="Aptos"/>
+                <w:sz w:val="22"/>
+                <w:szCs w:val="22"/>
+                <w:lang w:val="en-US"/>
+              </w:rPr>
+              <w:t>ount set</w:t>
+            </w:r>
+            <w:r>
+              <w:rPr>
+                <w:rFonts w:ascii="Aptos" w:hAnsi="Aptos"/>
+                <w:sz w:val="22"/>
+                <w:szCs w:val="22"/>
+                <w:lang w:val="en-US"/>
+              </w:rPr>
+              <w:t xml:space="preserve">up and </w:t>
+            </w:r>
+            <w:r>
+              <w:rPr>
+                <w:rFonts w:ascii="Aptos" w:hAnsi="Aptos"/>
+                <w:sz w:val="22"/>
+                <w:szCs w:val="22"/>
+                <w:lang w:val="en-US"/>
+              </w:rPr>
+              <w:t>redirec</w:t>
+            </w:r>
+            <w:r>
+              <w:rPr>
+                <w:rFonts w:ascii="Aptos" w:hAnsi="Aptos"/>
+                <w:sz w:val="22"/>
+                <w:szCs w:val="22"/>
+                <w:lang w:val="en-US"/>
+              </w:rPr>
+              <w:t>t the a</w:t>
+            </w:r>
+            <w:r>
+              <w:rPr>
+                <w:rFonts w:ascii="Aptos" w:hAnsi="Aptos"/>
+                <w:sz w:val="22"/>
+                <w:szCs w:val="22"/>
+                <w:lang w:val="en-US"/>
+              </w:rPr>
+              <w:t>ctivate</w:t>
+            </w:r>
+            <w:r>
+              <w:rPr>
+                <w:rFonts w:ascii="Aptos" w:hAnsi="Aptos"/>
+                <w:sz w:val="22"/>
+                <w:szCs w:val="22"/>
+                <w:lang w:val="en-US"/>
+              </w:rPr>
+              <w:t xml:space="preserve">d patient </w:t>
+            </w:r>
+            <w:r>
+              <w:rPr>
+                <w:rFonts w:ascii="Aptos" w:hAnsi="Aptos"/>
+                <w:sz w:val="22"/>
+                <w:szCs w:val="22"/>
+                <w:lang w:val="en-US"/>
+              </w:rPr>
+              <w:t xml:space="preserve">to the login </w:t>
+            </w:r>
+            <w:r>
+              <w:rPr>
+                <w:rFonts w:ascii="Aptos" w:hAnsi="Aptos"/>
+                <w:sz w:val="22"/>
+                <w:szCs w:val="22"/>
+                <w:lang w:val="en-US"/>
+              </w:rPr>
+              <w:t>page</w:t>
+            </w:r>
+          </w:p>
+          <w:p>
+            <w:pPr>
+              <w:rPr>
+                <w:rFonts w:ascii="Aptos" w:hAnsi="Aptos"/>
+                <w:sz w:val="22"/>
+                <w:szCs w:val="22"/>
+                <w:lang w:val="en-US"/>
+              </w:rPr>
+            </w:pPr>
+            <w:r>
+              <w:rPr>
+                <w:rFonts w:ascii="Aptos" w:hAnsi="Aptos"/>
+                <w:sz w:val="22"/>
+                <w:szCs w:val="22"/>
+                <w:lang w:val="en-US"/>
+              </w:rPr>
+              <w:t>☑ Present the pre-registration and account-activation interfaces with clear required-field, consent, guardian, password-strength, and success or error feedback</w:t>
+            </w:r>
+          </w:p>
+        </w:tc>
+        <w:tc>
+          <w:tcPr>
+            <w:tcW w:w="2698" w:type="dxa"/>
+          </w:tcPr>
+          <w:p>
+            <w:pPr>
+              <w:jc w:val="center"/>
+              <w:rPr>
+                <w:rFonts w:ascii="Aptos" w:hAnsi="Aptos"/>
+                <w:sz w:val="22"/>
+                <w:szCs w:val="22"/>
+                <w:lang w:val="en-US"/>
+              </w:rPr>
+            </w:pPr>
+          </w:p>
+          <w:p>
+            <w:pPr>
+              <w:jc w:val="center"/>
+              <w:rPr>
+                <w:rFonts w:ascii="Aptos" w:hAnsi="Aptos"/>
+                <w:sz w:val="22"/>
+                <w:szCs w:val="22"/>
+                <w:lang w:val="en-US"/>
+              </w:rPr>
+            </w:pPr>
+            <w:r>
+              <w:rPr>
+                <w:rFonts w:ascii="Aptos" w:hAnsi="Aptos"/>
+                <w:sz w:val="22"/>
+                <w:szCs w:val="22"/>
+                <w:lang w:val="en-US"/>
+              </w:rPr>
+              <w:t>100%</w:t>
+            </w:r>
+          </w:p>
+        </w:tc>
+        <w:tc>
+          <w:tcPr>
+            <w:tcW w:w="2698" w:type="dxa"/>
+          </w:tcPr>
+          <w:p>
+            <w:pPr>
+              <w:jc w:val="center"/>
+              <w:rPr>
+                <w:rFonts w:ascii="Aptos" w:hAnsi="Aptos"/>
+                <w:sz w:val="22"/>
+                <w:szCs w:val="22"/>
+                <w:lang w:val="en-US"/>
+              </w:rPr>
+            </w:pPr>
+          </w:p>
+        </w:tc>
+      </w:tr>
+      <w:tr>
+        <w:tc>
+          <w:tcPr>
+            <w:tcW w:w="2697" w:type="dxa"/>
+          </w:tcPr>
+          <w:p>
+            <w:pPr>
+              <w:rPr>
+                <w:rFonts w:ascii="Aptos" w:hAnsi="Aptos"/>
+                <w:sz w:val="22"/>
+                <w:szCs w:val="22"/>
+                <w:lang w:val="en-US"/>
+              </w:rPr>
+            </w:pPr>
+            <w:r>
+              <w:rPr>
+                <w:rFonts w:ascii="Aptos" w:hAnsi="Aptos"/>
+                <w:sz w:val="22"/>
+                <w:szCs w:val="22"/>
+                <w:lang w:val="en-US"/>
+              </w:rPr>
+              <w:t>Login Module</w:t>
+            </w:r>
+          </w:p>
+        </w:tc>
+        <w:tc>
+          <w:tcPr>
+            <w:tcW w:w="2697" w:type="dxa"/>
+          </w:tcPr>
+          <w:p>
+            <w:pPr>
+              <w:rPr>
+                <w:rFonts w:ascii="Aptos" w:hAnsi="Aptos"/>
+                <w:sz w:val="22"/>
+                <w:szCs w:val="22"/>
+                <w:lang w:val="en-US"/>
+              </w:rPr>
+            </w:pPr>
+            <w:r>
+              <w:rPr>
+                <w:rFonts w:ascii="Aptos" w:hAnsi="Aptos"/>
+                <w:sz w:val="22"/>
+                <w:szCs w:val="22"/>
+                <w:lang w:val="en-US"/>
+              </w:rPr>
+              <w:t>Controls secure access to the web application. It validates credentials and supports forgot password email validation, OTP verification, and password reset</w:t>
+            </w:r>
+          </w:p>
+          <w:p>
+            <w:pPr>
+              <w:rPr>
+                <w:rFonts w:ascii="Aptos" w:hAnsi="Aptos"/>
+                <w:sz w:val="22"/>
+                <w:szCs w:val="22"/>
+                <w:lang w:val="en-US"/>
+              </w:rPr>
+            </w:pPr>
+          </w:p>
+          <w:p>
+            <w:pPr>
+              <w:rPr>
+                <w:rFonts w:ascii="Aptos" w:hAnsi="Aptos"/>
+                <w:sz w:val="22"/>
+                <w:szCs w:val="22"/>
+                <w:lang w:val="en-US"/>
+              </w:rPr>
+            </w:pPr>
+            <w:r>
+              <w:rPr>
+                <w:rFonts w:ascii="Aptos" w:hAnsi="Aptos"/>
+                <w:sz w:val="22"/>
+                <w:szCs w:val="22"/>
+                <w:lang w:val="en-US"/>
+              </w:rPr>
+              <w:t>Tasks:</w:t>
+            </w:r>
+          </w:p>
+          <w:p>
+            <w:pPr>
+              <w:rPr>
+                <w:rFonts w:ascii="Aptos" w:hAnsi="Aptos"/>
+                <w:sz w:val="22"/>
+                <w:szCs w:val="22"/>
+                <w:lang w:val="en-US"/>
+              </w:rPr>
+            </w:pPr>
+            <w:r>
+              <w:rPr>
+                <w:rFonts w:ascii="Aptos" w:hAnsi="Aptos"/>
+                <w:sz w:val="22"/>
+                <w:szCs w:val="22"/>
+                <w:lang w:val="en-US"/>
+              </w:rPr>
+              <w:t>☑</w:t>
+            </w:r>
+            <w:r>
+              <w:rPr>
+                <w:rFonts w:ascii="Aptos" w:hAnsi="Aptos"/>
+                <w:sz w:val="22"/>
+                <w:szCs w:val="22"/>
+                <w:lang w:val="en-US"/>
+              </w:rPr>
+              <w:t xml:space="preserve"> </w:t>
+            </w:r>
+            <w:r>
+              <w:rPr>
+                <w:rFonts w:ascii="Aptos" w:hAnsi="Aptos"/>
+                <w:sz w:val="22"/>
+                <w:szCs w:val="22"/>
+                <w:lang w:val="en-US"/>
+              </w:rPr>
+              <w:t>Validate the user’s email address and password before granting access to the dashboard</w:t>
+            </w:r>
+          </w:p>
+          <w:p>
+            <w:pPr>
+              <w:rPr>
+                <w:rFonts w:ascii="Aptos" w:hAnsi="Aptos"/>
+                <w:sz w:val="22"/>
+                <w:szCs w:val="22"/>
+                <w:lang w:val="en-US"/>
+              </w:rPr>
+            </w:pPr>
+            <w:r>
+              <w:rPr>
+                <w:rFonts w:ascii="Aptos" w:hAnsi="Aptos"/>
+                <w:sz w:val="22"/>
+                <w:szCs w:val="22"/>
+                <w:lang w:val="en-US"/>
+              </w:rPr>
+              <w:t>☑</w:t>
+            </w:r>
+            <w:r>
+              <w:rPr>
+                <w:rFonts w:ascii="Aptos" w:hAnsi="Aptos"/>
+                <w:sz w:val="22"/>
+                <w:szCs w:val="22"/>
+                <w:lang w:val="en-US"/>
+              </w:rPr>
+              <w:t xml:space="preserve"> </w:t>
+            </w:r>
+            <w:r>
+              <w:rPr>
+                <w:rFonts w:ascii="Aptos" w:hAnsi="Aptos"/>
+                <w:sz w:val="22"/>
+                <w:szCs w:val="22"/>
+                <w:lang w:val="en-US"/>
+              </w:rPr>
+              <w:t>Validate the registered email address submitted through Forgot Password</w:t>
             </w:r>
           </w:p>
           <w:p>
@@ -1579,97 +2425,7 @@
                 <w:szCs w:val="22"/>
                 <w:lang w:val="en-US"/>
               </w:rPr>
-              <w:t>V</w:t>
-            </w:r>
-            <w:r>
-              <w:rPr>
-                <w:rFonts w:ascii="Aptos" w:hAnsi="Aptos"/>
-                <w:sz w:val="22"/>
-                <w:szCs w:val="22"/>
-                <w:lang w:val="en-US"/>
-              </w:rPr>
-              <w:t>alidate al</w:t>
-            </w:r>
-            <w:r>
-              <w:rPr>
-                <w:rFonts w:ascii="Aptos" w:hAnsi="Aptos"/>
-                <w:sz w:val="22"/>
-                <w:szCs w:val="22"/>
-                <w:lang w:val="en-US"/>
-              </w:rPr>
-              <w:t>l requir</w:t>
-            </w:r>
-            <w:r>
-              <w:rPr>
-                <w:rFonts w:ascii="Aptos" w:hAnsi="Aptos"/>
-                <w:sz w:val="22"/>
-                <w:szCs w:val="22"/>
-                <w:lang w:val="en-US"/>
-              </w:rPr>
-              <w:t>ed patien</w:t>
-            </w:r>
-            <w:r>
-              <w:rPr>
-                <w:rFonts w:ascii="Aptos" w:hAnsi="Aptos"/>
-                <w:sz w:val="22"/>
-                <w:szCs w:val="22"/>
-                <w:lang w:val="en-US"/>
-              </w:rPr>
-              <w:t>t pre-regist</w:t>
-            </w:r>
-            <w:r>
-              <w:rPr>
-                <w:rFonts w:ascii="Aptos" w:hAnsi="Aptos"/>
-                <w:sz w:val="22"/>
-                <w:szCs w:val="22"/>
-                <w:lang w:val="en-US"/>
-              </w:rPr>
-              <w:t>ra</w:t>
-            </w:r>
-            <w:r>
-              <w:rPr>
-                <w:rFonts w:ascii="Aptos" w:hAnsi="Aptos"/>
-                <w:sz w:val="22"/>
-                <w:szCs w:val="22"/>
-                <w:lang w:val="en-US"/>
-              </w:rPr>
-              <w:t>t</w:t>
-            </w:r>
-            <w:r>
-              <w:rPr>
-                <w:rFonts w:ascii="Aptos" w:hAnsi="Aptos"/>
-                <w:sz w:val="22"/>
-                <w:szCs w:val="22"/>
-                <w:lang w:val="en-US"/>
-              </w:rPr>
-              <w:t xml:space="preserve">ion </w:t>
-            </w:r>
-            <w:r>
-              <w:rPr>
-                <w:rFonts w:ascii="Aptos" w:hAnsi="Aptos"/>
-                <w:sz w:val="22"/>
-                <w:szCs w:val="22"/>
-                <w:lang w:val="en-US"/>
-              </w:rPr>
-              <w:t>informa</w:t>
-            </w:r>
-            <w:r>
-              <w:rPr>
-                <w:rFonts w:ascii="Aptos" w:hAnsi="Aptos"/>
-                <w:sz w:val="22"/>
-                <w:szCs w:val="22"/>
-                <w:lang w:val="en-US"/>
-              </w:rPr>
-              <w:t>ti</w:t>
-            </w:r>
-            <w:r>
-              <w:rPr>
-                <w:rFonts w:ascii="Aptos" w:hAnsi="Aptos"/>
-                <w:sz w:val="22"/>
-                <w:szCs w:val="22"/>
-                <w:lang w:val="en-US"/>
-              </w:rPr>
-              <w:t>on</w:t>
+              <w:t>Verify the OTP before displaying the reset password form</w:t>
             </w:r>
           </w:p>
           <w:p>
@@ -1706,714 +2462,26 @@
                 <w:szCs w:val="22"/>
                 <w:lang w:val="en-US"/>
               </w:rPr>
-              <w:t>Val</w:t>
-            </w:r>
-            <w:r>
-              <w:rPr>
-                <w:rFonts w:ascii="Aptos" w:hAnsi="Aptos"/>
-                <w:sz w:val="22"/>
-                <w:szCs w:val="22"/>
-                <w:lang w:val="en-US"/>
-              </w:rPr>
-              <w:t xml:space="preserve">idate </w:t>
-            </w:r>
-            <w:r>
-              <w:rPr>
-                <w:rFonts w:ascii="Aptos" w:hAnsi="Aptos"/>
-                <w:sz w:val="22"/>
-                <w:szCs w:val="22"/>
-                <w:lang w:val="en-US"/>
-              </w:rPr>
-              <w:t>contact</w:t>
-            </w:r>
-            <w:r>
-              <w:rPr>
-                <w:rFonts w:ascii="Aptos" w:hAnsi="Aptos"/>
-                <w:sz w:val="22"/>
-                <w:szCs w:val="22"/>
-                <w:lang w:val="en-US"/>
-              </w:rPr>
-              <w:t xml:space="preserve"> num</w:t>
-            </w:r>
-            <w:r>
-              <w:rPr>
-                <w:rFonts w:ascii="Aptos" w:hAnsi="Aptos"/>
-                <w:sz w:val="22"/>
-                <w:szCs w:val="22"/>
-                <w:lang w:val="en-US"/>
-              </w:rPr>
-              <w:t>ber for</w:t>
-            </w:r>
-            <w:r>
-              <w:rPr>
-                <w:rFonts w:ascii="Aptos" w:hAnsi="Aptos"/>
-                <w:sz w:val="22"/>
-                <w:szCs w:val="22"/>
-                <w:lang w:val="en-US"/>
-              </w:rPr>
-              <w:t>mats</w:t>
-            </w:r>
-          </w:p>
-          <w:p>
-            <w:pPr>
-              <w:rPr>
-                <w:rFonts w:ascii="Aptos" w:hAnsi="Aptos"/>
-                <w:sz w:val="22"/>
-                <w:szCs w:val="22"/>
-                <w:lang w:val="en-US"/>
-              </w:rPr>
-            </w:pPr>
-            <w:r>
-              <w:rPr>
-                <w:rFonts w:ascii="Aptos" w:hAnsi="Aptos"/>
-                <w:sz w:val="22"/>
-                <w:szCs w:val="22"/>
-                <w:lang w:val="en-US"/>
-              </w:rPr>
-              <w:t>☑</w:t>
-            </w:r>
-            <w:r>
-              <w:rPr>
-                <w:rFonts w:ascii="Aptos" w:hAnsi="Aptos"/>
-                <w:sz w:val="22"/>
-                <w:szCs w:val="22"/>
-                <w:lang w:val="en-US"/>
-              </w:rPr>
-              <w:t xml:space="preserve"> </w:t>
-            </w:r>
-            <w:r>
-              <w:rPr>
-                <w:rFonts w:ascii="Aptos" w:hAnsi="Aptos"/>
-                <w:sz w:val="22"/>
-                <w:szCs w:val="22"/>
-                <w:lang w:val="en-US"/>
-              </w:rPr>
-              <w:t>Val</w:t>
-            </w:r>
-            <w:r>
-              <w:rPr>
-                <w:rFonts w:ascii="Aptos" w:hAnsi="Aptos"/>
-                <w:sz w:val="22"/>
-                <w:szCs w:val="22"/>
-                <w:lang w:val="en-US"/>
-              </w:rPr>
-              <w:t>idate</w:t>
-            </w:r>
-            <w:r>
-              <w:rPr>
-                <w:rFonts w:ascii="Aptos" w:hAnsi="Aptos"/>
-                <w:sz w:val="22"/>
-                <w:szCs w:val="22"/>
-                <w:lang w:val="en-US"/>
-              </w:rPr>
-              <w:t xml:space="preserve"> </w:t>
-            </w:r>
-            <w:r>
-              <w:rPr>
-                <w:rFonts w:ascii="Aptos" w:hAnsi="Aptos"/>
-                <w:sz w:val="22"/>
-                <w:szCs w:val="22"/>
-                <w:lang w:val="en-US"/>
-              </w:rPr>
-              <w:t>con</w:t>
-            </w:r>
-            <w:r>
-              <w:rPr>
-                <w:rFonts w:ascii="Aptos" w:hAnsi="Aptos"/>
-                <w:sz w:val="22"/>
-                <w:szCs w:val="22"/>
-                <w:lang w:val="en-US"/>
-              </w:rPr>
-              <w:t>sent</w:t>
-            </w:r>
-            <w:r>
-              <w:rPr>
-                <w:rFonts w:ascii="Aptos" w:hAnsi="Aptos"/>
-                <w:sz w:val="22"/>
-                <w:szCs w:val="22"/>
-                <w:lang w:val="en-US"/>
-              </w:rPr>
-              <w:t>s</w:t>
-            </w:r>
-          </w:p>
-          <w:p>
-            <w:pPr>
-              <w:rPr>
-                <w:rFonts w:ascii="Aptos" w:hAnsi="Aptos"/>
-                <w:sz w:val="22"/>
-                <w:szCs w:val="22"/>
-                <w:lang w:val="en-US"/>
-              </w:rPr>
-            </w:pPr>
-            <w:r>
-              <w:rPr>
-                <w:rFonts w:ascii="Aptos" w:hAnsi="Aptos"/>
-                <w:sz w:val="22"/>
-                <w:szCs w:val="22"/>
-                <w:lang w:val="en-US"/>
-              </w:rPr>
-              <w:t>☑</w:t>
-            </w:r>
-            <w:r>
-              <w:rPr>
-                <w:rFonts w:ascii="Aptos" w:hAnsi="Aptos"/>
-                <w:sz w:val="22"/>
-                <w:szCs w:val="22"/>
-                <w:lang w:val="en-US"/>
-              </w:rPr>
-              <w:t xml:space="preserve"> </w:t>
-            </w:r>
-            <w:r>
-              <w:rPr>
-                <w:rFonts w:ascii="Aptos" w:hAnsi="Aptos"/>
-                <w:sz w:val="22"/>
-                <w:szCs w:val="22"/>
-                <w:lang w:val="en-US"/>
-              </w:rPr>
-              <w:t>Req</w:t>
-            </w:r>
-            <w:r>
-              <w:rPr>
-                <w:rFonts w:ascii="Aptos" w:hAnsi="Aptos"/>
-                <w:sz w:val="22"/>
-                <w:szCs w:val="22"/>
-                <w:lang w:val="en-US"/>
-              </w:rPr>
-              <w:t xml:space="preserve">uire </w:t>
-            </w:r>
-            <w:r>
-              <w:rPr>
-                <w:rFonts w:ascii="Aptos" w:hAnsi="Aptos"/>
-                <w:sz w:val="22"/>
-                <w:szCs w:val="22"/>
-                <w:lang w:val="en-US"/>
-              </w:rPr>
-              <w:t>guardian inf</w:t>
-            </w:r>
-            <w:r>
-              <w:rPr>
-                <w:rFonts w:ascii="Aptos" w:hAnsi="Aptos"/>
-                <w:sz w:val="22"/>
-                <w:szCs w:val="22"/>
-                <w:lang w:val="en-US"/>
-              </w:rPr>
-              <w:t>ormation w</w:t>
-            </w:r>
-            <w:r>
-              <w:rPr>
-                <w:rFonts w:ascii="Aptos" w:hAnsi="Aptos"/>
-                <w:sz w:val="22"/>
-                <w:szCs w:val="22"/>
-                <w:lang w:val="en-US"/>
-              </w:rPr>
-              <w:t>hen the pa</w:t>
-            </w:r>
-            <w:r>
-              <w:rPr>
-                <w:rFonts w:ascii="Aptos" w:hAnsi="Aptos"/>
-                <w:sz w:val="22"/>
-                <w:szCs w:val="22"/>
-                <w:lang w:val="en-US"/>
-              </w:rPr>
-              <w:t>tient is a mi</w:t>
-            </w:r>
-            <w:r>
-              <w:rPr>
-                <w:rFonts w:ascii="Aptos" w:hAnsi="Aptos"/>
-                <w:sz w:val="22"/>
-                <w:szCs w:val="22"/>
-                <w:lang w:val="en-US"/>
-              </w:rPr>
-              <w:t>nor</w:t>
-            </w:r>
-          </w:p>
-          <w:p>
-            <w:pPr>
-              <w:rPr>
-                <w:rFonts w:ascii="Aptos" w:hAnsi="Aptos"/>
-                <w:sz w:val="22"/>
-                <w:szCs w:val="22"/>
-                <w:lang w:val="en-US"/>
-              </w:rPr>
-            </w:pPr>
-            <w:r>
-              <w:rPr>
-                <w:rFonts w:ascii="Aptos" w:hAnsi="Aptos"/>
-                <w:sz w:val="22"/>
-                <w:szCs w:val="22"/>
-                <w:lang w:val="en-US"/>
-              </w:rPr>
-              <w:t>☑</w:t>
-            </w:r>
-            <w:r>
-              <w:rPr>
-                <w:rFonts w:ascii="Aptos" w:hAnsi="Aptos"/>
-                <w:sz w:val="22"/>
-                <w:szCs w:val="22"/>
-                <w:lang w:val="en-US"/>
-              </w:rPr>
-              <w:t xml:space="preserve"> </w:t>
-            </w:r>
-            <w:r>
-              <w:rPr>
-                <w:rFonts w:ascii="Aptos" w:hAnsi="Aptos"/>
-                <w:sz w:val="22"/>
-                <w:szCs w:val="22"/>
-                <w:lang w:val="en-US"/>
-              </w:rPr>
-              <w:t>Send th</w:t>
-            </w:r>
-            <w:r>
-              <w:rPr>
-                <w:rFonts w:ascii="Aptos" w:hAnsi="Aptos"/>
-                <w:sz w:val="22"/>
-                <w:szCs w:val="22"/>
-                <w:lang w:val="en-US"/>
-              </w:rPr>
-              <w:t>e account ac</w:t>
-            </w:r>
-            <w:r>
-              <w:rPr>
-                <w:rFonts w:ascii="Aptos" w:hAnsi="Aptos"/>
-                <w:sz w:val="22"/>
-                <w:szCs w:val="22"/>
-                <w:lang w:val="en-US"/>
-              </w:rPr>
-              <w:t>ti</w:t>
-            </w:r>
-            <w:r>
-              <w:rPr>
-                <w:rFonts w:ascii="Aptos" w:hAnsi="Aptos"/>
-                <w:sz w:val="22"/>
-                <w:szCs w:val="22"/>
-                <w:lang w:val="en-US"/>
-              </w:rPr>
-              <w:t>vation link t</w:t>
-            </w:r>
-            <w:r>
-              <w:rPr>
-                <w:rFonts w:ascii="Aptos" w:hAnsi="Aptos"/>
-                <w:sz w:val="22"/>
-                <w:szCs w:val="22"/>
-                <w:lang w:val="en-US"/>
-              </w:rPr>
-              <w:t>o the</w:t>
-            </w:r>
-            <w:r>
-              <w:rPr>
-                <w:rFonts w:ascii="Aptos" w:hAnsi="Aptos"/>
-                <w:sz w:val="22"/>
-                <w:szCs w:val="22"/>
-                <w:lang w:val="en-US"/>
-              </w:rPr>
-              <w:t xml:space="preserve"> regi</w:t>
-            </w:r>
-            <w:r>
-              <w:rPr>
-                <w:rFonts w:ascii="Aptos" w:hAnsi="Aptos"/>
-                <w:sz w:val="22"/>
-                <w:szCs w:val="22"/>
-                <w:lang w:val="en-US"/>
-              </w:rPr>
-              <w:t xml:space="preserve">stered </w:t>
-            </w:r>
-            <w:r>
-              <w:rPr>
-                <w:rFonts w:ascii="Aptos" w:hAnsi="Aptos"/>
-                <w:sz w:val="22"/>
-                <w:szCs w:val="22"/>
-                <w:lang w:val="en-US"/>
-              </w:rPr>
-              <w:t>email a</w:t>
-            </w:r>
-            <w:r>
-              <w:rPr>
-                <w:rFonts w:ascii="Aptos" w:hAnsi="Aptos"/>
-                <w:sz w:val="22"/>
-                <w:szCs w:val="22"/>
-                <w:lang w:val="en-US"/>
-              </w:rPr>
-              <w:t>dd</w:t>
-            </w:r>
-            <w:r>
-              <w:rPr>
-                <w:rFonts w:ascii="Aptos" w:hAnsi="Aptos"/>
-                <w:sz w:val="22"/>
-                <w:szCs w:val="22"/>
-                <w:lang w:val="en-US"/>
-              </w:rPr>
-              <w:t xml:space="preserve">ress </w:t>
-            </w:r>
-            <w:r>
-              <w:rPr>
-                <w:rFonts w:ascii="Aptos" w:hAnsi="Aptos"/>
-                <w:sz w:val="22"/>
-                <w:szCs w:val="22"/>
-                <w:lang w:val="en-US"/>
-              </w:rPr>
-              <w:t>af</w:t>
-            </w:r>
-            <w:r>
-              <w:rPr>
-                <w:rFonts w:ascii="Aptos" w:hAnsi="Aptos"/>
-                <w:sz w:val="22"/>
-                <w:szCs w:val="22"/>
-                <w:lang w:val="en-US"/>
-              </w:rPr>
-              <w:t>ter suc</w:t>
-            </w:r>
-            <w:r>
-              <w:rPr>
-                <w:rFonts w:ascii="Aptos" w:hAnsi="Aptos"/>
-                <w:sz w:val="22"/>
-                <w:szCs w:val="22"/>
-                <w:lang w:val="en-US"/>
-              </w:rPr>
-              <w:t>cessfu</w:t>
-            </w:r>
-            <w:r>
-              <w:rPr>
-                <w:rFonts w:ascii="Aptos" w:hAnsi="Aptos"/>
-                <w:sz w:val="22"/>
-                <w:szCs w:val="22"/>
-                <w:lang w:val="en-US"/>
-              </w:rPr>
-              <w:t>l pre-</w:t>
-            </w:r>
-            <w:r>
-              <w:rPr>
-                <w:rFonts w:ascii="Aptos" w:hAnsi="Aptos"/>
-                <w:sz w:val="22"/>
-                <w:szCs w:val="22"/>
-                <w:lang w:val="en-US"/>
-              </w:rPr>
-              <w:t>regis</w:t>
-            </w:r>
-            <w:r>
-              <w:rPr>
-                <w:rFonts w:ascii="Aptos" w:hAnsi="Aptos"/>
-                <w:sz w:val="22"/>
-                <w:szCs w:val="22"/>
-                <w:lang w:val="en-US"/>
-              </w:rPr>
-              <w:t>tratio</w:t>
-            </w:r>
-            <w:r>
-              <w:rPr>
-                <w:rFonts w:ascii="Aptos" w:hAnsi="Aptos"/>
-                <w:sz w:val="22"/>
-                <w:szCs w:val="22"/>
-                <w:lang w:val="en-US"/>
-              </w:rPr>
-              <w:t>n</w:t>
-            </w:r>
-          </w:p>
-          <w:p>
-            <w:pPr>
-              <w:rPr>
-                <w:rFonts w:ascii="Aptos" w:hAnsi="Aptos"/>
-                <w:sz w:val="22"/>
-                <w:szCs w:val="22"/>
-                <w:lang w:val="en-US"/>
-              </w:rPr>
-            </w:pPr>
-            <w:r>
-              <w:rPr>
-                <w:rFonts w:ascii="Aptos" w:hAnsi="Aptos"/>
-                <w:sz w:val="22"/>
-                <w:szCs w:val="22"/>
-                <w:lang w:val="en-US"/>
-              </w:rPr>
-              <w:t>☑</w:t>
-            </w:r>
-            <w:r>
-              <w:rPr>
-                <w:rFonts w:ascii="Aptos" w:hAnsi="Aptos"/>
-                <w:sz w:val="22"/>
-                <w:szCs w:val="22"/>
-                <w:lang w:val="en-US"/>
-              </w:rPr>
-              <w:t xml:space="preserve"> </w:t>
-            </w:r>
-            <w:r>
-              <w:rPr>
-                <w:rFonts w:ascii="Aptos" w:hAnsi="Aptos"/>
-                <w:sz w:val="22"/>
-                <w:szCs w:val="22"/>
-                <w:lang w:val="en-US"/>
-              </w:rPr>
-              <w:t>Val</w:t>
-            </w:r>
-            <w:r>
-              <w:rPr>
-                <w:rFonts w:ascii="Aptos" w:hAnsi="Aptos"/>
-                <w:sz w:val="22"/>
-                <w:szCs w:val="22"/>
-                <w:lang w:val="en-US"/>
-              </w:rPr>
-              <w:t>idate th</w:t>
-            </w:r>
-            <w:r>
-              <w:rPr>
-                <w:rFonts w:ascii="Aptos" w:hAnsi="Aptos"/>
-                <w:sz w:val="22"/>
-                <w:szCs w:val="22"/>
-                <w:lang w:val="en-US"/>
-              </w:rPr>
-              <w:t>e new p</w:t>
-            </w:r>
-            <w:r>
-              <w:rPr>
-                <w:rFonts w:ascii="Aptos" w:hAnsi="Aptos"/>
-                <w:sz w:val="22"/>
-                <w:szCs w:val="22"/>
-                <w:lang w:val="en-US"/>
-              </w:rPr>
-              <w:t>assw</w:t>
-            </w:r>
-            <w:r>
-              <w:rPr>
-                <w:rFonts w:ascii="Aptos" w:hAnsi="Aptos"/>
-                <w:sz w:val="22"/>
-                <w:szCs w:val="22"/>
-                <w:lang w:val="en-US"/>
-              </w:rPr>
-              <w:t>ord</w:t>
-            </w:r>
-            <w:r>
-              <w:rPr>
-                <w:rFonts w:ascii="Aptos" w:hAnsi="Aptos"/>
-                <w:sz w:val="22"/>
-                <w:szCs w:val="22"/>
-                <w:lang w:val="en-US"/>
-              </w:rPr>
-              <w:t xml:space="preserve"> during acc</w:t>
-            </w:r>
-            <w:r>
-              <w:rPr>
-                <w:rFonts w:ascii="Aptos" w:hAnsi="Aptos"/>
-                <w:sz w:val="22"/>
-                <w:szCs w:val="22"/>
-                <w:lang w:val="en-US"/>
-              </w:rPr>
-              <w:t>ount set</w:t>
-            </w:r>
-            <w:r>
-              <w:rPr>
-                <w:rFonts w:ascii="Aptos" w:hAnsi="Aptos"/>
-                <w:sz w:val="22"/>
-                <w:szCs w:val="22"/>
-                <w:lang w:val="en-US"/>
-              </w:rPr>
-              <w:t xml:space="preserve">up and </w:t>
-            </w:r>
-            <w:r>
-              <w:rPr>
-                <w:rFonts w:ascii="Aptos" w:hAnsi="Aptos"/>
-                <w:sz w:val="22"/>
-                <w:szCs w:val="22"/>
-                <w:lang w:val="en-US"/>
-              </w:rPr>
-              <w:t>redirec</w:t>
-            </w:r>
-            <w:r>
-              <w:rPr>
-                <w:rFonts w:ascii="Aptos" w:hAnsi="Aptos"/>
-                <w:sz w:val="22"/>
-                <w:szCs w:val="22"/>
-                <w:lang w:val="en-US"/>
-              </w:rPr>
-              <w:t>t the a</w:t>
-            </w:r>
-            <w:r>
-              <w:rPr>
-                <w:rFonts w:ascii="Aptos" w:hAnsi="Aptos"/>
-                <w:sz w:val="22"/>
-                <w:szCs w:val="22"/>
-                <w:lang w:val="en-US"/>
-              </w:rPr>
-              <w:t>ctivate</w:t>
-            </w:r>
-            <w:r>
-              <w:rPr>
-                <w:rFonts w:ascii="Aptos" w:hAnsi="Aptos"/>
-                <w:sz w:val="22"/>
-                <w:szCs w:val="22"/>
-                <w:lang w:val="en-US"/>
-              </w:rPr>
-              <w:t xml:space="preserve">d patient </w:t>
-            </w:r>
-            <w:r>
-              <w:rPr>
-                <w:rFonts w:ascii="Aptos" w:hAnsi="Aptos"/>
-                <w:sz w:val="22"/>
-                <w:szCs w:val="22"/>
-                <w:lang w:val="en-US"/>
-              </w:rPr>
-              <w:t xml:space="preserve">to the login </w:t>
-            </w:r>
-            <w:r>
-              <w:rPr>
-                <w:rFonts w:ascii="Aptos" w:hAnsi="Aptos"/>
-                <w:sz w:val="22"/>
-                <w:szCs w:val="22"/>
-                <w:lang w:val="en-US"/>
-              </w:rPr>
-              <w:t>page</w:t>
-            </w:r>
-          </w:p>
-          <w:p>
-            <w:pPr>
-              <w:rPr>
-                <w:rFonts w:ascii="Aptos" w:hAnsi="Aptos"/>
-                <w:sz w:val="22"/>
-                <w:szCs w:val="22"/>
-                <w:lang w:val="en-US"/>
-              </w:rPr>
-            </w:pPr>
-            <w:r>
-              <w:rPr>
-                <w:rFonts w:ascii="Aptos" w:hAnsi="Aptos"/>
-                <w:sz w:val="22"/>
-                <w:szCs w:val="22"/>
-                <w:lang w:val="en-US"/>
-              </w:rPr>
-              <w:t>☑ Present the pre-registration and account-activation interfaces with clear required-field, consent, guardian, password-strength, and success or error feedback</w:t>
-            </w:r>
-            <w:r>
-              <w:rPr>
-                <w:rFonts w:ascii="Aptos" w:hAnsi="Aptos"/>
-                <w:sz w:val="22"/>
-                <w:szCs w:val="22"/>
-                <w:lang w:val="en-US"/>
-              </w:rPr>
-              <w:t xml:space="preserve"/>
-            </w:r>
-            <w:r>
-              <w:rPr>
-                <w:rFonts w:ascii="Aptos" w:hAnsi="Aptos"/>
-                <w:sz w:val="22"/>
-                <w:szCs w:val="22"/>
-                <w:lang w:val="en-US"/>
-              </w:rPr>
-              <w:t/>
-            </w:r>
-            <w:r>
-              <w:rPr>
-                <w:rFonts w:ascii="Aptos" w:hAnsi="Aptos"/>
-                <w:sz w:val="22"/>
-                <w:szCs w:val="22"/>
-                <w:lang w:val="en-US"/>
-              </w:rPr>
-              <w:t/>
-            </w:r>
-            <w:r>
-              <w:rPr>
-                <w:rFonts w:ascii="Aptos" w:hAnsi="Aptos"/>
-                <w:sz w:val="22"/>
-                <w:szCs w:val="22"/>
-                <w:lang w:val="en-US"/>
-              </w:rPr>
-              <w:t/>
-            </w:r>
-            <w:r>
-              <w:rPr>
-                <w:rFonts w:ascii="Aptos" w:hAnsi="Aptos"/>
-                <w:sz w:val="22"/>
-                <w:szCs w:val="22"/>
-                <w:lang w:val="en-US"/>
-              </w:rPr>
-              <w:t/>
-            </w:r>
-            <w:r>
-              <w:rPr>
-                <w:rFonts w:ascii="Aptos" w:hAnsi="Aptos"/>
-                <w:sz w:val="22"/>
-                <w:szCs w:val="22"/>
-                <w:lang w:val="en-US"/>
-              </w:rPr>
-              <w:t/>
-            </w:r>
-            <w:r>
-              <w:rPr>
-                <w:rFonts w:ascii="Aptos" w:hAnsi="Aptos"/>
-                <w:sz w:val="22"/>
-                <w:szCs w:val="22"/>
-                <w:lang w:val="en-US"/>
-              </w:rPr>
-              <w:t xml:space="preserve"/>
-            </w:r>
-            <w:r>
-              <w:rPr>
-                <w:rFonts w:ascii="Aptos" w:hAnsi="Aptos"/>
-                <w:sz w:val="22"/>
-                <w:szCs w:val="22"/>
-                <w:lang w:val="en-US"/>
-              </w:rPr>
-              <w:t/>
-            </w:r>
-            <w:r>
-              <w:rPr>
-                <w:rFonts w:ascii="Aptos" w:hAnsi="Aptos"/>
-                <w:sz w:val="22"/>
-                <w:szCs w:val="22"/>
-                <w:lang w:val="en-US"/>
-              </w:rPr>
-              <w:t xml:space="preserve"/>
-            </w:r>
-            <w:r>
-              <w:rPr>
-                <w:rFonts w:ascii="Aptos" w:hAnsi="Aptos"/>
-                <w:sz w:val="22"/>
-                <w:szCs w:val="22"/>
-                <w:lang w:val="en-US"/>
-              </w:rPr>
-              <w:t/>
-            </w:r>
-            <w:r>
-              <w:rPr>
-                <w:rFonts w:ascii="Aptos" w:hAnsi="Aptos"/>
-                <w:sz w:val="22"/>
-                <w:szCs w:val="22"/>
-                <w:lang w:val="en-US"/>
-              </w:rPr>
-              <w:t/>
-            </w:r>
-            <w:r>
-              <w:rPr>
-                <w:rFonts w:ascii="Aptos" w:hAnsi="Aptos"/>
-                <w:sz w:val="22"/>
-                <w:szCs w:val="22"/>
-                <w:lang w:val="en-US"/>
-              </w:rPr>
-              <w:t/>
-            </w:r>
-            <w:r>
-              <w:rPr>
-                <w:rFonts w:ascii="Aptos" w:hAnsi="Aptos"/>
-                <w:sz w:val="22"/>
-                <w:szCs w:val="22"/>
-                <w:lang w:val="en-US"/>
-              </w:rPr>
-              <w:t xml:space="preserve"/>
-            </w:r>
-            <w:r>
-              <w:rPr>
-                <w:rFonts w:ascii="Aptos" w:hAnsi="Aptos"/>
-                <w:sz w:val="22"/>
-                <w:szCs w:val="22"/>
-                <w:lang w:val="en-US"/>
-              </w:rPr>
-              <w:t xml:space="preserve"/>
-            </w:r>
-            <w:r>
-              <w:rPr>
-                <w:rFonts w:ascii="Aptos" w:hAnsi="Aptos"/>
-                <w:sz w:val="22"/>
-                <w:szCs w:val="22"/>
-                <w:lang w:val="en-US"/>
-              </w:rPr>
-              <w:t/>
+              <w:t>validate and save the new password, then return the user to the login page</w:t>
+            </w:r>
+          </w:p>
+          <w:p>
+            <w:pPr>
+              <w:rPr>
+                <w:rFonts w:ascii="Aptos" w:hAnsi="Aptos"/>
+                <w:sz w:val="22"/>
+                <w:szCs w:val="22"/>
+                <w:lang w:val="en-US"/>
+              </w:rPr>
+            </w:pPr>
+            <w:r>
+              <w:rPr>
+                <w:rFonts w:ascii="Aptos" w:hAnsi="Aptos"/>
+                <w:sz w:val="22"/>
+                <w:szCs w:val="22"/>
+                <w:lang w:val="en-US"/>
+              </w:rPr>
+              <w:t>☑ Provide the login, Forgot Password, OTP, and new-password interfaces with show or hide password controls, inline errors, loading states, and navigation links</w:t>
             </w:r>
           </w:p>
         </w:tc>
@@ -2491,7 +2559,7 @@
                 <w:szCs w:val="22"/>
                 <w:lang w:val="en-US"/>
               </w:rPr>
-              <w:t>Login Module</w:t>
+              <w:t>Account Settings Module</w:t>
             </w:r>
           </w:p>
         </w:tc>
@@ -2515,7 +2583,7 @@
                 <w:szCs w:val="22"/>
                 <w:lang w:val="en-US"/>
               </w:rPr>
-              <w:t>Controls secure access to the web application. It validates credentials and supports forgot password email validation, OTP verification, and password reset</w:t>
+              <w:t>Lets authenticates users maintain their account information and preferences. It covers profile editing, email changes, password changes, and notification settings</w:t>
             </w:r>
           </w:p>
           <w:p>
@@ -2581,7 +2649,7 @@
                 <w:szCs w:val="22"/>
                 <w:lang w:val="en-US"/>
               </w:rPr>
-              <w:t>Validate the user’s email address and password before granting access to the dashboard</w:t>
+              <w:t>Validate and update the user’s profile information</w:t>
             </w:r>
           </w:p>
           <w:p>
@@ -2618,7 +2686,7 @@
                 <w:szCs w:val="22"/>
                 <w:lang w:val="en-US"/>
               </w:rPr>
-              <w:t>Validate the registered email address submitted through Forgot Password</w:t>
+              <w:t>Validate the email address and password before changing the account email</w:t>
             </w:r>
           </w:p>
           <w:p>
@@ -2655,7 +2723,7 @@
                 <w:szCs w:val="22"/>
                 <w:lang w:val="en-US"/>
               </w:rPr>
-              <w:t>Verify the OTP before displaying the reset password form</w:t>
+              <w:t>validate the current password, new password, and confirmation password before saving a password change</w:t>
             </w:r>
           </w:p>
           <w:p>
@@ -2692,44 +2760,36 @@
                 <w:szCs w:val="22"/>
                 <w:lang w:val="en-US"/>
               </w:rPr>
-              <w:t>validate and save the new password, then return the user to the login page</w:t>
-            </w:r>
-          </w:p>
-          <w:p>
-            <w:pPr>
-              <w:rPr>
-                <w:rFonts w:ascii="Aptos" w:hAnsi="Aptos"/>
-                <w:sz w:val="22"/>
-                <w:szCs w:val="22"/>
-                <w:lang w:val="en-US"/>
-              </w:rPr>
-            </w:pPr>
-            <w:r>
-              <w:rPr>
-                <w:rFonts w:ascii="Aptos" w:hAnsi="Aptos"/>
-                <w:sz w:val="22"/>
-                <w:szCs w:val="22"/>
-                <w:lang w:val="en-US"/>
-              </w:rPr>
-              <w:t>☑ Provide the login, Forgot Password, OTP, and new-password interfaces with show or hide password controls, inline errors, loading states, and navigation links</w:t>
-            </w:r>
-            <w:r>
-              <w:rPr>
-                <w:rFonts w:ascii="Aptos" w:hAnsi="Aptos"/>
-                <w:sz w:val="22"/>
-                <w:szCs w:val="22"/>
-                <w:lang w:val="en-US"/>
-              </w:rPr>
-              <w:t xml:space="preserve"/>
-            </w:r>
-            <w:r>
-              <w:rPr>
-                <w:rFonts w:ascii="Aptos" w:hAnsi="Aptos"/>
-                <w:sz w:val="22"/>
-                <w:szCs w:val="22"/>
-                <w:lang w:val="en-US"/>
-              </w:rPr>
-              <w:t/>
+              <w:t>Enable or disable notification preferences and verify that the saved settings remain applied when the page is reopened</w:t>
+            </w:r>
+          </w:p>
+          <w:p>
+            <w:pPr>
+              <w:rPr>
+                <w:rFonts w:ascii="Aptos" w:hAnsi="Aptos"/>
+                <w:sz w:val="22"/>
+                <w:szCs w:val="22"/>
+                <w:lang w:val="en-US"/>
+              </w:rPr>
+            </w:pPr>
+            <w:r>
+              <w:rPr>
+                <w:rFonts w:ascii="Aptos" w:hAnsi="Aptos"/>
+                <w:sz w:val="22"/>
+                <w:szCs w:val="22"/>
+                <w:lang w:val="en-US"/>
+              </w:rPr>
+              <w:t xml:space="preserve">☑ Provide profile, email, password, and notification-settings forms with editable fields, preference controls, </w:t>
+            </w:r>
+            <w:r>
+              <w:rPr>
+                <w:rFonts w:ascii="Aptos" w:hAnsi="Aptos"/>
+                <w:sz w:val="22"/>
+                <w:szCs w:val="22"/>
+                <w:lang w:val="en-US"/>
+              </w:rPr>
+              <w:lastRenderedPageBreak/>
+              <w:t>confirmation dialogs, and save-result feedback</w:t>
             </w:r>
           </w:p>
         </w:tc>
@@ -2807,7 +2867,7 @@
                 <w:szCs w:val="22"/>
                 <w:lang w:val="en-US"/>
               </w:rPr>
-              <w:t>Account Settings Module</w:t>
+              <w:t>Staffs Management Module</w:t>
             </w:r>
           </w:p>
         </w:tc>
@@ -2824,17 +2884,72 @@
                 <w:lang w:val="en-US"/>
               </w:rPr>
             </w:pPr>
-            <w:proofErr w:type="gramStart"/>
-            <w:r>
-              <w:rPr>
-                <w:rFonts w:ascii="Aptos" w:hAnsi="Aptos"/>
-                <w:sz w:val="22"/>
-                <w:szCs w:val="22"/>
-                <w:lang w:val="en-US"/>
-              </w:rPr>
-              <w:t>Lets</w:t>
-            </w:r>
-            <w:proofErr w:type="gramEnd"/>
+            <w:r>
+              <w:rPr>
+                <w:rFonts w:ascii="Aptos" w:hAnsi="Aptos"/>
+                <w:sz w:val="22"/>
+                <w:szCs w:val="22"/>
+                <w:lang w:val="en-US"/>
+              </w:rPr>
+              <w:t>Supports staff record administration. Authorized users can search and filter staff, add or edit staff information, and manage account activation, deactivation</w:t>
+            </w:r>
+            <w:r>
+              <w:rPr>
+                <w:rFonts w:ascii="Aptos" w:hAnsi="Aptos"/>
+                <w:sz w:val="22"/>
+                <w:szCs w:val="22"/>
+                <w:lang w:val="en-US"/>
+              </w:rPr>
+              <w:t>, archiving, restoration, and access reissuance</w:t>
+            </w:r>
+          </w:p>
+          <w:p>
+            <w:pPr>
+              <w:rPr>
+                <w:rFonts w:ascii="Aptos" w:hAnsi="Aptos"/>
+                <w:sz w:val="22"/>
+                <w:szCs w:val="22"/>
+                <w:lang w:val="en-US"/>
+              </w:rPr>
+            </w:pPr>
+          </w:p>
+          <w:p>
+            <w:pPr>
+              <w:rPr>
+                <w:rFonts w:ascii="Aptos" w:hAnsi="Aptos"/>
+                <w:sz w:val="22"/>
+                <w:szCs w:val="22"/>
+                <w:lang w:val="en-US"/>
+              </w:rPr>
+            </w:pPr>
+            <w:r>
+              <w:rPr>
+                <w:rFonts w:ascii="Aptos" w:hAnsi="Aptos"/>
+                <w:sz w:val="22"/>
+                <w:szCs w:val="22"/>
+                <w:lang w:val="en-US"/>
+              </w:rPr>
+              <w:t>Tasks:</w:t>
+            </w:r>
+          </w:p>
+          <w:p>
+            <w:pPr>
+              <w:rPr>
+                <w:rFonts w:ascii="Aptos" w:hAnsi="Aptos"/>
+                <w:sz w:val="22"/>
+                <w:szCs w:val="22"/>
+                <w:lang w:val="en-US"/>
+              </w:rPr>
+            </w:pPr>
+            <w:r>
+              <w:rPr>
+                <w:rFonts w:ascii="Aptos" w:hAnsi="Aptos"/>
+                <w:sz w:val="22"/>
+                <w:szCs w:val="22"/>
+                <w:lang w:val="en-US"/>
+              </w:rPr>
+              <w:t>☑</w:t>
+            </w:r>
             <w:r>
               <w:rPr>
                 <w:rFonts w:ascii="Aptos" w:hAnsi="Aptos"/>
@@ -2844,64 +2959,14 @@
               </w:rPr>
               <w:t xml:space="preserve"> </w:t>
             </w:r>
-            <w:proofErr w:type="gramStart"/>
-            <w:r>
-              <w:rPr>
-                <w:rFonts w:ascii="Aptos" w:hAnsi="Aptos"/>
-                <w:sz w:val="22"/>
-                <w:szCs w:val="22"/>
-                <w:lang w:val="en-US"/>
-              </w:rPr>
-              <w:t>authenticates</w:t>
-            </w:r>
-            <w:proofErr w:type="gramEnd"/>
-            <w:r>
-              <w:rPr>
-                <w:rFonts w:ascii="Aptos" w:hAnsi="Aptos"/>
-                <w:sz w:val="22"/>
-                <w:szCs w:val="22"/>
-                <w:lang w:val="en-US"/>
-              </w:rPr>
-              <w:t xml:space="preserve"> users maintain their account information and preferences. It covers profile editing, email changes, password </w:t>
-            </w:r>
-            <w:r>
-              <w:rPr>
-                <w:rFonts w:ascii="Aptos" w:hAnsi="Aptos"/>
-                <w:sz w:val="22"/>
-                <w:szCs w:val="22"/>
-                <w:lang w:val="en-US"/>
-              </w:rPr>
-              <w:lastRenderedPageBreak/>
-              <w:t>changes, and notification settings</w:t>
-            </w:r>
-          </w:p>
-          <w:p>
-            <w:pPr>
-              <w:rPr>
-                <w:rFonts w:ascii="Aptos" w:hAnsi="Aptos"/>
-                <w:sz w:val="22"/>
-                <w:szCs w:val="22"/>
-                <w:lang w:val="en-US"/>
-              </w:rPr>
-            </w:pPr>
-          </w:p>
-          <w:p>
-            <w:pPr>
-              <w:rPr>
-                <w:rFonts w:ascii="Aptos" w:hAnsi="Aptos"/>
-                <w:sz w:val="22"/>
-                <w:szCs w:val="22"/>
-                <w:lang w:val="en-US"/>
-              </w:rPr>
-            </w:pPr>
-            <w:r>
-              <w:rPr>
-                <w:rFonts w:ascii="Aptos" w:hAnsi="Aptos"/>
-                <w:sz w:val="22"/>
-                <w:szCs w:val="22"/>
-                <w:lang w:val="en-US"/>
-              </w:rPr>
-              <w:t>Tasks:</w:t>
+            <w:r>
+              <w:rPr>
+                <w:rFonts w:ascii="Aptos" w:hAnsi="Aptos"/>
+                <w:sz w:val="22"/>
+                <w:szCs w:val="22"/>
+                <w:lang w:val="en-US"/>
+              </w:rPr>
+              <w:t>Search and filter staff records and display all entries that match the selected criteria</w:t>
             </w:r>
           </w:p>
           <w:p>
@@ -2938,7 +3003,7 @@
                 <w:szCs w:val="22"/>
                 <w:lang w:val="en-US"/>
               </w:rPr>
-              <w:t>Validate and update the user’s profile information</w:t>
+              <w:t>Validate staff information before adding a new staff account</w:t>
             </w:r>
           </w:p>
           <w:p>
@@ -2975,7 +3040,7 @@
                 <w:szCs w:val="22"/>
                 <w:lang w:val="en-US"/>
               </w:rPr>
-              <w:t>Validate the email address and password before changing the account email</w:t>
+              <w:t>Validate and save changes to an existing staff record</w:t>
             </w:r>
           </w:p>
           <w:p>
@@ -3012,81 +3077,53 @@
                 <w:szCs w:val="22"/>
                 <w:lang w:val="en-US"/>
               </w:rPr>
-              <w:t>validate the current password, new password, and confirmation password before saving a password change</w:t>
-            </w:r>
-          </w:p>
-          <w:p>
-            <w:pPr>
-              <w:rPr>
-                <w:rFonts w:ascii="Aptos" w:hAnsi="Aptos"/>
-                <w:sz w:val="22"/>
-                <w:szCs w:val="22"/>
-                <w:lang w:val="en-US"/>
-              </w:rPr>
-            </w:pPr>
-            <w:r>
-              <w:rPr>
-                <w:rFonts w:ascii="Aptos" w:hAnsi="Aptos"/>
-                <w:sz w:val="22"/>
-                <w:szCs w:val="22"/>
-                <w:lang w:val="en-US"/>
-              </w:rPr>
-              <w:t>☑</w:t>
-            </w:r>
-            <w:r>
-              <w:rPr>
-                <w:rFonts w:ascii="Aptos" w:hAnsi="Aptos"/>
-                <w:sz w:val="22"/>
-                <w:szCs w:val="22"/>
-                <w:lang w:val="en-US"/>
-              </w:rPr>
-              <w:t xml:space="preserve"> </w:t>
-            </w:r>
-            <w:r>
-              <w:rPr>
-                <w:rFonts w:ascii="Aptos" w:hAnsi="Aptos"/>
-                <w:sz w:val="22"/>
-                <w:szCs w:val="22"/>
-                <w:lang w:val="en-US"/>
-              </w:rPr>
-              <w:t>Enable or disable notification preferences and verify that the saved settings remain applied when the page is reopened</w:t>
-            </w:r>
-          </w:p>
-          <w:p>
-            <w:pPr>
-              <w:rPr>
-                <w:rFonts w:ascii="Aptos" w:hAnsi="Aptos"/>
-                <w:sz w:val="22"/>
-                <w:szCs w:val="22"/>
-                <w:lang w:val="en-US"/>
-              </w:rPr>
-            </w:pPr>
-            <w:r>
-              <w:rPr>
-                <w:rFonts w:ascii="Aptos" w:hAnsi="Aptos"/>
-                <w:sz w:val="22"/>
-                <w:szCs w:val="22"/>
-                <w:lang w:val="en-US"/>
-              </w:rPr>
-              <w:t>☑ Provide profile, email, password, and notification-settings forms with editable fields, preference controls, confirmation dialogs, and save-result feedback</w:t>
-            </w:r>
-            <w:r>
-              <w:rPr>
-                <w:rFonts w:ascii="Aptos" w:hAnsi="Aptos"/>
-                <w:sz w:val="22"/>
-                <w:szCs w:val="22"/>
-                <w:lang w:val="en-US"/>
-              </w:rPr>
-              <w:t xml:space="preserve"/>
-            </w:r>
-            <w:r>
-              <w:rPr>
-                <w:rFonts w:ascii="Aptos" w:hAnsi="Aptos"/>
-                <w:sz w:val="22"/>
-                <w:szCs w:val="22"/>
-                <w:lang w:val="en-US"/>
-              </w:rPr>
-              <w:t/>
+              <w:t xml:space="preserve">Activate, </w:t>
+            </w:r>
+            <w:r>
+              <w:rPr>
+                <w:rFonts w:ascii="Aptos" w:hAnsi="Aptos"/>
+                <w:sz w:val="22"/>
+                <w:szCs w:val="22"/>
+                <w:lang w:val="en-US"/>
+              </w:rPr>
+              <w:t>deactivate, archive, restore</w:t>
+            </w:r>
+            <w:r>
+              <w:rPr>
+                <w:rFonts w:ascii="Aptos" w:hAnsi="Aptos"/>
+                <w:sz w:val="22"/>
+                <w:szCs w:val="22"/>
+                <w:lang w:val="en-US"/>
+              </w:rPr>
+              <w:t xml:space="preserve">, or send an access email </w:t>
+            </w:r>
+            <w:r>
+              <w:rPr>
+                <w:rFonts w:ascii="Aptos" w:hAnsi="Aptos"/>
+                <w:sz w:val="22"/>
+                <w:szCs w:val="22"/>
+                <w:lang w:val="en-US"/>
+              </w:rPr>
+              <w:t>for a staff account and update its status</w:t>
+            </w:r>
+          </w:p>
+          <w:p>
+            <w:pPr>
+              <w:rPr>
+                <w:rFonts w:ascii="Aptos" w:hAnsi="Aptos"/>
+                <w:sz w:val="22"/>
+                <w:szCs w:val="22"/>
+                <w:lang w:val="en-US"/>
+              </w:rPr>
+            </w:pPr>
+            <w:r>
+              <w:rPr>
+                <w:rFonts w:ascii="Aptos" w:hAnsi="Aptos"/>
+                <w:sz w:val="22"/>
+                <w:szCs w:val="22"/>
+                <w:lang w:val="en-US"/>
+              </w:rPr>
+              <w:t>☑ Provide role tabs, searchable and filterable staff tables, status badges, pagination, add or edit forms, record views, and lifecycle confirmation dialogs</w:t>
             </w:r>
           </w:p>
         </w:tc>
@@ -3164,7 +3201,7 @@
                 <w:szCs w:val="22"/>
                 <w:lang w:val="en-US"/>
               </w:rPr>
-              <w:t>Staffs Management Module</w:t>
+              <w:t>Patients Management Module</w:t>
             </w:r>
           </w:p>
         </w:tc>
@@ -3188,16 +3225,16 @@
                 <w:szCs w:val="22"/>
                 <w:lang w:val="en-US"/>
               </w:rPr>
-              <w:t>Supports staff record administration. Authorized users can search and filter staff, add or edit staff information, and manage account activation, deactivation</w:t>
-            </w:r>
-            <w:r>
-              <w:rPr>
-                <w:rFonts w:ascii="Aptos" w:hAnsi="Aptos"/>
-                <w:sz w:val="22"/>
-                <w:szCs w:val="22"/>
-                <w:lang w:val="en-US"/>
-              </w:rPr>
-              <w:t>, archiving, restoration, and access reissuance</w:t>
+              <w:t>Support patient record administration. Authorized users can search and filter patients, add or edit patient information</w:t>
+            </w:r>
+            <w:r>
+              <w:rPr>
+                <w:rFonts w:ascii="Aptos" w:hAnsi="Aptos"/>
+                <w:sz w:val="22"/>
+                <w:szCs w:val="22"/>
+                <w:lang w:val="en-US"/>
+              </w:rPr>
+              <w:t>, manage the patient account lifecycle, and transfer a patient to another branch</w:t>
             </w:r>
           </w:p>
           <w:p>
@@ -3263,7 +3300,17 @@
                 <w:szCs w:val="22"/>
                 <w:lang w:val="en-US"/>
               </w:rPr>
-              <w:t>Search and filter staff records and display all entries that match the selected criteria</w:t>
+              <w:t xml:space="preserve">Search and filter patient records and </w:t>
+            </w:r>
+            <w:r>
+              <w:rPr>
+                <w:rFonts w:ascii="Aptos" w:hAnsi="Aptos"/>
+                <w:sz w:val="22"/>
+                <w:szCs w:val="22"/>
+                <w:lang w:val="en-US"/>
+              </w:rPr>
+              <w:lastRenderedPageBreak/>
+              <w:t>display all entries that match the selected criteria</w:t>
             </w:r>
           </w:p>
           <w:p>
@@ -3300,7 +3347,7 @@
                 <w:szCs w:val="22"/>
                 <w:lang w:val="en-US"/>
               </w:rPr>
-              <w:t>Validate staff information before adding a new staff account</w:t>
+              <w:t>Validate patient information before adding a new patient record</w:t>
             </w:r>
           </w:p>
           <w:p>
@@ -3337,7 +3384,7 @@
                 <w:szCs w:val="22"/>
                 <w:lang w:val="en-US"/>
               </w:rPr>
-              <w:t>Validate and save changes to an existing staff record</w:t>
+              <w:t>Validate and save changes to an existing patient record</w:t>
             </w:r>
           </w:p>
           <w:p>
@@ -3374,98 +3421,72 @@
                 <w:szCs w:val="22"/>
                 <w:lang w:val="en-US"/>
               </w:rPr>
-              <w:t xml:space="preserve">Activate, </w:t>
-            </w:r>
-            <w:r>
-              <w:rPr>
-                <w:rFonts w:ascii="Aptos" w:hAnsi="Aptos"/>
-                <w:sz w:val="22"/>
-                <w:szCs w:val="22"/>
-                <w:lang w:val="en-US"/>
-              </w:rPr>
-              <w:t>deactivate, archive, restore</w:t>
-            </w:r>
-            <w:r>
-              <w:rPr>
-                <w:rFonts w:ascii="Aptos" w:hAnsi="Aptos"/>
-                <w:sz w:val="22"/>
-                <w:szCs w:val="22"/>
-                <w:lang w:val="en-US"/>
-              </w:rPr>
-              <w:t xml:space="preserve">, or send an access email </w:t>
-            </w:r>
-            <w:r>
-              <w:rPr>
-                <w:rFonts w:ascii="Aptos" w:hAnsi="Aptos"/>
-                <w:sz w:val="22"/>
-                <w:szCs w:val="22"/>
-                <w:lang w:val="en-US"/>
-              </w:rPr>
-              <w:t>for a staff account and update its status</w:t>
-            </w:r>
-          </w:p>
-          <w:p>
-            <w:pPr>
-              <w:rPr>
-                <w:rFonts w:ascii="Aptos" w:hAnsi="Aptos"/>
-                <w:sz w:val="22"/>
-                <w:szCs w:val="22"/>
-                <w:lang w:val="en-US"/>
-              </w:rPr>
-            </w:pPr>
-            <w:r>
-              <w:rPr>
-                <w:rFonts w:ascii="Aptos" w:hAnsi="Aptos"/>
-                <w:sz w:val="22"/>
-                <w:szCs w:val="22"/>
-                <w:lang w:val="en-US"/>
-              </w:rPr>
-              <w:t>☑ Provide role tabs, searchable and filterable staff tables, status badges, pagination, add or edit forms, record views, and lifecycle confirmation dialogs</w:t>
-            </w:r>
-            <w:r>
-              <w:rPr>
-                <w:rFonts w:ascii="Aptos" w:hAnsi="Aptos"/>
-                <w:sz w:val="22"/>
-                <w:szCs w:val="22"/>
-                <w:lang w:val="en-US"/>
-              </w:rPr>
-              <w:t xml:space="preserve"/>
-            </w:r>
-            <w:r>
-              <w:rPr>
-                <w:rFonts w:ascii="Aptos" w:hAnsi="Aptos"/>
-                <w:sz w:val="22"/>
-                <w:szCs w:val="22"/>
-                <w:lang w:val="en-US"/>
-              </w:rPr>
-              <w:t xml:space="preserve"/>
-            </w:r>
-            <w:r>
-              <w:rPr>
-                <w:rFonts w:ascii="Aptos" w:hAnsi="Aptos"/>
-                <w:sz w:val="22"/>
-                <w:szCs w:val="22"/>
-                <w:lang w:val="en-US"/>
-              </w:rPr>
-              <w:t/>
-            </w:r>
-            <w:r>
-              <w:rPr>
-                <w:rFonts w:ascii="Aptos" w:hAnsi="Aptos"/>
-                <w:sz w:val="22"/>
-                <w:szCs w:val="22"/>
-                <w:lang w:val="en-US"/>
-              </w:rPr>
-              <w:t xml:space="preserve"/>
-            </w:r>
-            <w:r>
-              <w:rPr>
-                <w:rFonts w:ascii="Aptos" w:hAnsi="Aptos"/>
-                <w:sz w:val="22"/>
-                <w:szCs w:val="22"/>
-                <w:lang w:val="en-US"/>
-              </w:rPr>
-              <w:t/>
+              <w:t>Activate, deactivate</w:t>
+            </w:r>
+            <w:r>
+              <w:rPr>
+                <w:rFonts w:ascii="Aptos" w:hAnsi="Aptos"/>
+                <w:sz w:val="22"/>
+                <w:szCs w:val="22"/>
+                <w:lang w:val="en-US"/>
+              </w:rPr>
+              <w:t>, archive, restore, or send an access email for a patient account and update its status</w:t>
+            </w:r>
+          </w:p>
+          <w:p>
+            <w:pPr>
+              <w:rPr>
+                <w:rFonts w:ascii="Aptos" w:hAnsi="Aptos"/>
+                <w:sz w:val="22"/>
+                <w:szCs w:val="22"/>
+                <w:lang w:val="en-US"/>
+              </w:rPr>
+            </w:pPr>
+            <w:r>
+              <w:rPr>
+                <w:rFonts w:ascii="Aptos" w:hAnsi="Aptos"/>
+                <w:sz w:val="22"/>
+                <w:szCs w:val="22"/>
+                <w:lang w:val="en-US"/>
+              </w:rPr>
+              <w:t>☑</w:t>
+            </w:r>
+            <w:r>
+              <w:rPr>
+                <w:rFonts w:ascii="Aptos" w:hAnsi="Aptos"/>
+                <w:sz w:val="22"/>
+                <w:szCs w:val="22"/>
+                <w:lang w:val="en-US"/>
+              </w:rPr>
+              <w:t xml:space="preserve"> </w:t>
+            </w:r>
+            <w:r>
+              <w:rPr>
+                <w:rFonts w:ascii="Aptos" w:hAnsi="Aptos"/>
+                <w:sz w:val="22"/>
+                <w:szCs w:val="22"/>
+                <w:lang w:val="en-US"/>
+              </w:rPr>
+              <w:t>Transfer a patient to another clinic branch and update the patient’s branch assignment</w:t>
+            </w:r>
+          </w:p>
+          <w:p>
+            <w:pPr>
+              <w:rPr>
+                <w:rFonts w:ascii="Aptos" w:hAnsi="Aptos"/>
+                <w:sz w:val="22"/>
+                <w:szCs w:val="22"/>
+                <w:lang w:val="en-US"/>
+              </w:rPr>
+            </w:pPr>
+            <w:r>
+              <w:rPr>
+                <w:rFonts w:ascii="Aptos" w:hAnsi="Aptos"/>
+                <w:sz w:val="22"/>
+                <w:szCs w:val="22"/>
+                <w:lang w:val="en-US"/>
+              </w:rPr>
+              <w:t>☑ Provide a searchable and filterable patient table, status badges, pagination, add or edit forms, record views, branch-transfer controls, and lifecycle confirmation dialogs</w:t>
             </w:r>
           </w:p>
         </w:tc>
@@ -3543,301 +3564,237 @@
                 <w:szCs w:val="22"/>
                 <w:lang w:val="en-US"/>
               </w:rPr>
+              <w:t>Branch Management Module</w:t>
+            </w:r>
+          </w:p>
+        </w:tc>
+        <w:tc>
+          <w:tcPr>
+            <w:tcW w:w="2697" w:type="dxa"/>
+          </w:tcPr>
+          <w:p>
+            <w:pPr>
+              <w:rPr>
+                <w:rFonts w:ascii="Aptos" w:hAnsi="Aptos"/>
+                <w:sz w:val="22"/>
+                <w:szCs w:val="22"/>
+                <w:lang w:val="en-US"/>
+              </w:rPr>
+            </w:pPr>
+            <w:r>
+              <w:rPr>
+                <w:rFonts w:ascii="Aptos" w:hAnsi="Aptos"/>
+                <w:sz w:val="22"/>
+                <w:szCs w:val="22"/>
+                <w:lang w:val="en-US"/>
+              </w:rPr>
+              <w:t>Maintains clinic branch information and operating status. It allows authorized users to add or edit branches, activate or deactivate them, and review branch analytics.</w:t>
+            </w:r>
+          </w:p>
+          <w:p>
+            <w:pPr>
+              <w:rPr>
+                <w:rFonts w:ascii="Aptos" w:hAnsi="Aptos"/>
+                <w:sz w:val="22"/>
+                <w:szCs w:val="22"/>
+                <w:lang w:val="en-US"/>
+              </w:rPr>
+            </w:pPr>
+          </w:p>
+          <w:p>
+            <w:pPr>
+              <w:rPr>
+                <w:rFonts w:ascii="Aptos" w:hAnsi="Aptos"/>
+                <w:sz w:val="22"/>
+                <w:szCs w:val="22"/>
+                <w:lang w:val="en-US"/>
+              </w:rPr>
+            </w:pPr>
+            <w:r>
+              <w:rPr>
+                <w:rFonts w:ascii="Aptos" w:hAnsi="Aptos"/>
+                <w:sz w:val="22"/>
+                <w:szCs w:val="22"/>
+                <w:lang w:val="en-US"/>
+              </w:rPr>
+              <w:t>Tasks:</w:t>
+            </w:r>
+          </w:p>
+          <w:p>
+            <w:pPr>
+              <w:rPr>
+                <w:rFonts w:ascii="Aptos" w:hAnsi="Aptos"/>
+                <w:sz w:val="22"/>
+                <w:szCs w:val="22"/>
+                <w:lang w:val="en-US"/>
+              </w:rPr>
+            </w:pPr>
+            <w:r>
+              <w:rPr>
+                <w:rFonts w:ascii="Aptos" w:hAnsi="Aptos"/>
+                <w:sz w:val="22"/>
+                <w:szCs w:val="22"/>
+                <w:lang w:val="en-US"/>
+              </w:rPr>
+              <w:t>☑</w:t>
+            </w:r>
+            <w:r>
+              <w:rPr>
+                <w:rFonts w:ascii="Aptos" w:hAnsi="Aptos"/>
+                <w:sz w:val="22"/>
+                <w:szCs w:val="22"/>
+                <w:lang w:val="en-US"/>
+              </w:rPr>
+              <w:t xml:space="preserve"> </w:t>
+            </w:r>
+            <w:r>
+              <w:rPr>
+                <w:rFonts w:ascii="Aptos" w:hAnsi="Aptos"/>
+                <w:sz w:val="22"/>
+                <w:szCs w:val="22"/>
+                <w:lang w:val="en-US"/>
+              </w:rPr>
+              <w:t>Validate branch information before adding a new clinic branch</w:t>
+            </w:r>
+          </w:p>
+          <w:p>
+            <w:pPr>
+              <w:rPr>
+                <w:rFonts w:ascii="Aptos" w:hAnsi="Aptos"/>
+                <w:sz w:val="22"/>
+                <w:szCs w:val="22"/>
+                <w:lang w:val="en-US"/>
+              </w:rPr>
+            </w:pPr>
+            <w:r>
+              <w:rPr>
+                <w:rFonts w:ascii="Aptos" w:hAnsi="Aptos"/>
+                <w:sz w:val="22"/>
+                <w:szCs w:val="22"/>
+                <w:lang w:val="en-US"/>
+              </w:rPr>
+              <w:t>☑</w:t>
+            </w:r>
+            <w:r>
+              <w:rPr>
+                <w:rFonts w:ascii="Aptos" w:hAnsi="Aptos"/>
+                <w:sz w:val="22"/>
+                <w:szCs w:val="22"/>
+                <w:lang w:val="en-US"/>
+              </w:rPr>
+              <w:t xml:space="preserve"> </w:t>
+            </w:r>
+            <w:r>
+              <w:rPr>
+                <w:rFonts w:ascii="Aptos" w:hAnsi="Aptos"/>
+                <w:sz w:val="22"/>
+                <w:szCs w:val="22"/>
+                <w:lang w:val="en-US"/>
+              </w:rPr>
+              <w:t>Validate and save changes to an existing branch record</w:t>
+            </w:r>
+          </w:p>
+          <w:p>
+            <w:pPr>
+              <w:rPr>
+                <w:rFonts w:ascii="Aptos" w:hAnsi="Aptos"/>
+                <w:sz w:val="22"/>
+                <w:szCs w:val="22"/>
+                <w:lang w:val="en-US"/>
+              </w:rPr>
+            </w:pPr>
+            <w:r>
+              <w:rPr>
+                <w:rFonts w:ascii="Aptos" w:hAnsi="Aptos"/>
+                <w:sz w:val="22"/>
+                <w:szCs w:val="22"/>
+                <w:lang w:val="en-US"/>
+              </w:rPr>
+              <w:t>☑</w:t>
+            </w:r>
+            <w:r>
+              <w:rPr>
+                <w:rFonts w:ascii="Aptos" w:hAnsi="Aptos"/>
+                <w:sz w:val="22"/>
+                <w:szCs w:val="22"/>
+                <w:lang w:val="en-US"/>
+              </w:rPr>
+              <w:t xml:space="preserve"> </w:t>
+            </w:r>
+            <w:r>
+              <w:rPr>
+                <w:rFonts w:ascii="Aptos" w:hAnsi="Aptos"/>
+                <w:sz w:val="22"/>
+                <w:szCs w:val="22"/>
+                <w:lang w:val="en-US"/>
+              </w:rPr>
+              <w:t>Activate or deactivate a branch and update its operating status</w:t>
+            </w:r>
+          </w:p>
+          <w:p>
+            <w:pPr>
+              <w:rPr>
+                <w:rFonts w:ascii="Aptos" w:hAnsi="Aptos"/>
+                <w:sz w:val="22"/>
+                <w:szCs w:val="22"/>
+                <w:lang w:val="en-US"/>
+              </w:rPr>
+            </w:pPr>
+            <w:r>
+              <w:rPr>
+                <w:rFonts w:ascii="Aptos" w:hAnsi="Aptos"/>
+                <w:sz w:val="22"/>
+                <w:szCs w:val="22"/>
+                <w:lang w:val="en-US"/>
+              </w:rPr>
+              <w:t>☑</w:t>
+            </w:r>
+            <w:r>
+              <w:rPr>
+                <w:rFonts w:ascii="Aptos" w:hAnsi="Aptos"/>
+                <w:sz w:val="22"/>
+                <w:szCs w:val="22"/>
+                <w:lang w:val="en-US"/>
+              </w:rPr>
+              <w:t xml:space="preserve"> </w:t>
+            </w:r>
+            <w:r>
+              <w:rPr>
+                <w:rFonts w:ascii="Aptos" w:hAnsi="Aptos"/>
+                <w:sz w:val="22"/>
+                <w:szCs w:val="22"/>
+                <w:lang w:val="en-US"/>
+              </w:rPr>
+              <w:t>Display the available branch analytics</w:t>
+            </w:r>
+          </w:p>
+          <w:p>
+            <w:pPr>
+              <w:rPr>
+                <w:rFonts w:ascii="Aptos" w:hAnsi="Aptos"/>
+                <w:sz w:val="22"/>
+                <w:szCs w:val="22"/>
+                <w:lang w:val="en-US"/>
+              </w:rPr>
+            </w:pPr>
+            <w:r>
+              <w:rPr>
+                <w:rFonts w:ascii="Aptos" w:hAnsi="Aptos"/>
+                <w:sz w:val="22"/>
+                <w:szCs w:val="22"/>
+                <w:lang w:val="en-US"/>
+              </w:rPr>
+              <w:t xml:space="preserve">☑ Provide branch records with operating-status </w:t>
+            </w:r>
+            <w:r>
+              <w:rPr>
+                <w:rFonts w:ascii="Aptos" w:hAnsi="Aptos"/>
+                <w:sz w:val="22"/>
+                <w:szCs w:val="22"/>
+                <w:lang w:val="en-US"/>
+              </w:rPr>
               <w:lastRenderedPageBreak/>
-              <w:t>Patients Management Module</w:t>
-            </w:r>
-          </w:p>
-        </w:tc>
-        <w:tc>
-          <w:tcPr>
-            <w:tcW w:w="2697" w:type="dxa"/>
-          </w:tcPr>
-          <w:p>
-            <w:pPr>
-              <w:rPr>
-                <w:rFonts w:ascii="Aptos" w:hAnsi="Aptos"/>
-                <w:sz w:val="22"/>
-                <w:szCs w:val="22"/>
-                <w:lang w:val="en-US"/>
-              </w:rPr>
-            </w:pPr>
-            <w:r>
-              <w:rPr>
-                <w:rFonts w:ascii="Aptos" w:hAnsi="Aptos"/>
-                <w:sz w:val="22"/>
-                <w:szCs w:val="22"/>
-                <w:lang w:val="en-US"/>
-              </w:rPr>
-              <w:t>Support patient record administration. Authorized users can search and filter patients, add or edit patient information</w:t>
-            </w:r>
-            <w:r>
-              <w:rPr>
-                <w:rFonts w:ascii="Aptos" w:hAnsi="Aptos"/>
-                <w:sz w:val="22"/>
-                <w:szCs w:val="22"/>
-                <w:lang w:val="en-US"/>
-              </w:rPr>
-              <w:t>, manage the patient account lifecycle, and transfer a patient to another branch</w:t>
-            </w:r>
-          </w:p>
-          <w:p>
-            <w:pPr>
-              <w:rPr>
-                <w:rFonts w:ascii="Aptos" w:hAnsi="Aptos"/>
-                <w:sz w:val="22"/>
-                <w:szCs w:val="22"/>
-                <w:lang w:val="en-US"/>
-              </w:rPr>
-            </w:pPr>
-          </w:p>
-          <w:p>
-            <w:pPr>
-              <w:rPr>
-                <w:rFonts w:ascii="Aptos" w:hAnsi="Aptos"/>
-                <w:sz w:val="22"/>
-                <w:szCs w:val="22"/>
-                <w:lang w:val="en-US"/>
-              </w:rPr>
-            </w:pPr>
-            <w:r>
-              <w:rPr>
-                <w:rFonts w:ascii="Aptos" w:hAnsi="Aptos"/>
-                <w:sz w:val="22"/>
-                <w:szCs w:val="22"/>
-                <w:lang w:val="en-US"/>
-              </w:rPr>
-              <w:t>Tasks:</w:t>
-            </w:r>
-          </w:p>
-          <w:p>
-            <w:pPr>
-              <w:rPr>
-                <w:rFonts w:ascii="Aptos" w:hAnsi="Aptos"/>
-                <w:sz w:val="22"/>
-                <w:szCs w:val="22"/>
-                <w:lang w:val="en-US"/>
-              </w:rPr>
-            </w:pPr>
-            <w:r>
-              <w:rPr>
-                <w:rFonts w:ascii="Aptos" w:hAnsi="Aptos"/>
-                <w:sz w:val="22"/>
-                <w:szCs w:val="22"/>
-                <w:lang w:val="en-US"/>
-              </w:rPr>
-              <w:t>☑</w:t>
-            </w:r>
-            <w:r>
-              <w:rPr>
-                <w:rFonts w:ascii="Aptos" w:hAnsi="Aptos"/>
-                <w:sz w:val="22"/>
-                <w:szCs w:val="22"/>
-                <w:lang w:val="en-US"/>
-              </w:rPr>
-              <w:t xml:space="preserve"> </w:t>
-            </w:r>
-            <w:r>
-              <w:rPr>
-                <w:rFonts w:ascii="Aptos" w:hAnsi="Aptos"/>
-                <w:sz w:val="22"/>
-                <w:szCs w:val="22"/>
-                <w:lang w:val="en-US"/>
-              </w:rPr>
-              <w:t>Search and filter patient records and display all entries that match the selected criteria</w:t>
-            </w:r>
-          </w:p>
-          <w:p>
-            <w:pPr>
-              <w:rPr>
-                <w:rFonts w:ascii="Aptos" w:hAnsi="Aptos"/>
-                <w:sz w:val="22"/>
-                <w:szCs w:val="22"/>
-                <w:lang w:val="en-US"/>
-              </w:rPr>
-            </w:pPr>
-            <w:r>
-              <w:rPr>
-                <w:rFonts w:ascii="Aptos" w:hAnsi="Aptos"/>
-                <w:sz w:val="22"/>
-                <w:szCs w:val="22"/>
-                <w:lang w:val="en-US"/>
-              </w:rPr>
-              <w:t>☑</w:t>
-            </w:r>
-            <w:r>
-              <w:rPr>
-                <w:rFonts w:ascii="Aptos" w:hAnsi="Aptos"/>
-                <w:sz w:val="22"/>
-                <w:szCs w:val="22"/>
-                <w:lang w:val="en-US"/>
-              </w:rPr>
-              <w:t xml:space="preserve"> </w:t>
-            </w:r>
-            <w:r>
-              <w:rPr>
-                <w:rFonts w:ascii="Aptos" w:hAnsi="Aptos"/>
-                <w:sz w:val="22"/>
-                <w:szCs w:val="22"/>
-                <w:lang w:val="en-US"/>
-              </w:rPr>
-              <w:t>Validate patient information before adding a new patient record</w:t>
-            </w:r>
-          </w:p>
-          <w:p>
-            <w:pPr>
-              <w:rPr>
-                <w:rFonts w:ascii="Aptos" w:hAnsi="Aptos"/>
-                <w:sz w:val="22"/>
-                <w:szCs w:val="22"/>
-                <w:lang w:val="en-US"/>
-              </w:rPr>
-            </w:pPr>
-            <w:r>
-              <w:rPr>
-                <w:rFonts w:ascii="Aptos" w:hAnsi="Aptos"/>
-                <w:sz w:val="22"/>
-                <w:szCs w:val="22"/>
-                <w:lang w:val="en-US"/>
-              </w:rPr>
-              <w:t>☑</w:t>
-            </w:r>
-            <w:r>
-              <w:rPr>
-                <w:rFonts w:ascii="Aptos" w:hAnsi="Aptos"/>
-                <w:sz w:val="22"/>
-                <w:szCs w:val="22"/>
-                <w:lang w:val="en-US"/>
-              </w:rPr>
-              <w:t xml:space="preserve"> </w:t>
-            </w:r>
-            <w:r>
-              <w:rPr>
-                <w:rFonts w:ascii="Aptos" w:hAnsi="Aptos"/>
-                <w:sz w:val="22"/>
-                <w:szCs w:val="22"/>
-                <w:lang w:val="en-US"/>
-              </w:rPr>
-              <w:t>Validate and save changes to an existing patient record</w:t>
-            </w:r>
-          </w:p>
-          <w:p>
-            <w:pPr>
-              <w:rPr>
-                <w:rFonts w:ascii="Aptos" w:hAnsi="Aptos"/>
-                <w:sz w:val="22"/>
-                <w:szCs w:val="22"/>
-                <w:lang w:val="en-US"/>
-              </w:rPr>
-            </w:pPr>
-            <w:r>
-              <w:rPr>
-                <w:rFonts w:ascii="Aptos" w:hAnsi="Aptos"/>
-                <w:sz w:val="22"/>
-                <w:szCs w:val="22"/>
-                <w:lang w:val="en-US"/>
-              </w:rPr>
-              <w:t>☑</w:t>
-            </w:r>
-            <w:r>
-              <w:rPr>
-                <w:rFonts w:ascii="Aptos" w:hAnsi="Aptos"/>
-                <w:sz w:val="22"/>
-                <w:szCs w:val="22"/>
-                <w:lang w:val="en-US"/>
-              </w:rPr>
-              <w:t xml:space="preserve"> </w:t>
-            </w:r>
-            <w:r>
-              <w:rPr>
-                <w:rFonts w:ascii="Aptos" w:hAnsi="Aptos"/>
-                <w:sz w:val="22"/>
-                <w:szCs w:val="22"/>
-                <w:lang w:val="en-US"/>
-              </w:rPr>
-              <w:t>Activate, deactivate</w:t>
-            </w:r>
-            <w:r>
-              <w:rPr>
-                <w:rFonts w:ascii="Aptos" w:hAnsi="Aptos"/>
-                <w:sz w:val="22"/>
-                <w:szCs w:val="22"/>
-                <w:lang w:val="en-US"/>
-              </w:rPr>
-              <w:t>, archive, restore, or send an access email for a patient account and update its status</w:t>
-            </w:r>
-          </w:p>
-          <w:p>
-            <w:pPr>
-              <w:rPr>
-                <w:rFonts w:ascii="Aptos" w:hAnsi="Aptos"/>
-                <w:sz w:val="22"/>
-                <w:szCs w:val="22"/>
-                <w:lang w:val="en-US"/>
-              </w:rPr>
-            </w:pPr>
-            <w:r>
-              <w:rPr>
-                <w:rFonts w:ascii="Aptos" w:hAnsi="Aptos"/>
-                <w:sz w:val="22"/>
-                <w:szCs w:val="22"/>
-                <w:lang w:val="en-US"/>
-              </w:rPr>
-              <w:t>☑</w:t>
-            </w:r>
-            <w:r>
-              <w:rPr>
-                <w:rFonts w:ascii="Aptos" w:hAnsi="Aptos"/>
-                <w:sz w:val="22"/>
-                <w:szCs w:val="22"/>
-                <w:lang w:val="en-US"/>
-              </w:rPr>
-              <w:t xml:space="preserve"> </w:t>
-            </w:r>
-            <w:r>
-              <w:rPr>
-                <w:rFonts w:ascii="Aptos" w:hAnsi="Aptos"/>
-                <w:sz w:val="22"/>
-                <w:szCs w:val="22"/>
-                <w:lang w:val="en-US"/>
-              </w:rPr>
-              <w:t>Transfer a patient to another clinic branch and update the patient’s branch assignment</w:t>
-            </w:r>
-          </w:p>
-          <w:p>
-            <w:pPr>
-              <w:rPr>
-                <w:rFonts w:ascii="Aptos" w:hAnsi="Aptos"/>
-                <w:sz w:val="22"/>
-                <w:szCs w:val="22"/>
-                <w:lang w:val="en-US"/>
-              </w:rPr>
-            </w:pPr>
-            <w:r>
-              <w:rPr>
-                <w:rFonts w:ascii="Aptos" w:hAnsi="Aptos"/>
-                <w:sz w:val="22"/>
-                <w:szCs w:val="22"/>
-                <w:lang w:val="en-US"/>
-              </w:rPr>
-              <w:t>☑ Provide a searchable and filterable patient table, status badges, pagination, add or edit forms, record views, branch-transfer controls, and lifecycle confirmation dialogs</w:t>
-            </w:r>
-            <w:r>
-              <w:rPr>
-                <w:rFonts w:ascii="Aptos" w:hAnsi="Aptos"/>
-                <w:sz w:val="22"/>
-                <w:szCs w:val="22"/>
-                <w:lang w:val="en-US"/>
-              </w:rPr>
-              <w:t xml:space="preserve"/>
-            </w:r>
-            <w:r>
-              <w:rPr>
-                <w:rFonts w:ascii="Aptos" w:hAnsi="Aptos"/>
-                <w:sz w:val="22"/>
-                <w:szCs w:val="22"/>
-                <w:lang w:val="en-US"/>
-              </w:rPr>
-              <w:t/>
+              <w:t>indicators, add or edit forms, activation confirmation dialogs, and analytics cards or charts</w:t>
             </w:r>
           </w:p>
         </w:tc>
@@ -3915,7 +3872,7 @@
                 <w:szCs w:val="22"/>
                 <w:lang w:val="en-US"/>
               </w:rPr>
-              <w:t>Branch Management Module</w:t>
+              <w:t>Schedule Management Module</w:t>
             </w:r>
           </w:p>
         </w:tc>
@@ -3939,27 +3896,7 @@
                 <w:szCs w:val="22"/>
                 <w:lang w:val="en-US"/>
               </w:rPr>
-              <w:t xml:space="preserve">Maintains </w:t>
-            </w:r>
-            <w:proofErr w:type="gramStart"/>
-            <w:r>
-              <w:rPr>
-                <w:rFonts w:ascii="Aptos" w:hAnsi="Aptos"/>
-                <w:sz w:val="22"/>
-                <w:szCs w:val="22"/>
-                <w:lang w:val="en-US"/>
-              </w:rPr>
-              <w:t>clinic branch</w:t>
-            </w:r>
-            <w:proofErr w:type="gramEnd"/>
-            <w:r>
-              <w:rPr>
-                <w:rFonts w:ascii="Aptos" w:hAnsi="Aptos"/>
-                <w:sz w:val="22"/>
-                <w:szCs w:val="22"/>
-                <w:lang w:val="en-US"/>
-              </w:rPr>
-              <w:t xml:space="preserve"> information and operating status. It allows authorized users to add or edit branches, activate or deactivate them, and review branch analytics.</w:t>
+              <w:t>Manages clinic and appointment schedules. It supports schedule search and filtering, schedule creation, editing or rescheduling, and appointment status updates</w:t>
             </w:r>
           </w:p>
           <w:p>
@@ -4025,7 +3962,7 @@
                 <w:szCs w:val="22"/>
                 <w:lang w:val="en-US"/>
               </w:rPr>
-              <w:t>Validate branch information before adding a new clinic branch</w:t>
+              <w:t>Search and filter schedule records and display all entries that match the selected criteria</w:t>
             </w:r>
           </w:p>
           <w:p>
@@ -4062,26 +3999,25 @@
                 <w:szCs w:val="22"/>
                 <w:lang w:val="en-US"/>
               </w:rPr>
-              <w:t>Validate and save changes to an existing branch record</w:t>
-            </w:r>
-          </w:p>
-          <w:p>
-            <w:pPr>
-              <w:rPr>
-                <w:rFonts w:ascii="Aptos" w:hAnsi="Aptos"/>
-                <w:sz w:val="22"/>
-                <w:szCs w:val="22"/>
-                <w:lang w:val="en-US"/>
-              </w:rPr>
-            </w:pPr>
-            <w:r>
-              <w:rPr>
-                <w:rFonts w:ascii="Aptos" w:hAnsi="Aptos"/>
-                <w:sz w:val="22"/>
-                <w:szCs w:val="22"/>
-                <w:lang w:val="en-US"/>
-              </w:rPr>
-              <w:lastRenderedPageBreak/>
+              <w:t>Validate schedule information before adding a new schedule</w:t>
+            </w:r>
+          </w:p>
+          <w:p>
+            <w:pPr>
+              <w:rPr>
+                <w:rFonts w:ascii="Aptos" w:hAnsi="Aptos"/>
+                <w:sz w:val="22"/>
+                <w:szCs w:val="22"/>
+                <w:lang w:val="en-US"/>
+              </w:rPr>
+            </w:pPr>
+            <w:r>
+              <w:rPr>
+                <w:rFonts w:ascii="Aptos" w:hAnsi="Aptos"/>
+                <w:sz w:val="22"/>
+                <w:szCs w:val="22"/>
+                <w:lang w:val="en-US"/>
+              </w:rPr>
               <w:t>☑</w:t>
             </w:r>
             <w:r>
@@ -4100,7 +4036,7 @@
                 <w:szCs w:val="22"/>
                 <w:lang w:val="en-US"/>
               </w:rPr>
-              <w:t>Activate or deactivate a branch and update its operating status</w:t>
+              <w:t>Validate and save schedule edits or rescheduling changes</w:t>
             </w:r>
           </w:p>
           <w:p>
@@ -4137,44 +4073,26 @@
                 <w:szCs w:val="22"/>
                 <w:lang w:val="en-US"/>
               </w:rPr>
-              <w:t>Display the available branch analytics</w:t>
-            </w:r>
-          </w:p>
-          <w:p>
-            <w:pPr>
-              <w:rPr>
-                <w:rFonts w:ascii="Aptos" w:hAnsi="Aptos"/>
-                <w:sz w:val="22"/>
-                <w:szCs w:val="22"/>
-                <w:lang w:val="en-US"/>
-              </w:rPr>
-            </w:pPr>
-            <w:r>
-              <w:rPr>
-                <w:rFonts w:ascii="Aptos" w:hAnsi="Aptos"/>
-                <w:sz w:val="22"/>
-                <w:szCs w:val="22"/>
-                <w:lang w:val="en-US"/>
-              </w:rPr>
-              <w:t>☑ Provide branch records with operating-status indicators, add or edit forms, activation confirmation dialogs, and analytics cards or charts</w:t>
-            </w:r>
-            <w:r>
-              <w:rPr>
-                <w:rFonts w:ascii="Aptos" w:hAnsi="Aptos"/>
-                <w:sz w:val="22"/>
-                <w:szCs w:val="22"/>
-                <w:lang w:val="en-US"/>
-              </w:rPr>
-              <w:t xml:space="preserve"/>
-            </w:r>
-            <w:r>
-              <w:rPr>
-                <w:rFonts w:ascii="Aptos" w:hAnsi="Aptos"/>
-                <w:sz w:val="22"/>
-                <w:szCs w:val="22"/>
-                <w:lang w:val="en-US"/>
-              </w:rPr>
-              <w:t/>
+              <w:t>Update and display the current appointment status</w:t>
+            </w:r>
+          </w:p>
+          <w:p>
+            <w:pPr>
+              <w:rPr>
+                <w:rFonts w:ascii="Aptos" w:hAnsi="Aptos"/>
+                <w:sz w:val="22"/>
+                <w:szCs w:val="22"/>
+                <w:lang w:val="en-US"/>
+              </w:rPr>
+            </w:pPr>
+            <w:r>
+              <w:rPr>
+                <w:rFonts w:ascii="Aptos" w:hAnsi="Aptos"/>
+                <w:sz w:val="22"/>
+                <w:szCs w:val="22"/>
+                <w:lang w:val="en-US"/>
+              </w:rPr>
+              <w:t>☑ Provide calendar and table schedule views, filters, schedule forms, a detail panel, status badges, and rescheduling or status-update dialogs</w:t>
             </w:r>
           </w:p>
         </w:tc>
@@ -4252,7 +4170,7 @@
                 <w:szCs w:val="22"/>
                 <w:lang w:val="en-US"/>
               </w:rPr>
-              <w:t>Schedule Management Module</w:t>
+              <w:t>Patient EMR Module</w:t>
             </w:r>
           </w:p>
         </w:tc>
@@ -4276,35 +4194,36 @@
                 <w:szCs w:val="22"/>
                 <w:lang w:val="en-US"/>
               </w:rPr>
-              <w:t>Manages clinic and appointment schedules. It supports schedule search and filtering, schedule creation, editing or rescheduling, and appointment status updates</w:t>
-            </w:r>
-          </w:p>
-          <w:p>
-            <w:pPr>
-              <w:rPr>
-                <w:rFonts w:ascii="Aptos" w:hAnsi="Aptos"/>
-                <w:sz w:val="22"/>
-                <w:szCs w:val="22"/>
-                <w:lang w:val="en-US"/>
-              </w:rPr>
-            </w:pPr>
-          </w:p>
-          <w:p>
-            <w:pPr>
-              <w:rPr>
-                <w:rFonts w:ascii="Aptos" w:hAnsi="Aptos"/>
-                <w:sz w:val="22"/>
-                <w:szCs w:val="22"/>
-                <w:lang w:val="en-US"/>
-              </w:rPr>
-            </w:pPr>
-            <w:r>
-              <w:rPr>
-                <w:rFonts w:ascii="Aptos" w:hAnsi="Aptos"/>
-                <w:sz w:val="22"/>
-                <w:szCs w:val="22"/>
-                <w:lang w:val="en-US"/>
-              </w:rPr>
+              <w:t>Supports clinical documentation and review of the patient’s electronic medical record. It includes medical and dental history, treatment logs, and interactive odontogram, AI-assisted radiograph enhancement, and patient-facing radiograph explanations approved by the dentist.</w:t>
+            </w:r>
+          </w:p>
+          <w:p>
+            <w:pPr>
+              <w:rPr>
+                <w:rFonts w:ascii="Aptos" w:hAnsi="Aptos"/>
+                <w:sz w:val="22"/>
+                <w:szCs w:val="22"/>
+                <w:lang w:val="en-US"/>
+              </w:rPr>
+            </w:pPr>
+          </w:p>
+          <w:p>
+            <w:pPr>
+              <w:rPr>
+                <w:rFonts w:ascii="Aptos" w:hAnsi="Aptos"/>
+                <w:sz w:val="22"/>
+                <w:szCs w:val="22"/>
+                <w:lang w:val="en-US"/>
+              </w:rPr>
+            </w:pPr>
+            <w:r>
+              <w:rPr>
+                <w:rFonts w:ascii="Aptos" w:hAnsi="Aptos"/>
+                <w:sz w:val="22"/>
+                <w:szCs w:val="22"/>
+                <w:lang w:val="en-US"/>
+              </w:rPr>
+              <w:lastRenderedPageBreak/>
               <w:t>Tasks:</w:t>
             </w:r>
           </w:p>
@@ -4324,173 +4243,121 @@
                 <w:szCs w:val="22"/>
                 <w:lang w:val="en-US"/>
               </w:rPr>
-              <w:t>☑</w:t>
-            </w:r>
-            <w:r>
-              <w:rPr>
-                <w:rFonts w:ascii="Aptos" w:hAnsi="Aptos"/>
-                <w:sz w:val="22"/>
-                <w:szCs w:val="22"/>
-                <w:lang w:val="en-US"/>
-              </w:rPr>
-              <w:t xml:space="preserve"> </w:t>
-            </w:r>
-            <w:r>
-              <w:rPr>
-                <w:rFonts w:ascii="Aptos" w:hAnsi="Aptos"/>
-                <w:sz w:val="22"/>
-                <w:szCs w:val="22"/>
-                <w:lang w:val="en-US"/>
-              </w:rPr>
-              <w:t>Search and filter schedule records and display all entries that match the selected criteria</w:t>
-            </w:r>
-          </w:p>
-          <w:p>
-            <w:pPr>
-              <w:rPr>
-                <w:rFonts w:ascii="Aptos" w:hAnsi="Aptos"/>
-                <w:sz w:val="22"/>
-                <w:szCs w:val="22"/>
-                <w:lang w:val="en-US"/>
-              </w:rPr>
-            </w:pPr>
-            <w:r>
-              <w:rPr>
-                <w:rFonts w:ascii="Aptos" w:hAnsi="Aptos"/>
-                <w:sz w:val="22"/>
-                <w:szCs w:val="22"/>
-                <w:lang w:val="en-US"/>
-              </w:rPr>
-              <w:t>☑</w:t>
-            </w:r>
-            <w:r>
-              <w:rPr>
-                <w:rFonts w:ascii="Aptos" w:hAnsi="Aptos"/>
-                <w:sz w:val="22"/>
-                <w:szCs w:val="22"/>
-                <w:lang w:val="en-US"/>
-              </w:rPr>
-              <w:t xml:space="preserve"> </w:t>
-            </w:r>
-            <w:r>
-              <w:rPr>
-                <w:rFonts w:ascii="Aptos" w:hAnsi="Aptos"/>
-                <w:sz w:val="22"/>
-                <w:szCs w:val="22"/>
-                <w:lang w:val="en-US"/>
-              </w:rPr>
-              <w:t>Validate schedule information before adding a new schedule</w:t>
-            </w:r>
-          </w:p>
-          <w:p>
-            <w:pPr>
-              <w:rPr>
-                <w:rFonts w:ascii="Aptos" w:hAnsi="Aptos"/>
-                <w:sz w:val="22"/>
-                <w:szCs w:val="22"/>
-                <w:lang w:val="en-US"/>
-              </w:rPr>
-            </w:pPr>
-            <w:r>
-              <w:rPr>
-                <w:rFonts w:ascii="Aptos" w:hAnsi="Aptos"/>
-                <w:sz w:val="22"/>
-                <w:szCs w:val="22"/>
-                <w:lang w:val="en-US"/>
-              </w:rPr>
-              <w:t>☑</w:t>
-            </w:r>
-            <w:r>
-              <w:rPr>
-                <w:rFonts w:ascii="Aptos" w:hAnsi="Aptos"/>
-                <w:sz w:val="22"/>
-                <w:szCs w:val="22"/>
-                <w:lang w:val="en-US"/>
-              </w:rPr>
-              <w:t xml:space="preserve"> </w:t>
-            </w:r>
-            <w:r>
-              <w:rPr>
-                <w:rFonts w:ascii="Aptos" w:hAnsi="Aptos"/>
-                <w:sz w:val="22"/>
-                <w:szCs w:val="22"/>
-                <w:lang w:val="en-US"/>
-              </w:rPr>
-              <w:t>Validate and save schedule edits or rescheduling changes</w:t>
-            </w:r>
-          </w:p>
-          <w:p>
-            <w:pPr>
-              <w:rPr>
-                <w:rFonts w:ascii="Aptos" w:hAnsi="Aptos"/>
-                <w:sz w:val="22"/>
-                <w:szCs w:val="22"/>
-                <w:lang w:val="en-US"/>
-              </w:rPr>
-            </w:pPr>
-            <w:r>
-              <w:rPr>
-                <w:rFonts w:ascii="Aptos" w:hAnsi="Aptos"/>
-                <w:sz w:val="22"/>
-                <w:szCs w:val="22"/>
-                <w:lang w:val="en-US"/>
-              </w:rPr>
-              <w:t>☑</w:t>
-            </w:r>
-            <w:r>
-              <w:rPr>
-                <w:rFonts w:ascii="Aptos" w:hAnsi="Aptos"/>
-                <w:sz w:val="22"/>
-                <w:szCs w:val="22"/>
-                <w:lang w:val="en-US"/>
-              </w:rPr>
-              <w:t xml:space="preserve"> </w:t>
-            </w:r>
-            <w:r>
-              <w:rPr>
-                <w:rFonts w:ascii="Aptos" w:hAnsi="Aptos"/>
-                <w:sz w:val="22"/>
-                <w:szCs w:val="22"/>
-                <w:lang w:val="en-US"/>
-              </w:rPr>
-              <w:t>Update and display the current appointment status</w:t>
-            </w:r>
-          </w:p>
-          <w:p>
-            <w:pPr>
-              <w:rPr>
-                <w:rFonts w:ascii="Aptos" w:hAnsi="Aptos"/>
-                <w:sz w:val="22"/>
-                <w:szCs w:val="22"/>
-                <w:lang w:val="en-US"/>
-              </w:rPr>
-            </w:pPr>
-            <w:r>
-              <w:rPr>
-                <w:rFonts w:ascii="Aptos" w:hAnsi="Aptos"/>
-                <w:sz w:val="22"/>
-                <w:szCs w:val="22"/>
-                <w:lang w:val="en-US"/>
-              </w:rPr>
-              <w:t>☑ Provide calendar and table schedule views, filters, schedule forms, a detail panel, status badges, and rescheduling or status-update dialogs</w:t>
-            </w:r>
-            <w:r>
-              <w:rPr>
-                <w:rFonts w:ascii="Aptos" w:hAnsi="Aptos"/>
-                <w:sz w:val="22"/>
-                <w:szCs w:val="22"/>
-                <w:lang w:val="en-US"/>
-              </w:rPr>
-              <w:t xml:space="preserve"/>
-            </w:r>
-            <w:r>
-              <w:rPr>
-                <w:rFonts w:ascii="Aptos" w:hAnsi="Aptos"/>
-                <w:sz w:val="22"/>
-                <w:szCs w:val="22"/>
-                <w:lang w:val="en-US"/>
-              </w:rPr>
-              <w:t/>
+              <w:t>☑ View and update the patient’s medical and dental history</w:t>
+            </w:r>
+          </w:p>
+          <w:p>
+            <w:pPr>
+              <w:rPr>
+                <w:rFonts w:ascii="Aptos" w:hAnsi="Aptos"/>
+                <w:sz w:val="22"/>
+                <w:szCs w:val="22"/>
+                <w:lang w:val="en-US"/>
+              </w:rPr>
+            </w:pPr>
+            <w:r>
+              <w:rPr>
+                <w:rFonts w:ascii="Aptos" w:hAnsi="Aptos"/>
+                <w:sz w:val="22"/>
+                <w:szCs w:val="22"/>
+                <w:lang w:val="en-US"/>
+              </w:rPr>
+              <w:t>☑ Add or delete treatment logs and update the patient’s treatment record</w:t>
+            </w:r>
+          </w:p>
+          <w:p>
+            <w:pPr>
+              <w:rPr>
+                <w:rFonts w:ascii="Aptos" w:hAnsi="Aptos"/>
+                <w:sz w:val="22"/>
+                <w:szCs w:val="22"/>
+                <w:lang w:val="en-US"/>
+              </w:rPr>
+            </w:pPr>
+            <w:r>
+              <w:rPr>
+                <w:rFonts w:ascii="Aptos" w:hAnsi="Aptos"/>
+                <w:sz w:val="22"/>
+                <w:szCs w:val="22"/>
+                <w:lang w:val="en-US"/>
+              </w:rPr>
+              <w:t>☑ Record and update tooth conditions through the interactive digital odontogram</w:t>
+            </w:r>
+          </w:p>
+          <w:p>
+            <w:pPr>
+              <w:rPr>
+                <w:rFonts w:ascii="Aptos" w:hAnsi="Aptos"/>
+                <w:sz w:val="22"/>
+                <w:szCs w:val="22"/>
+                <w:lang w:val="en-US"/>
+              </w:rPr>
+            </w:pPr>
+            <w:r>
+              <w:rPr>
+                <w:rFonts w:ascii="Aptos" w:hAnsi="Aptos"/>
+                <w:sz w:val="22"/>
+                <w:szCs w:val="22"/>
+                <w:lang w:val="en-US"/>
+              </w:rPr>
+              <w:t>☑ Upload and manage radiograph findings before making the image available to the patient</w:t>
+            </w:r>
+          </w:p>
+          <w:p>
+            <w:pPr>
+              <w:rPr>
+                <w:rFonts w:ascii="Aptos" w:hAnsi="Aptos"/>
+                <w:sz w:val="22"/>
+                <w:szCs w:val="22"/>
+                <w:lang w:val="en-US"/>
+              </w:rPr>
+            </w:pPr>
+            <w:r>
+              <w:rPr>
+                <w:rFonts w:ascii="Aptos" w:hAnsi="Aptos"/>
+                <w:sz w:val="22"/>
+                <w:szCs w:val="22"/>
+                <w:lang w:val="en-US"/>
+              </w:rPr>
+              <w:t>☑ Allow the dentist to verify the radiograph findings before making the image available to the patient</w:t>
+            </w:r>
+          </w:p>
+          <w:p>
+            <w:pPr>
+              <w:rPr>
+                <w:rFonts w:ascii="Aptos" w:hAnsi="Aptos"/>
+                <w:sz w:val="22"/>
+                <w:szCs w:val="22"/>
+                <w:lang w:val="en-US"/>
+              </w:rPr>
+            </w:pPr>
+            <w:r>
+              <w:rPr>
+                <w:rFonts w:ascii="Aptos" w:hAnsi="Aptos"/>
+                <w:sz w:val="22"/>
+                <w:szCs w:val="22"/>
+                <w:lang w:val="en-US"/>
+              </w:rPr>
+              <w:t>☑ Display the dentist-approved radiograph information and patient-friendly AI explanation</w:t>
+            </w:r>
+          </w:p>
+          <w:p>
+            <w:pPr>
+              <w:rPr>
+                <w:rFonts w:ascii="Aptos" w:hAnsi="Aptos"/>
+                <w:sz w:val="22"/>
+                <w:szCs w:val="22"/>
+                <w:lang w:val="en-US"/>
+              </w:rPr>
+            </w:pPr>
+            <w:r>
+              <w:rPr>
+                <w:rFonts w:ascii="Aptos" w:hAnsi="Aptos"/>
+                <w:sz w:val="22"/>
+                <w:szCs w:val="22"/>
+                <w:lang w:val="en-US"/>
+              </w:rPr>
+              <w:t>☑ Provide organized EMR sections, history and treatment forms, interactive odontogram controls, a radiograph review panel, image previews, approval actions, and the patient explanation view</w:t>
             </w:r>
           </w:p>
         </w:tc>
@@ -4568,7 +4435,7 @@
                 <w:szCs w:val="22"/>
                 <w:lang w:val="en-US"/>
               </w:rPr>
-              <w:t>Patient EMR Module</w:t>
+              <w:t>Inventory Management Module</w:t>
             </w:r>
           </w:p>
         </w:tc>
@@ -4592,27 +4459,7 @@
                 <w:szCs w:val="22"/>
                 <w:lang w:val="en-US"/>
               </w:rPr>
-              <w:t xml:space="preserve">Supports clinical documentation and review of the patient’s electronic medical record. It includes medical and dental history, treatment logs, and interactive </w:t>
-            </w:r>
-            <w:proofErr w:type="spellStart"/>
-            <w:r>
-              <w:rPr>
-                <w:rFonts w:ascii="Aptos" w:hAnsi="Aptos"/>
-                <w:sz w:val="22"/>
-                <w:szCs w:val="22"/>
-                <w:lang w:val="en-US"/>
-              </w:rPr>
-              <w:t>odontogram</w:t>
-            </w:r>
-            <w:proofErr w:type="spellEnd"/>
-            <w:r>
-              <w:rPr>
-                <w:rFonts w:ascii="Aptos" w:hAnsi="Aptos"/>
-                <w:sz w:val="22"/>
-                <w:szCs w:val="22"/>
-                <w:lang w:val="en-US"/>
-              </w:rPr>
-              <w:t>, AI-assisted radiograph enhancement, and patient-facing radiograph explanations approved by the dentist.</w:t>
+              <w:t>Controls dental supplies and stock records. It supports inventory search, item creation and editing, stock-batch entry or deletion, and material-usage logging for completed appointments</w:t>
             </w:r>
           </w:p>
           <w:p>
@@ -4660,18 +4507,17 @@
                 <w:szCs w:val="22"/>
                 <w:lang w:val="en-US"/>
               </w:rPr>
-              <w:t>☑ View and update the patient’s medical and dental history</w:t>
-            </w:r>
-          </w:p>
-          <w:p>
-            <w:pPr>
-              <w:rPr>
-                <w:rFonts w:ascii="Aptos" w:hAnsi="Aptos"/>
-                <w:sz w:val="22"/>
-                <w:szCs w:val="22"/>
-                <w:lang w:val="en-US"/>
-              </w:rPr>
-            </w:pPr>
+              <w:t xml:space="preserve">☑ Search and filter inventory records and display </w:t>
+            </w:r>
+            <w:r>
+              <w:rPr>
+                <w:rFonts w:ascii="Aptos" w:hAnsi="Aptos"/>
+                <w:sz w:val="22"/>
+                <w:szCs w:val="22"/>
+                <w:lang w:val="en-US"/>
+              </w:rPr>
+              <w:t xml:space="preserve">all items that </w:t>
+            </w:r>
             <w:r>
               <w:rPr>
                 <w:rFonts w:ascii="Aptos" w:hAnsi="Aptos"/>
@@ -4680,133 +4526,121 @@
                 <w:lang w:val="en-US"/>
               </w:rPr>
               <w:lastRenderedPageBreak/>
-              <w:t>☑ Add or delete treatment logs and update the patient’s treatment record</w:t>
-            </w:r>
-          </w:p>
-          <w:p>
-            <w:pPr>
-              <w:rPr>
-                <w:rFonts w:ascii="Aptos" w:hAnsi="Aptos"/>
-                <w:sz w:val="22"/>
-                <w:szCs w:val="22"/>
-                <w:lang w:val="en-US"/>
-              </w:rPr>
-            </w:pPr>
-            <w:r>
-              <w:rPr>
-                <w:rFonts w:ascii="Aptos" w:hAnsi="Aptos"/>
-                <w:sz w:val="22"/>
-                <w:szCs w:val="22"/>
-                <w:lang w:val="en-US"/>
-              </w:rPr>
-              <w:t xml:space="preserve">☑ Record and update </w:t>
-            </w:r>
-            <w:proofErr w:type="gramStart"/>
-            <w:r>
-              <w:rPr>
-                <w:rFonts w:ascii="Aptos" w:hAnsi="Aptos"/>
-                <w:sz w:val="22"/>
-                <w:szCs w:val="22"/>
-                <w:lang w:val="en-US"/>
-              </w:rPr>
-              <w:t>tooth conditions</w:t>
-            </w:r>
-            <w:proofErr w:type="gramEnd"/>
-            <w:r>
-              <w:rPr>
-                <w:rFonts w:ascii="Aptos" w:hAnsi="Aptos"/>
-                <w:sz w:val="22"/>
-                <w:szCs w:val="22"/>
-                <w:lang w:val="en-US"/>
-              </w:rPr>
-              <w:t xml:space="preserve"> through the interactive digital </w:t>
-            </w:r>
-            <w:proofErr w:type="spellStart"/>
-            <w:r>
-              <w:rPr>
-                <w:rFonts w:ascii="Aptos" w:hAnsi="Aptos"/>
-                <w:sz w:val="22"/>
-                <w:szCs w:val="22"/>
-                <w:lang w:val="en-US"/>
-              </w:rPr>
-              <w:t>odontogram</w:t>
-            </w:r>
-            <w:proofErr w:type="spellEnd"/>
-          </w:p>
-          <w:p>
-            <w:pPr>
-              <w:rPr>
-                <w:rFonts w:ascii="Aptos" w:hAnsi="Aptos"/>
-                <w:sz w:val="22"/>
-                <w:szCs w:val="22"/>
-                <w:lang w:val="en-US"/>
-              </w:rPr>
-            </w:pPr>
-            <w:r>
-              <w:rPr>
-                <w:rFonts w:ascii="Aptos" w:hAnsi="Aptos"/>
-                <w:sz w:val="22"/>
-                <w:szCs w:val="22"/>
-                <w:lang w:val="en-US"/>
-              </w:rPr>
-              <w:t>☑ Upload and manage radiograph findings before making the image available to the patient</w:t>
-            </w:r>
-          </w:p>
-          <w:p>
-            <w:pPr>
-              <w:rPr>
-                <w:rFonts w:ascii="Aptos" w:hAnsi="Aptos"/>
-                <w:sz w:val="22"/>
-                <w:szCs w:val="22"/>
-                <w:lang w:val="en-US"/>
-              </w:rPr>
-            </w:pPr>
-            <w:r>
-              <w:rPr>
-                <w:rFonts w:ascii="Aptos" w:hAnsi="Aptos"/>
-                <w:sz w:val="22"/>
-                <w:szCs w:val="22"/>
-                <w:lang w:val="en-US"/>
-              </w:rPr>
-              <w:t>☑ Allow the dentist to verify the radiograph findings before making the image available to the patient</w:t>
-            </w:r>
-          </w:p>
-          <w:p>
-            <w:pPr>
-              <w:rPr>
-                <w:rFonts w:ascii="Aptos" w:hAnsi="Aptos"/>
-                <w:sz w:val="22"/>
-                <w:szCs w:val="22"/>
-                <w:lang w:val="en-US"/>
-              </w:rPr>
-            </w:pPr>
-            <w:r>
-              <w:rPr>
-                <w:rFonts w:ascii="Aptos" w:hAnsi="Aptos"/>
-                <w:sz w:val="22"/>
-                <w:szCs w:val="22"/>
-                <w:lang w:val="en-US"/>
-              </w:rPr>
-              <w:t>☑ Display the dentist-approved radiograph information and patient-friendly AI explanation</w:t>
-            </w:r>
-          </w:p>
-          <w:p>
-            <w:pPr>
-              <w:rPr>
-                <w:rFonts w:ascii="Aptos" w:hAnsi="Aptos"/>
-                <w:sz w:val="22"/>
-                <w:szCs w:val="22"/>
-                <w:lang w:val="en-US"/>
-              </w:rPr>
-            </w:pPr>
-            <w:r>
-              <w:rPr>
-                <w:rFonts w:ascii="Aptos" w:hAnsi="Aptos"/>
-                <w:sz w:val="22"/>
-                <w:szCs w:val="22"/>
-                <w:lang w:val="en-US"/>
-              </w:rPr>
-              <w:t>☑ Provide organized EMR sections, history and treatment forms, interactive odontogram controls, a radiograph review panel, image previews, approval actions, and the patient explanation view</w:t>
+              <w:t>match the selected criteria</w:t>
+            </w:r>
+          </w:p>
+          <w:p>
+            <w:pPr>
+              <w:rPr>
+                <w:rFonts w:ascii="Aptos" w:hAnsi="Aptos"/>
+                <w:sz w:val="22"/>
+                <w:szCs w:val="22"/>
+                <w:lang w:val="en-US"/>
+              </w:rPr>
+            </w:pPr>
+            <w:r>
+              <w:rPr>
+                <w:rFonts w:ascii="Aptos" w:hAnsi="Aptos"/>
+                <w:sz w:val="22"/>
+                <w:szCs w:val="22"/>
+                <w:lang w:val="en-US"/>
+              </w:rPr>
+              <w:t>☑ Validate item information before adding a new inventory item</w:t>
+            </w:r>
+          </w:p>
+          <w:p>
+            <w:pPr>
+              <w:rPr>
+                <w:rFonts w:ascii="Aptos" w:hAnsi="Aptos"/>
+                <w:sz w:val="22"/>
+                <w:szCs w:val="22"/>
+                <w:lang w:val="en-US"/>
+              </w:rPr>
+            </w:pPr>
+            <w:r>
+              <w:rPr>
+                <w:rFonts w:ascii="Aptos" w:hAnsi="Aptos"/>
+                <w:sz w:val="22"/>
+                <w:szCs w:val="22"/>
+                <w:lang w:val="en-US"/>
+              </w:rPr>
+              <w:t>☑ Validate stock-batch information before adding inventory stock</w:t>
+            </w:r>
+          </w:p>
+          <w:p>
+            <w:pPr>
+              <w:rPr>
+                <w:rFonts w:ascii="Aptos" w:hAnsi="Aptos"/>
+                <w:sz w:val="22"/>
+                <w:szCs w:val="22"/>
+                <w:lang w:val="en-US"/>
+              </w:rPr>
+            </w:pPr>
+            <w:r>
+              <w:rPr>
+                <w:rFonts w:ascii="Aptos" w:hAnsi="Aptos"/>
+                <w:sz w:val="22"/>
+                <w:szCs w:val="22"/>
+                <w:lang w:val="en-US"/>
+              </w:rPr>
+              <w:t>☑ Validate and save changes to an existing inventory item</w:t>
+            </w:r>
+          </w:p>
+          <w:p>
+            <w:pPr>
+              <w:rPr>
+                <w:rFonts w:ascii="Aptos" w:hAnsi="Aptos"/>
+                <w:sz w:val="22"/>
+                <w:szCs w:val="22"/>
+                <w:lang w:val="en-US"/>
+              </w:rPr>
+            </w:pPr>
+            <w:r>
+              <w:rPr>
+                <w:rFonts w:ascii="Aptos" w:hAnsi="Aptos"/>
+                <w:sz w:val="22"/>
+                <w:szCs w:val="22"/>
+                <w:lang w:val="en-US"/>
+              </w:rPr>
+              <w:t>☑ Delete a selected stock batch and remove it from the batch list</w:t>
+            </w:r>
+          </w:p>
+          <w:p>
+            <w:pPr>
+              <w:rPr>
+                <w:rFonts w:ascii="Aptos" w:hAnsi="Aptos"/>
+                <w:sz w:val="22"/>
+                <w:szCs w:val="22"/>
+                <w:lang w:val="en-US"/>
+              </w:rPr>
+            </w:pPr>
+            <w:r>
+              <w:rPr>
+                <w:rFonts w:ascii="Aptos" w:hAnsi="Aptos"/>
+                <w:sz w:val="22"/>
+                <w:szCs w:val="22"/>
+                <w:lang w:val="en-US"/>
+              </w:rPr>
+              <w:t>☑ Record materials used for a completed appointment and add them to the material-usage log</w:t>
+            </w:r>
+          </w:p>
+          <w:p>
+            <w:pPr>
+              <w:rPr>
+                <w:rFonts w:ascii="Aptos" w:hAnsi="Aptos"/>
+                <w:sz w:val="22"/>
+                <w:szCs w:val="22"/>
+                <w:lang w:val="en-US"/>
+              </w:rPr>
+            </w:pPr>
+            <w:r>
+              <w:rPr>
+                <w:rFonts w:ascii="Aptos" w:hAnsi="Aptos"/>
+                <w:sz w:val="22"/>
+                <w:szCs w:val="22"/>
+                <w:lang w:val="en-US"/>
+              </w:rPr>
+              <w:t>☑ Provide stock summary cards, searchable and filterable inventory and batch tables, item and stock forms, low-stock indicators, delete confirmations, and the material-usage interface</w:t>
             </w:r>
           </w:p>
         </w:tc>
@@ -4884,7 +4718,7 @@
                 <w:szCs w:val="22"/>
                 <w:lang w:val="en-US"/>
               </w:rPr>
-              <w:t>Inventory Management Module</w:t>
+              <w:t>System Configuration Module</w:t>
             </w:r>
           </w:p>
         </w:tc>
@@ -4908,7 +4742,7 @@
                 <w:szCs w:val="22"/>
                 <w:lang w:val="en-US"/>
               </w:rPr>
-              <w:t>Controls dental supplies and stock records. It supports inventory search, item creation and editing, stock-batch entry or deletion, and material-usage logging for completed appointments</w:t>
+              <w:t>Maintains global system settings and public website content. Authorized users can update system configuration values as well as website text and media</w:t>
             </w:r>
           </w:p>
           <w:p>
@@ -4956,103 +4790,46 @@
                 <w:szCs w:val="22"/>
                 <w:lang w:val="en-US"/>
               </w:rPr>
-              <w:t xml:space="preserve">☑ Search and filter inventory records and display </w:t>
-            </w:r>
-            <w:r>
-              <w:rPr>
-                <w:rFonts w:ascii="Aptos" w:hAnsi="Aptos"/>
-                <w:sz w:val="22"/>
-                <w:szCs w:val="22"/>
-                <w:lang w:val="en-US"/>
-              </w:rPr>
-              <w:t>all items that match the selected criteria</w:t>
-            </w:r>
-          </w:p>
-          <w:p>
-            <w:pPr>
-              <w:rPr>
-                <w:rFonts w:ascii="Aptos" w:hAnsi="Aptos"/>
-                <w:sz w:val="22"/>
-                <w:szCs w:val="22"/>
-                <w:lang w:val="en-US"/>
-              </w:rPr>
-            </w:pPr>
-            <w:r>
-              <w:rPr>
-                <w:rFonts w:ascii="Aptos" w:hAnsi="Aptos"/>
-                <w:sz w:val="22"/>
-                <w:szCs w:val="22"/>
-                <w:lang w:val="en-US"/>
-              </w:rPr>
-              <w:t>☑ Validate item information before adding a new inventory item</w:t>
-            </w:r>
-          </w:p>
-          <w:p>
-            <w:pPr>
-              <w:rPr>
-                <w:rFonts w:ascii="Aptos" w:hAnsi="Aptos"/>
-                <w:sz w:val="22"/>
-                <w:szCs w:val="22"/>
-                <w:lang w:val="en-US"/>
-              </w:rPr>
-            </w:pPr>
-            <w:r>
-              <w:rPr>
-                <w:rFonts w:ascii="Aptos" w:hAnsi="Aptos"/>
-                <w:sz w:val="22"/>
-                <w:szCs w:val="22"/>
-                <w:lang w:val="en-US"/>
-              </w:rPr>
-              <w:t>☑ Validate stock-batch information before adding inventory stock</w:t>
-            </w:r>
-          </w:p>
-          <w:p>
-            <w:pPr>
-              <w:rPr>
-                <w:rFonts w:ascii="Aptos" w:hAnsi="Aptos"/>
-                <w:sz w:val="22"/>
-                <w:szCs w:val="22"/>
-                <w:lang w:val="en-US"/>
-              </w:rPr>
-            </w:pPr>
-            <w:r>
-              <w:rPr>
-                <w:rFonts w:ascii="Aptos" w:hAnsi="Aptos"/>
-                <w:sz w:val="22"/>
-                <w:szCs w:val="22"/>
-                <w:lang w:val="en-US"/>
-              </w:rPr>
-              <w:t>☑ Validate and save changes to an existing inventory item</w:t>
-            </w:r>
-          </w:p>
-          <w:p>
-            <w:pPr>
-              <w:rPr>
-                <w:rFonts w:ascii="Aptos" w:hAnsi="Aptos"/>
-                <w:sz w:val="22"/>
-                <w:szCs w:val="22"/>
-                <w:lang w:val="en-US"/>
-              </w:rPr>
-            </w:pPr>
-            <w:r>
-              <w:rPr>
-                <w:rFonts w:ascii="Aptos" w:hAnsi="Aptos"/>
-                <w:sz w:val="22"/>
-                <w:szCs w:val="22"/>
-                <w:lang w:val="en-US"/>
-              </w:rPr>
-              <w:t>☑ Delete a selected stock batch and remove it from the batch list</w:t>
-            </w:r>
-          </w:p>
-          <w:p>
-            <w:pPr>
-              <w:rPr>
-                <w:rFonts w:ascii="Aptos" w:hAnsi="Aptos"/>
-                <w:sz w:val="22"/>
-                <w:szCs w:val="22"/>
-                <w:lang w:val="en-US"/>
-              </w:rPr>
-            </w:pPr>
+              <w:t>☑ Validate and save global system configuration settings</w:t>
+            </w:r>
+          </w:p>
+          <w:p>
+            <w:pPr>
+              <w:rPr>
+                <w:rFonts w:ascii="Aptos" w:hAnsi="Aptos"/>
+                <w:sz w:val="22"/>
+                <w:szCs w:val="22"/>
+                <w:lang w:val="en-US"/>
+              </w:rPr>
+            </w:pPr>
+            <w:r>
+              <w:rPr>
+                <w:rFonts w:ascii="Aptos" w:hAnsi="Aptos"/>
+                <w:sz w:val="22"/>
+                <w:szCs w:val="22"/>
+                <w:lang w:val="en-US"/>
+              </w:rPr>
+              <w:t>☑ Validate and update the public website content and media</w:t>
+            </w:r>
+          </w:p>
+          <w:p>
+            <w:pPr>
+              <w:rPr>
+                <w:rFonts w:ascii="Aptos" w:hAnsi="Aptos"/>
+                <w:sz w:val="22"/>
+                <w:szCs w:val="22"/>
+                <w:lang w:val="en-US"/>
+              </w:rPr>
+            </w:pPr>
+            <w:r>
+              <w:rPr>
+                <w:rFonts w:ascii="Aptos" w:hAnsi="Aptos"/>
+                <w:sz w:val="22"/>
+                <w:szCs w:val="22"/>
+                <w:lang w:val="en-US"/>
+              </w:rPr>
+              <w:t xml:space="preserve">☑ Provide grouped configuration and website-content forms, media previews, validation messages, and </w:t>
+            </w:r>
             <w:r>
               <w:rPr>
                 <w:rFonts w:ascii="Aptos" w:hAnsi="Aptos"/>
@@ -5061,27 +4838,7 @@
                 <w:lang w:val="en-US"/>
               </w:rPr>
               <w:lastRenderedPageBreak/>
-              <w:t>☑ Record materials used for a completed appointment and add them to the material-usage log</w:t>
-            </w:r>
-          </w:p>
-          <w:p>
-            <w:pPr>
-              <w:rPr>
-                <w:rFonts w:ascii="Aptos" w:hAnsi="Aptos"/>
-                <w:sz w:val="22"/>
-                <w:szCs w:val="22"/>
-                <w:lang w:val="en-US"/>
-              </w:rPr>
-            </w:pPr>
-            <w:r>
-              <w:rPr>
-                <w:rFonts w:ascii="Aptos" w:hAnsi="Aptos"/>
-                <w:sz w:val="22"/>
-                <w:szCs w:val="22"/>
-                <w:lang w:val="en-US"/>
-              </w:rPr>
-              <w:lastRenderedPageBreak/>
-              <w:t>☑ Provide stock summary cards, searchable and filterable inventory and batch tables, item and stock forms, low-stock indicators, delete confirmations, and the material-usage interface</w:t>
+              <w:t>clear save or reset feedback</w:t>
             </w:r>
           </w:p>
         </w:tc>
@@ -5159,7 +4916,7 @@
                 <w:szCs w:val="22"/>
                 <w:lang w:val="en-US"/>
               </w:rPr>
-              <w:t>System Configuration Module</w:t>
+              <w:t>Archive Review Module</w:t>
             </w:r>
           </w:p>
         </w:tc>
@@ -5183,7 +4940,7 @@
                 <w:szCs w:val="22"/>
                 <w:lang w:val="en-US"/>
               </w:rPr>
-              <w:t>Maintains global system settings and public website content. Authorized users can update system configuration values as well as website text and media</w:t>
+              <w:t>Provides controlled review of archived records. It supports searching and filtering archived items and permits authorized restoration or permanent deletion</w:t>
             </w:r>
           </w:p>
           <w:p>
@@ -5231,45 +4988,63 @@
                 <w:szCs w:val="22"/>
                 <w:lang w:val="en-US"/>
               </w:rPr>
-              <w:t>☑ Validate and save global system configuration settings</w:t>
-            </w:r>
-          </w:p>
-          <w:p>
-            <w:pPr>
-              <w:rPr>
-                <w:rFonts w:ascii="Aptos" w:hAnsi="Aptos"/>
-                <w:sz w:val="22"/>
-                <w:szCs w:val="22"/>
-                <w:lang w:val="en-US"/>
-              </w:rPr>
-            </w:pPr>
-            <w:r>
-              <w:rPr>
-                <w:rFonts w:ascii="Aptos" w:hAnsi="Aptos"/>
-                <w:sz w:val="22"/>
-                <w:szCs w:val="22"/>
-                <w:lang w:val="en-US"/>
-              </w:rPr>
-              <w:t>☑ Validate and update the public website content and media</w:t>
-            </w:r>
-          </w:p>
-          <w:p>
-            <w:pPr>
-              <w:rPr>
-                <w:rFonts w:ascii="Aptos" w:hAnsi="Aptos"/>
-                <w:sz w:val="22"/>
-                <w:szCs w:val="22"/>
-                <w:lang w:val="en-US"/>
-              </w:rPr>
-            </w:pPr>
-            <w:r>
-              <w:rPr>
-                <w:rFonts w:ascii="Aptos" w:hAnsi="Aptos"/>
-                <w:sz w:val="22"/>
-                <w:szCs w:val="22"/>
-                <w:lang w:val="en-US"/>
-              </w:rPr>
-              <w:t>☑ Provide grouped configuration and website-content forms, media previews, validation messages, and clear save or reset feedback</w:t>
+              <w:t xml:space="preserve">☑ </w:t>
+            </w:r>
+            <w:r>
+              <w:rPr>
+                <w:rFonts w:ascii="Aptos" w:hAnsi="Aptos"/>
+                <w:sz w:val="22"/>
+                <w:szCs w:val="22"/>
+                <w:lang w:val="en-US"/>
+              </w:rPr>
+              <w:t>Search and filter archived records and display all entries that match the selected criteria</w:t>
+            </w:r>
+          </w:p>
+          <w:p>
+            <w:pPr>
+              <w:rPr>
+                <w:rFonts w:ascii="Aptos" w:hAnsi="Aptos"/>
+                <w:sz w:val="22"/>
+                <w:szCs w:val="22"/>
+                <w:lang w:val="en-US"/>
+              </w:rPr>
+            </w:pPr>
+            <w:r>
+              <w:rPr>
+                <w:rFonts w:ascii="Aptos" w:hAnsi="Aptos"/>
+                <w:sz w:val="22"/>
+                <w:szCs w:val="22"/>
+                <w:lang w:val="en-US"/>
+              </w:rPr>
+              <w:t xml:space="preserve">☑ </w:t>
+            </w:r>
+            <w:r>
+              <w:rPr>
+                <w:rFonts w:ascii="Aptos" w:hAnsi="Aptos"/>
+                <w:sz w:val="22"/>
+                <w:szCs w:val="22"/>
+                <w:lang w:val="en-US"/>
+              </w:rPr>
+              <w:t>Restore a selected archived record or permanently delete it after confirmation</w:t>
+            </w:r>
+          </w:p>
+          <w:p>
+            <w:pPr>
+              <w:rPr>
+                <w:rFonts w:ascii="Aptos" w:hAnsi="Aptos"/>
+                <w:sz w:val="22"/>
+                <w:szCs w:val="22"/>
+                <w:lang w:val="en-US"/>
+              </w:rPr>
+            </w:pPr>
+            <w:r>
+              <w:rPr>
+                <w:rFonts w:ascii="Aptos" w:hAnsi="Aptos"/>
+                <w:sz w:val="22"/>
+                <w:szCs w:val="22"/>
+                <w:lang w:val="en-US"/>
+              </w:rPr>
+              <w:t>☑ Provide a searchable and filterable archive table, record details, restore and delete action controls, and confirmation dialogs</w:t>
             </w:r>
           </w:p>
         </w:tc>
@@ -5347,7 +5122,7 @@
                 <w:szCs w:val="22"/>
                 <w:lang w:val="en-US"/>
               </w:rPr>
-              <w:t>Archive Review Module</w:t>
+              <w:t>Database Backup Module</w:t>
             </w:r>
           </w:p>
         </w:tc>
@@ -5371,7 +5146,7 @@
                 <w:szCs w:val="22"/>
                 <w:lang w:val="en-US"/>
               </w:rPr>
-              <w:t>Provides controlled review of archived records. It supports searching and filtering archived items and permits authorized restoration or permanent deletion</w:t>
+              <w:t>Manages database protection and recovery files. It displays backup status and history, creates manual backups, configures automatic backups, and supports backup download and verification</w:t>
             </w:r>
           </w:p>
           <w:p>
@@ -5428,7 +5203,7 @@
                 <w:szCs w:val="22"/>
                 <w:lang w:val="en-US"/>
               </w:rPr>
-              <w:t>Search and filter archived records and display all entries that match the selected criteria</w:t>
+              <w:t>Display the current backup status, backup history, file availability, and verification results</w:t>
             </w:r>
           </w:p>
           <w:p>
@@ -5456,35 +5231,92 @@
                 <w:szCs w:val="22"/>
                 <w:lang w:val="en-US"/>
               </w:rPr>
-              <w:t>Restore a selected archived record or permanently delete it after confirmation</w:t>
-            </w:r>
-          </w:p>
-          <w:p>
-            <w:pPr>
-              <w:rPr>
-                <w:rFonts w:ascii="Aptos" w:hAnsi="Aptos"/>
-                <w:sz w:val="22"/>
-                <w:szCs w:val="22"/>
-                <w:lang w:val="en-US"/>
-              </w:rPr>
-            </w:pPr>
-            <w:r>
-              <w:rPr>
-                <w:rFonts w:ascii="Aptos" w:hAnsi="Aptos"/>
-                <w:sz w:val="22"/>
-                <w:szCs w:val="22"/>
-                <w:lang w:val="en-US"/>
-              </w:rPr>
-              <w:t xml:space="preserve">☑ Provide a searchable and filterable archive table, record details, restore and delete action controls, and confirmation dialogs</w:t>
-            </w:r>
-            <w:r>
-              <w:rPr>
-                <w:rFonts w:ascii="Aptos" w:hAnsi="Aptos"/>
-                <w:sz w:val="22"/>
-                <w:szCs w:val="22"/>
-                <w:lang w:val="en-US"/>
-              </w:rPr>
-              <w:t/>
+              <w:t>Create a manual database backup and record the result in the backup history</w:t>
+            </w:r>
+          </w:p>
+          <w:p>
+            <w:pPr>
+              <w:rPr>
+                <w:rFonts w:ascii="Aptos" w:hAnsi="Aptos"/>
+                <w:sz w:val="22"/>
+                <w:szCs w:val="22"/>
+                <w:lang w:val="en-US"/>
+              </w:rPr>
+            </w:pPr>
+            <w:r>
+              <w:rPr>
+                <w:rFonts w:ascii="Aptos" w:hAnsi="Aptos"/>
+                <w:sz w:val="22"/>
+                <w:szCs w:val="22"/>
+                <w:lang w:val="en-US"/>
+              </w:rPr>
+              <w:t xml:space="preserve">☑ </w:t>
+            </w:r>
+            <w:r>
+              <w:rPr>
+                <w:rFonts w:ascii="Aptos" w:hAnsi="Aptos"/>
+                <w:sz w:val="22"/>
+                <w:szCs w:val="22"/>
+                <w:lang w:val="en-US"/>
+              </w:rPr>
+              <w:t xml:space="preserve">Enable or disable automatic backup, </w:t>
+            </w:r>
+            <w:r>
+              <w:rPr>
+                <w:rFonts w:ascii="Aptos" w:hAnsi="Aptos"/>
+                <w:sz w:val="22"/>
+                <w:szCs w:val="22"/>
+                <w:lang w:val="en-US"/>
+              </w:rPr>
+              <w:lastRenderedPageBreak/>
+              <w:t>update the schedule, and verify that the saved settings persist</w:t>
+            </w:r>
+          </w:p>
+          <w:p>
+            <w:pPr>
+              <w:rPr>
+                <w:rFonts w:ascii="Aptos" w:hAnsi="Aptos"/>
+                <w:sz w:val="22"/>
+                <w:szCs w:val="22"/>
+                <w:lang w:val="en-US"/>
+              </w:rPr>
+            </w:pPr>
+            <w:r>
+              <w:rPr>
+                <w:rFonts w:ascii="Aptos" w:hAnsi="Aptos"/>
+                <w:sz w:val="22"/>
+                <w:szCs w:val="22"/>
+                <w:lang w:val="en-US"/>
+              </w:rPr>
+              <w:t xml:space="preserve">☑ </w:t>
+            </w:r>
+            <w:r>
+              <w:rPr>
+                <w:rFonts w:ascii="Aptos" w:hAnsi="Aptos"/>
+                <w:sz w:val="22"/>
+                <w:szCs w:val="22"/>
+                <w:lang w:val="en-US"/>
+              </w:rPr>
+              <w:t>Download or verify a selected available backup and display the result</w:t>
+            </w:r>
+          </w:p>
+          <w:p>
+            <w:pPr>
+              <w:rPr>
+                <w:rFonts w:ascii="Aptos" w:hAnsi="Aptos"/>
+                <w:sz w:val="22"/>
+                <w:szCs w:val="22"/>
+                <w:lang w:val="en-US"/>
+              </w:rPr>
+            </w:pPr>
+            <w:r>
+              <w:rPr>
+                <w:rFonts w:ascii="Aptos" w:hAnsi="Aptos"/>
+                <w:sz w:val="22"/>
+                <w:szCs w:val="22"/>
+                <w:lang w:val="en-US"/>
+              </w:rPr>
+              <w:t>☑ Provide backup status cards, a history table, automatic-backup schedule controls, progress indicators, and download or verification-result feedback</w:t>
             </w:r>
           </w:p>
         </w:tc>
@@ -5562,7 +5394,7 @@
                 <w:szCs w:val="22"/>
                 <w:lang w:val="en-US"/>
               </w:rPr>
-              <w:t>Database Backup Module</w:t>
+              <w:t>Integrity Tools Module</w:t>
             </w:r>
           </w:p>
         </w:tc>
@@ -5579,35 +5411,14 @@
                 <w:lang w:val="en-US"/>
               </w:rPr>
             </w:pPr>
-            <w:proofErr w:type="gramStart"/>
-            <w:r>
-              <w:rPr>
-                <w:rFonts w:ascii="Aptos" w:hAnsi="Aptos"/>
-                <w:sz w:val="22"/>
-                <w:szCs w:val="22"/>
-                <w:lang w:val="en-US"/>
-              </w:rPr>
-              <w:t>Manages</w:t>
-            </w:r>
-            <w:proofErr w:type="gramEnd"/>
-            <w:r>
-              <w:rPr>
-                <w:rFonts w:ascii="Aptos" w:hAnsi="Aptos"/>
-                <w:sz w:val="22"/>
-                <w:szCs w:val="22"/>
-                <w:lang w:val="en-US"/>
-              </w:rPr>
-              <w:t xml:space="preserve"> database protection and recovery files. It displays backup status and history, creates manual backups, configures automatic backups, and supports </w:t>
-            </w:r>
-            <w:r>
-              <w:rPr>
-                <w:rFonts w:ascii="Aptos" w:hAnsi="Aptos"/>
-                <w:sz w:val="22"/>
-                <w:szCs w:val="22"/>
-                <w:lang w:val="en-US"/>
-              </w:rPr>
-              <w:lastRenderedPageBreak/>
-              <w:t>backup download and verification</w:t>
+            <w:r>
+              <w:rPr>
+                <w:rFonts w:ascii="Aptos" w:hAnsi="Aptos"/>
+                <w:sz w:val="22"/>
+                <w:szCs w:val="22"/>
+                <w:lang w:val="en-US"/>
+              </w:rPr>
+              <w:t>Checks the consistency of system records and identifies affected data. For eligible issues, authorized users can apply a controlled Safe Auto-Fix and verify the corrected records</w:t>
             </w:r>
           </w:p>
           <w:p>
@@ -5664,7 +5475,7 @@
                 <w:szCs w:val="22"/>
                 <w:lang w:val="en-US"/>
               </w:rPr>
-              <w:t>Display the current backup status, backup history, file availability, and verification results</w:t>
+              <w:t>Run all or selected system integrity checks and display their status and affected records</w:t>
             </w:r>
           </w:p>
           <w:p>
@@ -5692,91 +5503,26 @@
                 <w:szCs w:val="22"/>
                 <w:lang w:val="en-US"/>
               </w:rPr>
-              <w:t>Create a manual database backup and record the result in the backup history</w:t>
-            </w:r>
-          </w:p>
-          <w:p>
-            <w:pPr>
-              <w:rPr>
-                <w:rFonts w:ascii="Aptos" w:hAnsi="Aptos"/>
-                <w:sz w:val="22"/>
-                <w:szCs w:val="22"/>
-                <w:lang w:val="en-US"/>
-              </w:rPr>
-            </w:pPr>
-            <w:r>
-              <w:rPr>
-                <w:rFonts w:ascii="Aptos" w:hAnsi="Aptos"/>
-                <w:sz w:val="22"/>
-                <w:szCs w:val="22"/>
-                <w:lang w:val="en-US"/>
-              </w:rPr>
-              <w:t xml:space="preserve">☑ </w:t>
-            </w:r>
-            <w:r>
-              <w:rPr>
-                <w:rFonts w:ascii="Aptos" w:hAnsi="Aptos"/>
-                <w:sz w:val="22"/>
-                <w:szCs w:val="22"/>
-                <w:lang w:val="en-US"/>
-              </w:rPr>
-              <w:t>Enable or disable automatic backup, update the schedule, and verify that the saved settings persist</w:t>
-            </w:r>
-          </w:p>
-          <w:p>
-            <w:pPr>
-              <w:rPr>
-                <w:rFonts w:ascii="Aptos" w:hAnsi="Aptos"/>
-                <w:sz w:val="22"/>
-                <w:szCs w:val="22"/>
-                <w:lang w:val="en-US"/>
-              </w:rPr>
-            </w:pPr>
-            <w:r>
-              <w:rPr>
-                <w:rFonts w:ascii="Aptos" w:hAnsi="Aptos"/>
-                <w:sz w:val="22"/>
-                <w:szCs w:val="22"/>
-                <w:lang w:val="en-US"/>
-              </w:rPr>
-              <w:t xml:space="preserve">☑ </w:t>
-            </w:r>
-            <w:r>
-              <w:rPr>
-                <w:rFonts w:ascii="Aptos" w:hAnsi="Aptos"/>
-                <w:sz w:val="22"/>
-                <w:szCs w:val="22"/>
-                <w:lang w:val="en-US"/>
-              </w:rPr>
-              <w:t>Download or verify a selected available backup and display the result</w:t>
-            </w:r>
-          </w:p>
-          <w:p>
-            <w:pPr>
-              <w:rPr>
-                <w:rFonts w:ascii="Aptos" w:hAnsi="Aptos"/>
-                <w:sz w:val="22"/>
-                <w:szCs w:val="22"/>
-                <w:lang w:val="en-US"/>
-              </w:rPr>
-            </w:pPr>
-            <w:r>
-              <w:rPr>
-                <w:rFonts w:ascii="Aptos" w:hAnsi="Aptos"/>
-                <w:sz w:val="22"/>
-                <w:szCs w:val="22"/>
-                <w:lang w:val="en-US"/>
-              </w:rPr>
-              <w:t xml:space="preserve">☑ Provide backup status cards, a history table, automatic-backup schedule controls, progress indicators, and download or verification-result feedback</w:t>
-            </w:r>
-            <w:r>
-              <w:rPr>
-                <w:rFonts w:ascii="Aptos" w:hAnsi="Aptos"/>
-                <w:sz w:val="22"/>
-                <w:szCs w:val="22"/>
-                <w:lang w:val="en-US"/>
-              </w:rPr>
-              <w:t/>
+              <w:t>Apply Safe Auto-Fix to an eligible issue and verify the corrected record or records</w:t>
+            </w:r>
+          </w:p>
+          <w:p>
+            <w:pPr>
+              <w:rPr>
+                <w:rFonts w:ascii="Aptos" w:hAnsi="Aptos"/>
+                <w:sz w:val="22"/>
+                <w:szCs w:val="22"/>
+                <w:lang w:val="en-US"/>
+              </w:rPr>
+            </w:pPr>
+            <w:r>
+              <w:rPr>
+                <w:rFonts w:ascii="Aptos" w:hAnsi="Aptos"/>
+                <w:sz w:val="22"/>
+                <w:szCs w:val="22"/>
+                <w:lang w:val="en-US"/>
+              </w:rPr>
+              <w:t>☑ Provide check-summary cards, selectable checks, affected-record detail tables, progress and status indicators, and Safe Auto-Fix confirmation and result dialogs</w:t>
             </w:r>
           </w:p>
         </w:tc>
@@ -5854,7 +5600,7 @@
                 <w:szCs w:val="22"/>
                 <w:lang w:val="en-US"/>
               </w:rPr>
-              <w:t>Integrity Tools Module</w:t>
+              <w:t>Activity Logs Module</w:t>
             </w:r>
           </w:p>
         </w:tc>
@@ -5878,35 +5624,36 @@
                 <w:szCs w:val="22"/>
                 <w:lang w:val="en-US"/>
               </w:rPr>
-              <w:t>Checks the consistency of system records and identifies affected data. For eligible issues, authorized users can apply a controlled Safe Auto-Fix and verify the corrected records</w:t>
-            </w:r>
-          </w:p>
-          <w:p>
-            <w:pPr>
-              <w:rPr>
-                <w:rFonts w:ascii="Aptos" w:hAnsi="Aptos"/>
-                <w:sz w:val="22"/>
-                <w:szCs w:val="22"/>
-                <w:lang w:val="en-US"/>
-              </w:rPr>
-            </w:pPr>
-          </w:p>
-          <w:p>
-            <w:pPr>
-              <w:rPr>
-                <w:rFonts w:ascii="Aptos" w:hAnsi="Aptos"/>
-                <w:sz w:val="22"/>
-                <w:szCs w:val="22"/>
-                <w:lang w:val="en-US"/>
-              </w:rPr>
-            </w:pPr>
-            <w:r>
-              <w:rPr>
-                <w:rFonts w:ascii="Aptos" w:hAnsi="Aptos"/>
-                <w:sz w:val="22"/>
-                <w:szCs w:val="22"/>
-                <w:lang w:val="en-US"/>
-              </w:rPr>
+              <w:t>Provides searchable records of user activities within the system. Authorized users can filter activity entries and open a complete detail view for a selected event</w:t>
+            </w:r>
+          </w:p>
+          <w:p>
+            <w:pPr>
+              <w:rPr>
+                <w:rFonts w:ascii="Aptos" w:hAnsi="Aptos"/>
+                <w:sz w:val="22"/>
+                <w:szCs w:val="22"/>
+                <w:lang w:val="en-US"/>
+              </w:rPr>
+            </w:pPr>
+          </w:p>
+          <w:p>
+            <w:pPr>
+              <w:rPr>
+                <w:rFonts w:ascii="Aptos" w:hAnsi="Aptos"/>
+                <w:sz w:val="22"/>
+                <w:szCs w:val="22"/>
+                <w:lang w:val="en-US"/>
+              </w:rPr>
+            </w:pPr>
+            <w:r>
+              <w:rPr>
+                <w:rFonts w:ascii="Aptos" w:hAnsi="Aptos"/>
+                <w:sz w:val="22"/>
+                <w:szCs w:val="22"/>
+                <w:lang w:val="en-US"/>
+              </w:rPr>
+              <w:lastRenderedPageBreak/>
               <w:t>Tasks:</w:t>
             </w:r>
           </w:p>
@@ -5935,7 +5682,7 @@
                 <w:szCs w:val="22"/>
                 <w:lang w:val="en-US"/>
               </w:rPr>
-              <w:t>Run all or selected system integrity checks and display their status and affected records</w:t>
+              <w:t>Search and filter activity logs and display all records that match the selected criteria</w:t>
             </w:r>
           </w:p>
           <w:p>
@@ -5963,35 +5710,26 @@
                 <w:szCs w:val="22"/>
                 <w:lang w:val="en-US"/>
               </w:rPr>
-              <w:t>Apply Safe Auto-Fix to an eligible issue and verify the corrected record or records</w:t>
-            </w:r>
-          </w:p>
-          <w:p>
-            <w:pPr>
-              <w:rPr>
-                <w:rFonts w:ascii="Aptos" w:hAnsi="Aptos"/>
-                <w:sz w:val="22"/>
-                <w:szCs w:val="22"/>
-                <w:lang w:val="en-US"/>
-              </w:rPr>
-            </w:pPr>
-            <w:r>
-              <w:rPr>
-                <w:rFonts w:ascii="Aptos" w:hAnsi="Aptos"/>
-                <w:sz w:val="22"/>
-                <w:szCs w:val="22"/>
-                <w:lang w:val="en-US"/>
-              </w:rPr>
-              <w:t xml:space="preserve">☑ Provide check-summary cards, selectable checks, affected-record detail tables, progress and status indicators, and Safe Auto-Fix confirmation and result dialogs</w:t>
-            </w:r>
-            <w:r>
-              <w:rPr>
-                <w:rFonts w:ascii="Aptos" w:hAnsi="Aptos"/>
-                <w:sz w:val="22"/>
-                <w:szCs w:val="22"/>
-                <w:lang w:val="en-US"/>
-              </w:rPr>
-              <w:t/>
+              <w:t>Open a selected activity log and display its complete recorded details</w:t>
+            </w:r>
+          </w:p>
+          <w:p>
+            <w:pPr>
+              <w:rPr>
+                <w:rFonts w:ascii="Aptos" w:hAnsi="Aptos"/>
+                <w:sz w:val="22"/>
+                <w:szCs w:val="22"/>
+                <w:lang w:val="en-US"/>
+              </w:rPr>
+            </w:pPr>
+            <w:r>
+              <w:rPr>
+                <w:rFonts w:ascii="Aptos" w:hAnsi="Aptos"/>
+                <w:sz w:val="22"/>
+                <w:szCs w:val="22"/>
+                <w:lang w:val="en-US"/>
+              </w:rPr>
+              <w:t>☑ Provide a searchable and filterable activity-log table with pagination, date and action filters, a complete detail modal, and loading, empty, and error states</w:t>
             </w:r>
           </w:p>
         </w:tc>
@@ -6069,7 +5807,7 @@
                 <w:szCs w:val="22"/>
                 <w:lang w:val="en-US"/>
               </w:rPr>
-              <w:t>Activity Logs Module</w:t>
+              <w:t>System Audit Logs Module</w:t>
             </w:r>
           </w:p>
         </w:tc>
@@ -6093,27 +5831,7 @@
                 <w:szCs w:val="22"/>
                 <w:lang w:val="en-US"/>
               </w:rPr>
-              <w:t xml:space="preserve">Provides searchable records of user activities within the system. Authorized users can filter activity entries and open a complete </w:t>
-            </w:r>
-            <w:proofErr w:type="gramStart"/>
-            <w:r>
-              <w:rPr>
-                <w:rFonts w:ascii="Aptos" w:hAnsi="Aptos"/>
-                <w:sz w:val="22"/>
-                <w:szCs w:val="22"/>
-                <w:lang w:val="en-US"/>
-              </w:rPr>
-              <w:t>detail</w:t>
-            </w:r>
-            <w:proofErr w:type="gramEnd"/>
-            <w:r>
-              <w:rPr>
-                <w:rFonts w:ascii="Aptos" w:hAnsi="Aptos"/>
-                <w:sz w:val="22"/>
-                <w:szCs w:val="22"/>
-                <w:lang w:val="en-US"/>
-              </w:rPr>
-              <w:t xml:space="preserve"> view for a selected event</w:t>
+              <w:t>Provides searchable system audit records for administrative review. Authorized users can filter audit events and inspect the complete details of a selected record</w:t>
             </w:r>
           </w:p>
           <w:p>
@@ -6161,7 +5879,6 @@
                 <w:szCs w:val="22"/>
                 <w:lang w:val="en-US"/>
               </w:rPr>
-              <w:lastRenderedPageBreak/>
               <w:t xml:space="preserve">☑ </w:t>
             </w:r>
             <w:r>
@@ -6171,7 +5888,7 @@
                 <w:szCs w:val="22"/>
                 <w:lang w:val="en-US"/>
               </w:rPr>
-              <w:t>Search and filter activity logs and display all records that match the selected criteria</w:t>
+              <w:t>Search and filter system audit logs and display all records that match the selected criteria</w:t>
             </w:r>
           </w:p>
           <w:p>
@@ -6199,221 +5916,6 @@
                 <w:szCs w:val="22"/>
                 <w:lang w:val="en-US"/>
               </w:rPr>
-              <w:t>Open a selected activity log and display its complete recorded details</w:t>
-            </w:r>
-          </w:p>
-          <w:p>
-            <w:pPr>
-              <w:rPr>
-                <w:rFonts w:ascii="Aptos" w:hAnsi="Aptos"/>
-                <w:sz w:val="22"/>
-                <w:szCs w:val="22"/>
-                <w:lang w:val="en-US"/>
-              </w:rPr>
-            </w:pPr>
-            <w:r>
-              <w:rPr>
-                <w:rFonts w:ascii="Aptos" w:hAnsi="Aptos"/>
-                <w:sz w:val="22"/>
-                <w:szCs w:val="22"/>
-                <w:lang w:val="en-US"/>
-              </w:rPr>
-              <w:t xml:space="preserve">☑ Provide a searchable and filterable activity-log table with pagination, date and action filters, a complete detail modal, and loading, empty, and error states</w:t>
-            </w:r>
-            <w:r>
-              <w:rPr>
-                <w:rFonts w:ascii="Aptos" w:hAnsi="Aptos"/>
-                <w:sz w:val="22"/>
-                <w:szCs w:val="22"/>
-                <w:lang w:val="en-US"/>
-              </w:rPr>
-              <w:t/>
-            </w:r>
-          </w:p>
-        </w:tc>
-        <w:tc>
-          <w:tcPr>
-            <w:tcW w:w="2698" w:type="dxa"/>
-          </w:tcPr>
-          <w:p>
-            <w:pPr>
-              <w:jc w:val="center"/>
-              <w:rPr>
-                <w:rFonts w:ascii="Aptos" w:hAnsi="Aptos"/>
-                <w:sz w:val="22"/>
-                <w:szCs w:val="22"/>
-                <w:lang w:val="en-US"/>
-              </w:rPr>
-            </w:pPr>
-          </w:p>
-          <w:p>
-            <w:pPr>
-              <w:jc w:val="center"/>
-              <w:rPr>
-                <w:rFonts w:ascii="Aptos" w:hAnsi="Aptos"/>
-                <w:sz w:val="22"/>
-                <w:szCs w:val="22"/>
-                <w:lang w:val="en-US"/>
-              </w:rPr>
-            </w:pPr>
-            <w:r>
-              <w:rPr>
-                <w:rFonts w:ascii="Aptos" w:hAnsi="Aptos"/>
-                <w:sz w:val="22"/>
-                <w:szCs w:val="22"/>
-                <w:lang w:val="en-US"/>
-              </w:rPr>
-              <w:t>100%</w:t>
-            </w:r>
-          </w:p>
-        </w:tc>
-        <w:tc>
-          <w:tcPr>
-            <w:tcW w:w="2698" w:type="dxa"/>
-          </w:tcPr>
-          <w:p>
-            <w:pPr>
-              <w:jc w:val="center"/>
-              <w:rPr>
-                <w:rFonts w:ascii="Aptos" w:hAnsi="Aptos"/>
-                <w:sz w:val="22"/>
-                <w:szCs w:val="22"/>
-                <w:lang w:val="en-US"/>
-              </w:rPr>
-            </w:pPr>
-          </w:p>
-        </w:tc>
-      </w:tr>
-      <w:tr>
-        <w:tc>
-          <w:tcPr>
-            <w:tcW w:w="2697" w:type="dxa"/>
-          </w:tcPr>
-          <w:p>
-            <w:pPr>
-              <w:rPr>
-                <w:rFonts w:ascii="Aptos" w:hAnsi="Aptos"/>
-                <w:sz w:val="22"/>
-                <w:szCs w:val="22"/>
-                <w:lang w:val="en-US"/>
-              </w:rPr>
-            </w:pPr>
-            <w:r>
-              <w:rPr>
-                <w:rFonts w:ascii="Aptos" w:hAnsi="Aptos"/>
-                <w:sz w:val="22"/>
-                <w:szCs w:val="22"/>
-                <w:lang w:val="en-US"/>
-              </w:rPr>
-              <w:t>System Audit Logs Module</w:t>
-            </w:r>
-          </w:p>
-        </w:tc>
-        <w:tc>
-          <w:tcPr>
-            <w:tcW w:w="2697" w:type="dxa"/>
-          </w:tcPr>
-          <w:p>
-            <w:pPr>
-              <w:rPr>
-                <w:rFonts w:ascii="Aptos" w:hAnsi="Aptos"/>
-                <w:sz w:val="22"/>
-                <w:szCs w:val="22"/>
-                <w:lang w:val="en-US"/>
-              </w:rPr>
-            </w:pPr>
-            <w:r>
-              <w:rPr>
-                <w:rFonts w:ascii="Aptos" w:hAnsi="Aptos"/>
-                <w:sz w:val="22"/>
-                <w:szCs w:val="22"/>
-                <w:lang w:val="en-US"/>
-              </w:rPr>
-              <w:t>Provides searchable system audit records for administrative review. Authorized users can filter audit events and inspect the complete details of a selected record</w:t>
-            </w:r>
-          </w:p>
-          <w:p>
-            <w:pPr>
-              <w:rPr>
-                <w:rFonts w:ascii="Aptos" w:hAnsi="Aptos"/>
-                <w:sz w:val="22"/>
-                <w:szCs w:val="22"/>
-                <w:lang w:val="en-US"/>
-              </w:rPr>
-            </w:pPr>
-          </w:p>
-          <w:p>
-            <w:pPr>
-              <w:rPr>
-                <w:rFonts w:ascii="Aptos" w:hAnsi="Aptos"/>
-                <w:sz w:val="22"/>
-                <w:szCs w:val="22"/>
-                <w:lang w:val="en-US"/>
-              </w:rPr>
-            </w:pPr>
-            <w:r>
-              <w:rPr>
-                <w:rFonts w:ascii="Aptos" w:hAnsi="Aptos"/>
-                <w:sz w:val="22"/>
-                <w:szCs w:val="22"/>
-                <w:lang w:val="en-US"/>
-              </w:rPr>
-              <w:t>Tasks:</w:t>
-            </w:r>
-          </w:p>
-          <w:p>
-            <w:pPr>
-              <w:rPr>
-                <w:rFonts w:ascii="Aptos" w:hAnsi="Aptos"/>
-                <w:sz w:val="22"/>
-                <w:szCs w:val="22"/>
-                <w:lang w:val="en-US"/>
-              </w:rPr>
-            </w:pPr>
-            <w:r>
-              <w:rPr>
-                <w:rFonts w:ascii="Aptos" w:hAnsi="Aptos"/>
-                <w:sz w:val="22"/>
-                <w:szCs w:val="22"/>
-                <w:lang w:val="en-US"/>
-              </w:rPr>
-              <w:t xml:space="preserve">☑ </w:t>
-            </w:r>
-            <w:r>
-              <w:rPr>
-                <w:rFonts w:ascii="Aptos" w:hAnsi="Aptos"/>
-                <w:sz w:val="22"/>
-                <w:szCs w:val="22"/>
-                <w:lang w:val="en-US"/>
-              </w:rPr>
-              <w:t>Search and filter system audit logs and display all records that match the selected criteria</w:t>
-            </w:r>
-          </w:p>
-          <w:p>
-            <w:pPr>
-              <w:rPr>
-                <w:rFonts w:ascii="Aptos" w:hAnsi="Aptos"/>
-                <w:sz w:val="22"/>
-                <w:szCs w:val="22"/>
-                <w:lang w:val="en-US"/>
-              </w:rPr>
-            </w:pPr>
-            <w:r>
-              <w:rPr>
-                <w:rFonts w:ascii="Aptos" w:hAnsi="Aptos"/>
-                <w:sz w:val="22"/>
-                <w:szCs w:val="22"/>
-                <w:lang w:val="en-US"/>
-              </w:rPr>
-              <w:t xml:space="preserve">☑ </w:t>
-            </w:r>
-            <w:r>
-              <w:rPr>
-                <w:rFonts w:ascii="Aptos" w:hAnsi="Aptos"/>
-                <w:sz w:val="22"/>
-                <w:szCs w:val="22"/>
-                <w:lang w:val="en-US"/>
-              </w:rPr>
               <w:t>Open a selected audit log and display its complete recorded details</w:t>
             </w:r>
           </w:p>
@@ -6433,16 +5935,7 @@
                 <w:szCs w:val="22"/>
                 <w:lang w:val="en-US"/>
               </w:rPr>
-              <w:t xml:space="preserve">☑ Provide a searchable and filterable audit-log table with pagination, event filters, a complete detail modal, and loading, empty, and error states</w:t>
-            </w:r>
-            <w:r>
-              <w:rPr>
-                <w:rFonts w:ascii="Aptos" w:hAnsi="Aptos"/>
-                <w:sz w:val="22"/>
-                <w:szCs w:val="22"/>
-                <w:lang w:val="en-US"/>
-              </w:rPr>
-              <w:t/>
+              <w:t>☑ Provide a searchable and filterable audit-log table with pagination, event filters, a complete detail modal, and loading, empty, and error states</w:t>
             </w:r>
           </w:p>
         </w:tc>
@@ -6547,27 +6040,7 @@
                 <w:szCs w:val="22"/>
                 <w:lang w:val="en-US"/>
               </w:rPr>
-              <w:t xml:space="preserve">Provides the </w:t>
-            </w:r>
-            <w:proofErr w:type="spellStart"/>
-            <w:r>
-              <w:rPr>
-                <w:rFonts w:ascii="Aptos" w:hAnsi="Aptos"/>
-                <w:sz w:val="22"/>
-                <w:szCs w:val="22"/>
-                <w:lang w:val="en-US"/>
-              </w:rPr>
-              <w:t>NgitiBot</w:t>
-            </w:r>
-            <w:proofErr w:type="spellEnd"/>
-            <w:r>
-              <w:rPr>
-                <w:rFonts w:ascii="Aptos" w:hAnsi="Aptos"/>
-                <w:sz w:val="22"/>
-                <w:szCs w:val="22"/>
-                <w:lang w:val="en-US"/>
-              </w:rPr>
-              <w:t xml:space="preserve"> chat experience. Patients can send messages or use suggested prompts and receive explanations displayed within the conversation</w:t>
+              <w:t>Provides the NgitiBot chat experience. Patients can send messages or use suggested prompts and receive explanations displayed within the conversation</w:t>
             </w:r>
           </w:p>
           <w:p>
@@ -6602,6 +6075,7 @@
                 <w:szCs w:val="22"/>
                 <w:lang w:val="en-US"/>
               </w:rPr>
+              <w:lastRenderedPageBreak/>
               <w:t>Tasks:</w:t>
             </w:r>
           </w:p>
@@ -6633,19 +6107,8 @@
                 <w:szCs w:val="22"/>
                 <w:lang w:val="en-US"/>
               </w:rPr>
-              <w:t xml:space="preserve">Allow the patient to send a message or select a suggested prompt in </w:t>
-            </w:r>
-            <w:proofErr w:type="spellStart"/>
-            <w:r>
-              <w:rPr>
-                <w:rFonts w:ascii="Aptos" w:hAnsi="Aptos"/>
-                <w:sz w:val="22"/>
-                <w:szCs w:val="22"/>
-                <w:lang w:val="en-US"/>
-              </w:rPr>
-              <w:t>NgitiBot</w:t>
-            </w:r>
-            <w:proofErr w:type="spellEnd"/>
+              <w:t>Allow the patient to send a message or select a suggested prompt in NgitiBot</w:t>
+            </w:r>
           </w:p>
           <w:p>
             <w:pPr>
@@ -6675,27 +6138,7 @@
                 <w:szCs w:val="22"/>
                 <w:lang w:val="en-US"/>
               </w:rPr>
-              <w:t xml:space="preserve">Display the patient's messages and </w:t>
-            </w:r>
-            <w:proofErr w:type="spellStart"/>
-            <w:r>
-              <w:rPr>
-                <w:rFonts w:ascii="Aptos" w:hAnsi="Aptos"/>
-                <w:sz w:val="22"/>
-                <w:szCs w:val="22"/>
-                <w:lang w:val="en-US"/>
-              </w:rPr>
-              <w:t>NgitiBot</w:t>
-            </w:r>
-            <w:proofErr w:type="spellEnd"/>
-            <w:r>
-              <w:rPr>
-                <w:rFonts w:ascii="Aptos" w:hAnsi="Aptos"/>
-                <w:sz w:val="22"/>
-                <w:szCs w:val="22"/>
-                <w:lang w:val="en-US"/>
-              </w:rPr>
-              <w:t xml:space="preserve"> explanations within the conversation</w:t>
+              <w:t>Display the patient's messages and NgitiBot explanations within the conversation</w:t>
             </w:r>
           </w:p>
           <w:p>
@@ -6717,36 +6160,7 @@
                 <w:szCs w:val="22"/>
                 <w:lang w:val="en-US"/>
               </w:rPr>
-              <w:t xml:space="preserve">☑ Provide a responsive chat panel with conversation history, suggested-prompt chips, a message composer, send and loading states, and error or retry feedback</w:t>
-            </w:r>
-            <w:r>
-              <w:rPr>
-                <w:rFonts w:ascii="Aptos" w:hAnsi="Aptos"/>
-                <w:sz w:val="22"/>
-                <w:szCs w:val="22"/>
-                <w:lang w:val="en-US"/>
-              </w:rPr>
-              <w:t xml:space="preserve"/>
-            </w:r>
-            <w:proofErr w:type="spellStart"/>
-            <w:r>
-              <w:rPr>
-                <w:rFonts w:ascii="Aptos" w:hAnsi="Aptos"/>
-                <w:sz w:val="22"/>
-                <w:szCs w:val="22"/>
-                <w:lang w:val="en-US"/>
-              </w:rPr>
-              <w:t/>
-            </w:r>
-            <w:proofErr w:type="spellEnd"/>
-            <w:r>
-              <w:rPr>
-                <w:rFonts w:ascii="Aptos" w:hAnsi="Aptos"/>
-                <w:sz w:val="22"/>
-                <w:szCs w:val="22"/>
-                <w:lang w:val="en-US"/>
-              </w:rPr>
-              <w:t xml:space="preserve"/>
+              <w:t>☑ Provide a responsive chat panel with conversation history, suggested-prompt chips, a message composer, send and loading states, and error or retry feedback</w:t>
             </w:r>
           </w:p>
         </w:tc>
@@ -6851,37 +6265,7 @@
                 <w:szCs w:val="22"/>
                 <w:lang w:val="en-US"/>
               </w:rPr>
-              <w:t xml:space="preserve">Presents </w:t>
-            </w:r>
-            <w:proofErr w:type="gramStart"/>
-            <w:r>
-              <w:rPr>
-                <w:rFonts w:ascii="Aptos" w:hAnsi="Aptos"/>
-                <w:sz w:val="22"/>
-                <w:szCs w:val="22"/>
-                <w:lang w:val="en-US"/>
-              </w:rPr>
-              <w:t>care</w:t>
-            </w:r>
-            <w:proofErr w:type="gramEnd"/>
-            <w:r>
-              <w:rPr>
-                <w:rFonts w:ascii="Aptos" w:hAnsi="Aptos"/>
-                <w:sz w:val="22"/>
-                <w:szCs w:val="22"/>
-                <w:lang w:val="en-US"/>
-              </w:rPr>
-              <w:t xml:space="preserve">-related context and system recommendations for the patient. It consolidates the recommended visit </w:t>
-            </w:r>
-            <w:r>
-              <w:rPr>
-                <w:rFonts w:ascii="Aptos" w:hAnsi="Aptos"/>
-                <w:sz w:val="22"/>
-                <w:szCs w:val="22"/>
-                <w:lang w:val="en-US"/>
-              </w:rPr>
-              <w:lastRenderedPageBreak/>
-              <w:t>window, oral health management information, and dental health education context</w:t>
+              <w:t>Presents care-related context and system recommendations for the patient. It consolidates the recommended visit window, oral health management information, and dental health education context</w:t>
             </w:r>
           </w:p>
           <w:p>
@@ -7018,16 +6402,7 @@
                 <w:szCs w:val="22"/>
                 <w:lang w:val="en-US"/>
               </w:rPr>
-              <w:t xml:space="preserve">☑ Provide patient-care dashboard cards for the visit window, oral-care summary, education recommendations, source and reason details, and loading or empty states</w:t>
-            </w:r>
-            <w:r>
-              <w:rPr>
-                <w:rFonts w:ascii="Aptos" w:hAnsi="Aptos"/>
-                <w:sz w:val="22"/>
-                <w:szCs w:val="22"/>
-                <w:lang w:val="en-US"/>
-              </w:rPr>
-              <w:t/>
+              <w:t>☑ Provide patient-care dashboard cards for the visit window, oral-care summary, education recommendations, source and reason details, and loading or empty states</w:t>
             </w:r>
           </w:p>
         </w:tc>
@@ -7122,27 +6497,24 @@
                 <w:lang w:val="en-US"/>
               </w:rPr>
             </w:pPr>
-            <w:proofErr w:type="spellStart"/>
-            <w:proofErr w:type="gramStart"/>
-            <w:r>
-              <w:rPr>
-                <w:rFonts w:ascii="Aptos" w:hAnsi="Aptos"/>
-                <w:sz w:val="22"/>
-                <w:szCs w:val="22"/>
-                <w:lang w:val="en-US"/>
-              </w:rPr>
-              <w:t>Lets</w:t>
-            </w:r>
-            <w:proofErr w:type="spellEnd"/>
-            <w:proofErr w:type="gramEnd"/>
-            <w:r>
-              <w:rPr>
-                <w:rFonts w:ascii="Aptos" w:hAnsi="Aptos"/>
-                <w:sz w:val="22"/>
-                <w:szCs w:val="22"/>
-                <w:lang w:val="en-US"/>
-              </w:rPr>
-              <w:t xml:space="preserve"> patients review upcoming and previous appointments, submit a new booking, and manage eligible appointments through cancellation or rescheduling</w:t>
+            <w:r>
+              <w:rPr>
+                <w:rFonts w:ascii="Aptos" w:hAnsi="Aptos"/>
+                <w:sz w:val="22"/>
+                <w:szCs w:val="22"/>
+                <w:lang w:val="en-US"/>
+              </w:rPr>
+              <w:t xml:space="preserve">Lets patients review upcoming and previous </w:t>
+            </w:r>
+            <w:r>
+              <w:rPr>
+                <w:rFonts w:ascii="Aptos" w:hAnsi="Aptos"/>
+                <w:sz w:val="22"/>
+                <w:szCs w:val="22"/>
+                <w:lang w:val="en-US"/>
+              </w:rPr>
+              <w:lastRenderedPageBreak/>
+              <w:t>appointments, submit a new booking, and manage eligible appointments through cancellation or rescheduling</w:t>
             </w:r>
           </w:p>
           <w:p>
@@ -7274,16 +6646,7 @@
                 <w:szCs w:val="22"/>
                 <w:lang w:val="en-US"/>
               </w:rPr>
-              <w:t xml:space="preserve">☑ Provide upcoming and previous appointment views, appointment cards and status badges, a booking form, cancellation and rescheduling dialogs, and result feedback</w:t>
-            </w:r>
-            <w:r>
-              <w:rPr>
-                <w:rFonts w:ascii="Aptos" w:hAnsi="Aptos"/>
-                <w:sz w:val="22"/>
-                <w:szCs w:val="22"/>
-                <w:lang w:val="en-US"/>
-              </w:rPr>
-              <w:t/>
+              <w:t>☑ Provide upcoming and previous appointment views, appointment cards and status badges, a booking form, cancellation and rescheduling dialogs, and result feedback</w:t>
             </w:r>
           </w:p>
         </w:tc>
@@ -7414,6 +6777,475 @@
                 <w:szCs w:val="22"/>
                 <w:lang w:val="en-US"/>
               </w:rPr>
+              <w:t>Tasks:</w:t>
+            </w:r>
+          </w:p>
+          <w:p>
+            <w:pPr>
+              <w:rPr>
+                <w:rFonts w:ascii="Aptos" w:hAnsi="Aptos"/>
+                <w:sz w:val="22"/>
+                <w:szCs w:val="22"/>
+                <w:lang w:val="en-US"/>
+              </w:rPr>
+            </w:pPr>
+            <w:r>
+              <w:rPr>
+                <w:rFonts w:ascii="Aptos" w:hAnsi="Aptos"/>
+                <w:sz w:val="22"/>
+                <w:szCs w:val="22"/>
+                <w:lang w:val="en-US"/>
+              </w:rPr>
+              <w:t xml:space="preserve">☑ </w:t>
+            </w:r>
+            <w:r>
+              <w:rPr>
+                <w:rFonts w:ascii="Aptos" w:hAnsi="Aptos"/>
+                <w:sz w:val="22"/>
+                <w:szCs w:val="22"/>
+                <w:lang w:val="en-US"/>
+              </w:rPr>
+              <w:t>Validate and save the patient's Daily Oral Health Log</w:t>
+            </w:r>
+          </w:p>
+          <w:p>
+            <w:pPr>
+              <w:rPr>
+                <w:rFonts w:ascii="Aptos" w:hAnsi="Aptos"/>
+                <w:sz w:val="22"/>
+                <w:szCs w:val="22"/>
+                <w:lang w:val="en-US"/>
+              </w:rPr>
+            </w:pPr>
+            <w:r>
+              <w:rPr>
+                <w:rFonts w:ascii="Aptos" w:hAnsi="Aptos"/>
+                <w:sz w:val="22"/>
+                <w:szCs w:val="22"/>
+                <w:lang w:val="en-US"/>
+              </w:rPr>
+              <w:t xml:space="preserve">☑ </w:t>
+            </w:r>
+            <w:r>
+              <w:rPr>
+                <w:rFonts w:ascii="Aptos" w:hAnsi="Aptos"/>
+                <w:sz w:val="22"/>
+                <w:szCs w:val="22"/>
+                <w:lang w:val="en-US"/>
+              </w:rPr>
+              <w:t>Display saved oral health records for the date selected in the calendar</w:t>
+            </w:r>
+          </w:p>
+          <w:p>
+            <w:pPr>
+              <w:rPr>
+                <w:rFonts w:ascii="Aptos" w:hAnsi="Aptos"/>
+                <w:sz w:val="22"/>
+                <w:szCs w:val="22"/>
+                <w:lang w:val="en-US"/>
+              </w:rPr>
+            </w:pPr>
+            <w:r>
+              <w:rPr>
+                <w:rFonts w:ascii="Aptos" w:hAnsi="Aptos"/>
+                <w:sz w:val="22"/>
+                <w:szCs w:val="22"/>
+                <w:lang w:val="en-US"/>
+              </w:rPr>
+              <w:lastRenderedPageBreak/>
+              <w:t xml:space="preserve">☑ </w:t>
+            </w:r>
+            <w:r>
+              <w:rPr>
+                <w:rFonts w:ascii="Aptos" w:hAnsi="Aptos"/>
+                <w:sz w:val="22"/>
+                <w:szCs w:val="22"/>
+                <w:lang w:val="en-US"/>
+              </w:rPr>
+              <w:t>Calculate and display the patient's 7-day and 30-day oral health trends</w:t>
+            </w:r>
+          </w:p>
+          <w:p>
+            <w:pPr>
+              <w:rPr>
+                <w:rFonts w:ascii="Aptos" w:hAnsi="Aptos"/>
+                <w:sz w:val="22"/>
+                <w:szCs w:val="22"/>
+                <w:lang w:val="en-US"/>
+              </w:rPr>
+            </w:pPr>
+            <w:r>
+              <w:rPr>
+                <w:rFonts w:ascii="Aptos" w:hAnsi="Aptos"/>
+                <w:sz w:val="22"/>
+                <w:szCs w:val="22"/>
+                <w:lang w:val="en-US"/>
+              </w:rPr>
+              <w:t xml:space="preserve">☑ </w:t>
+            </w:r>
+            <w:r>
+              <w:rPr>
+                <w:rFonts w:ascii="Aptos" w:hAnsi="Aptos"/>
+                <w:sz w:val="22"/>
+                <w:szCs w:val="22"/>
+                <w:lang w:val="en-US"/>
+              </w:rPr>
+              <w:t>Display the recommended visit window together with its source, reason, and visit timing</w:t>
+            </w:r>
+          </w:p>
+          <w:p>
+            <w:pPr>
+              <w:rPr>
+                <w:rFonts w:ascii="Aptos" w:hAnsi="Aptos"/>
+                <w:sz w:val="22"/>
+                <w:szCs w:val="22"/>
+                <w:lang w:val="en-US"/>
+              </w:rPr>
+            </w:pPr>
+            <w:r>
+              <w:rPr>
+                <w:rFonts w:ascii="Aptos" w:hAnsi="Aptos"/>
+                <w:sz w:val="22"/>
+                <w:szCs w:val="22"/>
+                <w:lang w:val="en-US"/>
+              </w:rPr>
+              <w:t>☑ Provide a daily-log form, calendar history, 7-day and 30-day trend cards or charts, a visit recommendation card, and saved, loading, and empty states</w:t>
+            </w:r>
+          </w:p>
+        </w:tc>
+        <w:tc>
+          <w:tcPr>
+            <w:tcW w:w="2698" w:type="dxa"/>
+          </w:tcPr>
+          <w:p>
+            <w:pPr>
+              <w:jc w:val="center"/>
+              <w:rPr>
+                <w:rFonts w:ascii="Aptos" w:hAnsi="Aptos"/>
+                <w:sz w:val="22"/>
+                <w:szCs w:val="22"/>
+                <w:lang w:val="en-US"/>
+              </w:rPr>
+            </w:pPr>
+          </w:p>
+          <w:p>
+            <w:pPr>
+              <w:jc w:val="center"/>
+              <w:rPr>
+                <w:rFonts w:ascii="Aptos" w:hAnsi="Aptos"/>
+                <w:sz w:val="22"/>
+                <w:szCs w:val="22"/>
+                <w:lang w:val="en-US"/>
+              </w:rPr>
+            </w:pPr>
+            <w:r>
+              <w:rPr>
+                <w:rFonts w:ascii="Aptos" w:hAnsi="Aptos"/>
+                <w:sz w:val="22"/>
+                <w:szCs w:val="22"/>
+                <w:lang w:val="en-US"/>
+              </w:rPr>
+              <w:t>100%</w:t>
+            </w:r>
+          </w:p>
+        </w:tc>
+        <w:tc>
+          <w:tcPr>
+            <w:tcW w:w="2698" w:type="dxa"/>
+          </w:tcPr>
+          <w:p>
+            <w:pPr>
+              <w:jc w:val="center"/>
+              <w:rPr>
+                <w:rFonts w:ascii="Aptos" w:hAnsi="Aptos"/>
+                <w:sz w:val="22"/>
+                <w:szCs w:val="22"/>
+                <w:lang w:val="en-US"/>
+              </w:rPr>
+            </w:pPr>
+          </w:p>
+        </w:tc>
+      </w:tr>
+      <w:tr>
+        <w:tc>
+          <w:tcPr>
+            <w:tcW w:w="2697" w:type="dxa"/>
+          </w:tcPr>
+          <w:p>
+            <w:pPr>
+              <w:rPr>
+                <w:rFonts w:ascii="Aptos" w:hAnsi="Aptos"/>
+                <w:sz w:val="22"/>
+                <w:szCs w:val="22"/>
+                <w:lang w:val="en-US"/>
+              </w:rPr>
+            </w:pPr>
+            <w:r>
+              <w:rPr>
+                <w:rFonts w:ascii="Aptos" w:hAnsi="Aptos"/>
+                <w:sz w:val="22"/>
+                <w:szCs w:val="22"/>
+                <w:lang w:val="en-US"/>
+              </w:rPr>
+              <w:t>Dental Health Education Module</w:t>
+            </w:r>
+          </w:p>
+        </w:tc>
+        <w:tc>
+          <w:tcPr>
+            <w:tcW w:w="2697" w:type="dxa"/>
+          </w:tcPr>
+          <w:p>
+            <w:pPr>
+              <w:rPr>
+                <w:rFonts w:ascii="Aptos" w:hAnsi="Aptos"/>
+                <w:sz w:val="22"/>
+                <w:szCs w:val="22"/>
+                <w:lang w:val="en-US"/>
+              </w:rPr>
+            </w:pPr>
+            <w:r>
+              <w:rPr>
+                <w:rFonts w:ascii="Aptos" w:hAnsi="Aptos"/>
+                <w:sz w:val="22"/>
+                <w:szCs w:val="22"/>
+                <w:lang w:val="en-US"/>
+              </w:rPr>
+              <w:t>Delivers oral-health learning content. It shows education topics related to recorded oral health information and provides a searchable, filterable library of available articles</w:t>
+            </w:r>
+          </w:p>
+          <w:p>
+            <w:pPr>
+              <w:rPr>
+                <w:rFonts w:ascii="Aptos" w:hAnsi="Aptos"/>
+                <w:sz w:val="22"/>
+                <w:szCs w:val="22"/>
+                <w:lang w:val="en-US"/>
+              </w:rPr>
+            </w:pPr>
+          </w:p>
+          <w:p>
+            <w:pPr>
+              <w:rPr>
+                <w:rFonts w:ascii="Aptos" w:hAnsi="Aptos"/>
+                <w:sz w:val="22"/>
+                <w:szCs w:val="22"/>
+                <w:lang w:val="en-US"/>
+              </w:rPr>
+            </w:pPr>
+            <w:r>
+              <w:rPr>
+                <w:rFonts w:ascii="Aptos" w:hAnsi="Aptos"/>
+                <w:sz w:val="22"/>
+                <w:szCs w:val="22"/>
+                <w:lang w:val="en-US"/>
+              </w:rPr>
+              <w:t>Tasks:</w:t>
+            </w:r>
+          </w:p>
+          <w:p>
+            <w:pPr>
+              <w:rPr>
+                <w:rFonts w:ascii="Aptos" w:hAnsi="Aptos"/>
+                <w:sz w:val="22"/>
+                <w:szCs w:val="22"/>
+                <w:lang w:val="en-US"/>
+              </w:rPr>
+            </w:pPr>
+            <w:r>
+              <w:rPr>
+                <w:rFonts w:ascii="Aptos" w:hAnsi="Aptos"/>
+                <w:sz w:val="22"/>
+                <w:szCs w:val="22"/>
+                <w:lang w:val="en-US"/>
+              </w:rPr>
+              <w:t xml:space="preserve">☑ </w:t>
+            </w:r>
+            <w:r>
+              <w:rPr>
+                <w:rFonts w:ascii="Aptos" w:hAnsi="Aptos"/>
+                <w:sz w:val="22"/>
+                <w:szCs w:val="22"/>
+                <w:lang w:val="en-US"/>
+              </w:rPr>
+              <w:t>Display dental health education topics related to the patient's recorded oral health information</w:t>
+            </w:r>
+          </w:p>
+          <w:p>
+            <w:pPr>
+              <w:rPr>
+                <w:rFonts w:ascii="Aptos" w:hAnsi="Aptos"/>
+                <w:sz w:val="22"/>
+                <w:szCs w:val="22"/>
+                <w:lang w:val="en-US"/>
+              </w:rPr>
+            </w:pPr>
+            <w:r>
+              <w:rPr>
+                <w:rFonts w:ascii="Aptos" w:hAnsi="Aptos"/>
+                <w:sz w:val="22"/>
+                <w:szCs w:val="22"/>
+                <w:lang w:val="en-US"/>
+              </w:rPr>
+              <w:t xml:space="preserve">☑ </w:t>
+            </w:r>
+            <w:r>
+              <w:rPr>
+                <w:rFonts w:ascii="Aptos" w:hAnsi="Aptos"/>
+                <w:sz w:val="22"/>
+                <w:szCs w:val="22"/>
+                <w:lang w:val="en-US"/>
+              </w:rPr>
+              <w:t>Search, filter, and open available articles in the Dental Health Education library</w:t>
+            </w:r>
+          </w:p>
+          <w:p>
+            <w:pPr>
+              <w:rPr>
+                <w:rFonts w:ascii="Aptos" w:hAnsi="Aptos"/>
+                <w:sz w:val="22"/>
+                <w:szCs w:val="22"/>
+                <w:lang w:val="en-US"/>
+              </w:rPr>
+            </w:pPr>
+            <w:r>
+              <w:rPr>
+                <w:rFonts w:ascii="Aptos" w:hAnsi="Aptos"/>
+                <w:sz w:val="22"/>
+                <w:szCs w:val="22"/>
+                <w:lang w:val="en-US"/>
+              </w:rPr>
+              <w:t>☑ Provide contextual topic cards, search and filter controls, an article list or grid, an article detail view, and loading or empty states</w:t>
+            </w:r>
+          </w:p>
+        </w:tc>
+        <w:tc>
+          <w:tcPr>
+            <w:tcW w:w="2698" w:type="dxa"/>
+          </w:tcPr>
+          <w:p>
+            <w:pPr>
+              <w:jc w:val="center"/>
+              <w:rPr>
+                <w:rFonts w:ascii="Aptos" w:hAnsi="Aptos"/>
+                <w:sz w:val="22"/>
+                <w:szCs w:val="22"/>
+                <w:lang w:val="en-US"/>
+              </w:rPr>
+            </w:pPr>
+          </w:p>
+          <w:p>
+            <w:pPr>
+              <w:jc w:val="center"/>
+              <w:rPr>
+                <w:rFonts w:ascii="Aptos" w:hAnsi="Aptos"/>
+                <w:sz w:val="22"/>
+                <w:szCs w:val="22"/>
+                <w:lang w:val="en-US"/>
+              </w:rPr>
+            </w:pPr>
+            <w:r>
+              <w:rPr>
+                <w:rFonts w:ascii="Aptos" w:hAnsi="Aptos"/>
+                <w:sz w:val="22"/>
+                <w:szCs w:val="22"/>
+                <w:lang w:val="en-US"/>
+              </w:rPr>
+              <w:t>100%</w:t>
+            </w:r>
+          </w:p>
+        </w:tc>
+        <w:tc>
+          <w:tcPr>
+            <w:tcW w:w="2698" w:type="dxa"/>
+          </w:tcPr>
+          <w:p>
+            <w:pPr>
+              <w:jc w:val="center"/>
+              <w:rPr>
+                <w:rFonts w:ascii="Aptos" w:hAnsi="Aptos"/>
+                <w:sz w:val="22"/>
+                <w:szCs w:val="22"/>
+                <w:lang w:val="en-US"/>
+              </w:rPr>
+            </w:pPr>
+          </w:p>
+        </w:tc>
+      </w:tr>
+      <w:tr>
+        <w:tc>
+          <w:tcPr>
+            <w:tcW w:w="2697" w:type="dxa"/>
+          </w:tcPr>
+          <w:p>
+            <w:pPr>
+              <w:rPr>
+                <w:rFonts w:ascii="Aptos" w:hAnsi="Aptos"/>
+                <w:sz w:val="22"/>
+                <w:szCs w:val="22"/>
+                <w:lang w:val="en-US"/>
+              </w:rPr>
+            </w:pPr>
+            <w:r>
+              <w:rPr>
+                <w:rFonts w:ascii="Aptos" w:hAnsi="Aptos"/>
+                <w:sz w:val="22"/>
+                <w:szCs w:val="22"/>
+                <w:lang w:val="en-US"/>
+              </w:rPr>
+              <w:t>Patient Notifications Module</w:t>
+            </w:r>
+          </w:p>
+        </w:tc>
+        <w:tc>
+          <w:tcPr>
+            <w:tcW w:w="2697" w:type="dxa"/>
+          </w:tcPr>
+          <w:p>
+            <w:pPr>
+              <w:rPr>
+                <w:rFonts w:ascii="Aptos" w:hAnsi="Aptos"/>
+                <w:sz w:val="22"/>
+                <w:szCs w:val="22"/>
+                <w:lang w:val="en-US"/>
+              </w:rPr>
+            </w:pPr>
+            <w:r>
+              <w:rPr>
+                <w:rFonts w:ascii="Aptos" w:hAnsi="Aptos"/>
+                <w:sz w:val="22"/>
+                <w:szCs w:val="22"/>
+                <w:lang w:val="en-US"/>
+              </w:rPr>
+              <w:t>Provides the patient notification inbox. It displays messages, supports unread-to-read status changes, and maintains the corresponding unread notification count</w:t>
+            </w:r>
+          </w:p>
+          <w:p>
+            <w:pPr>
+              <w:rPr>
+                <w:rFonts w:ascii="Aptos" w:hAnsi="Aptos"/>
+                <w:sz w:val="22"/>
+                <w:szCs w:val="22"/>
+                <w:lang w:val="en-US"/>
+              </w:rPr>
+            </w:pPr>
+          </w:p>
+          <w:p>
+            <w:pPr>
+              <w:rPr>
+                <w:rFonts w:ascii="Aptos" w:hAnsi="Aptos"/>
+                <w:sz w:val="22"/>
+                <w:szCs w:val="22"/>
+                <w:lang w:val="en-US"/>
+              </w:rPr>
+            </w:pPr>
+            <w:r>
+              <w:rPr>
+                <w:rFonts w:ascii="Aptos" w:hAnsi="Aptos"/>
+                <w:sz w:val="22"/>
+                <w:szCs w:val="22"/>
+                <w:lang w:val="en-US"/>
+              </w:rPr>
               <w:lastRenderedPageBreak/>
               <w:t>Tasks:</w:t>
             </w:r>
@@ -7443,7 +7275,7 @@
                 <w:szCs w:val="22"/>
                 <w:lang w:val="en-US"/>
               </w:rPr>
-              <w:t>Validate and save the patient's Daily Oral Health Log</w:t>
+              <w:t>Display the patient's notification inbox</w:t>
             </w:r>
           </w:p>
           <w:p>
@@ -7471,91 +7303,26 @@
                 <w:szCs w:val="22"/>
                 <w:lang w:val="en-US"/>
               </w:rPr>
-              <w:t>Display saved oral health records for the date selected in the calendar</w:t>
-            </w:r>
-          </w:p>
-          <w:p>
-            <w:pPr>
-              <w:rPr>
-                <w:rFonts w:ascii="Aptos" w:hAnsi="Aptos"/>
-                <w:sz w:val="22"/>
-                <w:szCs w:val="22"/>
-                <w:lang w:val="en-US"/>
-              </w:rPr>
-            </w:pPr>
-            <w:r>
-              <w:rPr>
-                <w:rFonts w:ascii="Aptos" w:hAnsi="Aptos"/>
-                <w:sz w:val="22"/>
-                <w:szCs w:val="22"/>
-                <w:lang w:val="en-US"/>
-              </w:rPr>
-              <w:t xml:space="preserve">☑ </w:t>
-            </w:r>
-            <w:r>
-              <w:rPr>
-                <w:rFonts w:ascii="Aptos" w:hAnsi="Aptos"/>
-                <w:sz w:val="22"/>
-                <w:szCs w:val="22"/>
-                <w:lang w:val="en-US"/>
-              </w:rPr>
-              <w:t>Calculate and display the patient's 7-day and 30-day oral health trends</w:t>
-            </w:r>
-          </w:p>
-          <w:p>
-            <w:pPr>
-              <w:rPr>
-                <w:rFonts w:ascii="Aptos" w:hAnsi="Aptos"/>
-                <w:sz w:val="22"/>
-                <w:szCs w:val="22"/>
-                <w:lang w:val="en-US"/>
-              </w:rPr>
-            </w:pPr>
-            <w:r>
-              <w:rPr>
-                <w:rFonts w:ascii="Aptos" w:hAnsi="Aptos"/>
-                <w:sz w:val="22"/>
-                <w:szCs w:val="22"/>
-                <w:lang w:val="en-US"/>
-              </w:rPr>
-              <w:t xml:space="preserve">☑ </w:t>
-            </w:r>
-            <w:r>
-              <w:rPr>
-                <w:rFonts w:ascii="Aptos" w:hAnsi="Aptos"/>
-                <w:sz w:val="22"/>
-                <w:szCs w:val="22"/>
-                <w:lang w:val="en-US"/>
-              </w:rPr>
-              <w:t>Display the recommended visit window together with its source, reason, and visit timing</w:t>
-            </w:r>
-          </w:p>
-          <w:p>
-            <w:pPr>
-              <w:rPr>
-                <w:rFonts w:ascii="Aptos" w:hAnsi="Aptos"/>
-                <w:sz w:val="22"/>
-                <w:szCs w:val="22"/>
-                <w:lang w:val="en-US"/>
-              </w:rPr>
-            </w:pPr>
-            <w:r>
-              <w:rPr>
-                <w:rFonts w:ascii="Aptos" w:hAnsi="Aptos"/>
-                <w:sz w:val="22"/>
-                <w:szCs w:val="22"/>
-                <w:lang w:val="en-US"/>
-              </w:rPr>
-              <w:t xml:space="preserve">☑ Provide a daily-log form, calendar history, 7-day and 30-day trend cards or charts, a visit recommendation card, and saved, loading, and empty states</w:t>
-            </w:r>
-            <w:r>
-              <w:rPr>
-                <w:rFonts w:ascii="Aptos" w:hAnsi="Aptos"/>
-                <w:sz w:val="22"/>
-                <w:szCs w:val="22"/>
-                <w:lang w:val="en-US"/>
-              </w:rPr>
-              <w:t/>
+              <w:t>Update a notification from unread to read and maintain the correct unread-notification count</w:t>
+            </w:r>
+          </w:p>
+          <w:p>
+            <w:pPr>
+              <w:rPr>
+                <w:rFonts w:ascii="Aptos" w:hAnsi="Aptos"/>
+                <w:sz w:val="22"/>
+                <w:szCs w:val="22"/>
+                <w:lang w:val="en-US"/>
+              </w:rPr>
+            </w:pPr>
+            <w:r>
+              <w:rPr>
+                <w:rFonts w:ascii="Aptos" w:hAnsi="Aptos"/>
+                <w:sz w:val="22"/>
+                <w:szCs w:val="22"/>
+                <w:lang w:val="en-US"/>
+              </w:rPr>
+              <w:t>☑ Provide a notification list with unread styling, category and time details, an unread badge and count, mark-as-read interactions, and loading or empty states</w:t>
             </w:r>
           </w:p>
         </w:tc>
@@ -7633,7 +7400,7 @@
                 <w:szCs w:val="22"/>
                 <w:lang w:val="en-US"/>
               </w:rPr>
-              <w:t>Dental Health Education Module</w:t>
+              <w:t>My EMR Module</w:t>
             </w:r>
           </w:p>
         </w:tc>
@@ -7657,7 +7424,7 @@
                 <w:szCs w:val="22"/>
                 <w:lang w:val="en-US"/>
               </w:rPr>
-              <w:t>Delivers oral-health learning content. It shows education topics related to recorded oral health information and provides a searchable, filterable library of available articles</w:t>
+              <w:t>Provides patient access to available electronic medical record information, including the overview, medical and dental history, treatment history, odontogram, and X-rays</w:t>
             </w:r>
           </w:p>
           <w:p>
@@ -7714,7 +7481,16 @@
                 <w:szCs w:val="22"/>
                 <w:lang w:val="en-US"/>
               </w:rPr>
-              <w:t>Display dental health education topics related to the patient's recorded oral health information</w:t>
+              <w:t>Display the patient's available electronic medical record overvie</w:t>
+            </w:r>
+            <w:r>
+              <w:rPr>
+                <w:rFonts w:ascii="Aptos" w:hAnsi="Aptos"/>
+                <w:sz w:val="22"/>
+                <w:szCs w:val="22"/>
+                <w:lang w:val="en-US"/>
+              </w:rPr>
+              <w:t>w</w:t>
             </w:r>
           </w:p>
           <w:p>
@@ -7742,554 +7518,26 @@
                 <w:szCs w:val="22"/>
                 <w:lang w:val="en-US"/>
               </w:rPr>
-              <w:t>Search, filter, and open available articles in the Dental Health Education library</w:t>
-            </w:r>
-          </w:p>
-          <w:p>
-            <w:pPr>
-              <w:rPr>
-                <w:rFonts w:ascii="Aptos" w:hAnsi="Aptos"/>
-                <w:sz w:val="22"/>
-                <w:szCs w:val="22"/>
-                <w:lang w:val="en-US"/>
-              </w:rPr>
-            </w:pPr>
-            <w:r>
-              <w:rPr>
-                <w:rFonts w:ascii="Aptos" w:hAnsi="Aptos"/>
-                <w:sz w:val="22"/>
-                <w:szCs w:val="22"/>
-                <w:lang w:val="en-US"/>
-              </w:rPr>
-              <w:t xml:space="preserve">☑ Provide contextual topic cards, search and filter controls, an article list or grid, an article detail view, and loading or empty states</w:t>
-            </w:r>
-            <w:r>
-              <w:rPr>
-                <w:rFonts w:ascii="Aptos" w:hAnsi="Aptos"/>
-                <w:sz w:val="22"/>
-                <w:szCs w:val="22"/>
-                <w:lang w:val="en-US"/>
-              </w:rPr>
-              <w:t/>
-            </w:r>
-          </w:p>
-        </w:tc>
-        <w:tc>
-          <w:tcPr>
-            <w:tcW w:w="2698" w:type="dxa"/>
-          </w:tcPr>
-          <w:p>
-            <w:pPr>
-              <w:jc w:val="center"/>
-              <w:rPr>
-                <w:rFonts w:ascii="Aptos" w:hAnsi="Aptos"/>
-                <w:sz w:val="22"/>
-                <w:szCs w:val="22"/>
-                <w:lang w:val="en-US"/>
-              </w:rPr>
-            </w:pPr>
-          </w:p>
-          <w:p>
-            <w:pPr>
-              <w:jc w:val="center"/>
-              <w:rPr>
-                <w:rFonts w:ascii="Aptos" w:hAnsi="Aptos"/>
-                <w:sz w:val="22"/>
-                <w:szCs w:val="22"/>
-                <w:lang w:val="en-US"/>
-              </w:rPr>
-            </w:pPr>
-            <w:r>
-              <w:rPr>
-                <w:rFonts w:ascii="Aptos" w:hAnsi="Aptos"/>
-                <w:sz w:val="22"/>
-                <w:szCs w:val="22"/>
-                <w:lang w:val="en-US"/>
-              </w:rPr>
-              <w:t>100%</w:t>
-            </w:r>
-          </w:p>
-        </w:tc>
-        <w:tc>
-          <w:tcPr>
-            <w:tcW w:w="2698" w:type="dxa"/>
-          </w:tcPr>
-          <w:p>
-            <w:pPr>
-              <w:jc w:val="center"/>
-              <w:rPr>
-                <w:rFonts w:ascii="Aptos" w:hAnsi="Aptos"/>
-                <w:sz w:val="22"/>
-                <w:szCs w:val="22"/>
-                <w:lang w:val="en-US"/>
-              </w:rPr>
-            </w:pPr>
-          </w:p>
-        </w:tc>
-      </w:tr>
-      <w:tr>
-        <w:tc>
-          <w:tcPr>
-            <w:tcW w:w="2697" w:type="dxa"/>
-          </w:tcPr>
-          <w:p>
-            <w:pPr>
-              <w:rPr>
-                <w:rFonts w:ascii="Aptos" w:hAnsi="Aptos"/>
-                <w:sz w:val="22"/>
-                <w:szCs w:val="22"/>
-                <w:lang w:val="en-US"/>
-              </w:rPr>
-            </w:pPr>
-            <w:r>
-              <w:rPr>
-                <w:rFonts w:ascii="Aptos" w:hAnsi="Aptos"/>
-                <w:sz w:val="22"/>
-                <w:szCs w:val="22"/>
-                <w:lang w:val="en-US"/>
-              </w:rPr>
-              <w:t>Patient Notifications Module</w:t>
-            </w:r>
-          </w:p>
-        </w:tc>
-        <w:tc>
-          <w:tcPr>
-            <w:tcW w:w="2697" w:type="dxa"/>
-          </w:tcPr>
-          <w:p>
-            <w:pPr>
-              <w:rPr>
-                <w:rFonts w:ascii="Aptos" w:hAnsi="Aptos"/>
-                <w:sz w:val="22"/>
-                <w:szCs w:val="22"/>
-                <w:lang w:val="en-US"/>
-              </w:rPr>
-            </w:pPr>
-            <w:r>
-              <w:rPr>
-                <w:rFonts w:ascii="Aptos" w:hAnsi="Aptos"/>
-                <w:sz w:val="22"/>
-                <w:szCs w:val="22"/>
-                <w:lang w:val="en-US"/>
-              </w:rPr>
-              <w:t>Provides the patient notification inbox. It displays messages, supports unread-to-read status changes, and maintains the corresponding unread notification count</w:t>
-            </w:r>
-          </w:p>
-          <w:p>
-            <w:pPr>
-              <w:rPr>
-                <w:rFonts w:ascii="Aptos" w:hAnsi="Aptos"/>
-                <w:sz w:val="22"/>
-                <w:szCs w:val="22"/>
-                <w:lang w:val="en-US"/>
-              </w:rPr>
-            </w:pPr>
-          </w:p>
-          <w:p>
-            <w:pPr>
-              <w:rPr>
-                <w:rFonts w:ascii="Aptos" w:hAnsi="Aptos"/>
-                <w:sz w:val="22"/>
-                <w:szCs w:val="22"/>
-                <w:lang w:val="en-US"/>
-              </w:rPr>
-            </w:pPr>
-            <w:r>
-              <w:rPr>
-                <w:rFonts w:ascii="Aptos" w:hAnsi="Aptos"/>
-                <w:sz w:val="22"/>
-                <w:szCs w:val="22"/>
-                <w:lang w:val="en-US"/>
-              </w:rPr>
-              <w:t>Tasks:</w:t>
-            </w:r>
-          </w:p>
-          <w:p>
-            <w:pPr>
-              <w:rPr>
-                <w:rFonts w:ascii="Aptos" w:hAnsi="Aptos"/>
-                <w:sz w:val="22"/>
-                <w:szCs w:val="22"/>
-                <w:lang w:val="en-US"/>
-              </w:rPr>
-            </w:pPr>
-            <w:r>
-              <w:rPr>
-                <w:rFonts w:ascii="Aptos" w:hAnsi="Aptos"/>
-                <w:sz w:val="22"/>
-                <w:szCs w:val="22"/>
-                <w:lang w:val="en-US"/>
-              </w:rPr>
-              <w:t xml:space="preserve">☑ </w:t>
-            </w:r>
-            <w:r>
-              <w:rPr>
-                <w:rFonts w:ascii="Aptos" w:hAnsi="Aptos"/>
-                <w:sz w:val="22"/>
-                <w:szCs w:val="22"/>
-                <w:lang w:val="en-US"/>
-              </w:rPr>
-              <w:t>Display the patient's notification inbox</w:t>
-            </w:r>
-          </w:p>
-          <w:p>
-            <w:pPr>
-              <w:rPr>
-                <w:rFonts w:ascii="Aptos" w:hAnsi="Aptos"/>
-                <w:sz w:val="22"/>
-                <w:szCs w:val="22"/>
-                <w:lang w:val="en-US"/>
-              </w:rPr>
-            </w:pPr>
-            <w:r>
-              <w:rPr>
-                <w:rFonts w:ascii="Aptos" w:hAnsi="Aptos"/>
-                <w:sz w:val="22"/>
-                <w:szCs w:val="22"/>
-                <w:lang w:val="en-US"/>
-              </w:rPr>
-              <w:t xml:space="preserve">☑ </w:t>
-            </w:r>
-            <w:r>
-              <w:rPr>
-                <w:rFonts w:ascii="Aptos" w:hAnsi="Aptos"/>
-                <w:sz w:val="22"/>
-                <w:szCs w:val="22"/>
-                <w:lang w:val="en-US"/>
-              </w:rPr>
-              <w:t xml:space="preserve">Update a notification from unread to read and </w:t>
-            </w:r>
-            <w:r>
-              <w:rPr>
-                <w:rFonts w:ascii="Aptos" w:hAnsi="Aptos"/>
-                <w:sz w:val="22"/>
-                <w:szCs w:val="22"/>
-                <w:lang w:val="en-US"/>
-              </w:rPr>
-              <w:lastRenderedPageBreak/>
-              <w:t>maintain the correct unread-notification count</w:t>
-            </w:r>
-          </w:p>
-          <w:p>
-            <w:pPr>
-              <w:rPr>
-                <w:rFonts w:ascii="Aptos" w:hAnsi="Aptos"/>
-                <w:sz w:val="22"/>
-                <w:szCs w:val="22"/>
-                <w:lang w:val="en-US"/>
-              </w:rPr>
-            </w:pPr>
-            <w:r>
-              <w:rPr>
-                <w:rFonts w:ascii="Aptos" w:hAnsi="Aptos"/>
-                <w:sz w:val="22"/>
-                <w:szCs w:val="22"/>
-                <w:lang w:val="en-US"/>
-              </w:rPr>
-              <w:t xml:space="preserve">☑ Provide a notification list with unread styling, category and time details, an unread badge and count, mark-as-read interactions, and loading or empty states</w:t>
-            </w:r>
-            <w:r>
-              <w:rPr>
-                <w:rFonts w:ascii="Aptos" w:hAnsi="Aptos"/>
-                <w:sz w:val="22"/>
-                <w:szCs w:val="22"/>
-                <w:lang w:val="en-US"/>
-              </w:rPr>
-              <w:t xml:space="preserve"/>
-            </w:r>
-            <w:r>
-              <w:rPr>
-                <w:rFonts w:ascii="Aptos" w:hAnsi="Aptos"/>
-                <w:sz w:val="22"/>
-                <w:szCs w:val="22"/>
-                <w:lang w:val="en-US"/>
-              </w:rPr>
-              <w:lastRenderedPageBreak/>
-              <w:t/>
-            </w:r>
-          </w:p>
-        </w:tc>
-        <w:tc>
-          <w:tcPr>
-            <w:tcW w:w="2698" w:type="dxa"/>
-          </w:tcPr>
-          <w:p>
-            <w:pPr>
-              <w:jc w:val="center"/>
-              <w:rPr>
-                <w:rFonts w:ascii="Aptos" w:hAnsi="Aptos"/>
-                <w:sz w:val="22"/>
-                <w:szCs w:val="22"/>
-                <w:lang w:val="en-US"/>
-              </w:rPr>
-            </w:pPr>
-          </w:p>
-          <w:p>
-            <w:pPr>
-              <w:jc w:val="center"/>
-              <w:rPr>
-                <w:rFonts w:ascii="Aptos" w:hAnsi="Aptos"/>
-                <w:sz w:val="22"/>
-                <w:szCs w:val="22"/>
-                <w:lang w:val="en-US"/>
-              </w:rPr>
-            </w:pPr>
-            <w:r>
-              <w:rPr>
-                <w:rFonts w:ascii="Aptos" w:hAnsi="Aptos"/>
-                <w:sz w:val="22"/>
-                <w:szCs w:val="22"/>
-                <w:lang w:val="en-US"/>
-              </w:rPr>
-              <w:t>100%</w:t>
-            </w:r>
-          </w:p>
-        </w:tc>
-        <w:tc>
-          <w:tcPr>
-            <w:tcW w:w="2698" w:type="dxa"/>
-          </w:tcPr>
-          <w:p>
-            <w:pPr>
-              <w:jc w:val="center"/>
-              <w:rPr>
-                <w:rFonts w:ascii="Aptos" w:hAnsi="Aptos"/>
-                <w:sz w:val="22"/>
-                <w:szCs w:val="22"/>
-                <w:lang w:val="en-US"/>
-              </w:rPr>
-            </w:pPr>
-          </w:p>
-        </w:tc>
-      </w:tr>
-      <w:tr>
-        <w:tc>
-          <w:tcPr>
-            <w:tcW w:w="2697" w:type="dxa"/>
-          </w:tcPr>
-          <w:p>
-            <w:pPr>
-              <w:rPr>
-                <w:rFonts w:ascii="Aptos" w:hAnsi="Aptos"/>
-                <w:sz w:val="22"/>
-                <w:szCs w:val="22"/>
-                <w:lang w:val="en-US"/>
-              </w:rPr>
-            </w:pPr>
-            <w:r>
-              <w:rPr>
-                <w:rFonts w:ascii="Aptos" w:hAnsi="Aptos"/>
-                <w:sz w:val="22"/>
-                <w:szCs w:val="22"/>
-                <w:lang w:val="en-US"/>
-              </w:rPr>
-              <w:t>My EMR Module</w:t>
-            </w:r>
-          </w:p>
-        </w:tc>
-        <w:tc>
-          <w:tcPr>
-            <w:tcW w:w="2697" w:type="dxa"/>
-          </w:tcPr>
-          <w:p>
-            <w:pPr>
-              <w:rPr>
-                <w:rFonts w:ascii="Aptos" w:hAnsi="Aptos"/>
-                <w:sz w:val="22"/>
-                <w:szCs w:val="22"/>
-                <w:lang w:val="en-US"/>
-              </w:rPr>
-            </w:pPr>
-            <w:r>
-              <w:rPr>
-                <w:rFonts w:ascii="Aptos" w:hAnsi="Aptos"/>
-                <w:sz w:val="22"/>
-                <w:szCs w:val="22"/>
-                <w:lang w:val="en-US"/>
-              </w:rPr>
-              <w:t xml:space="preserve">Provides patient access to available electronic medical record information, including the overview, medical and dental history, treatment history, </w:t>
-            </w:r>
-            <w:proofErr w:type="spellStart"/>
-            <w:r>
-              <w:rPr>
-                <w:rFonts w:ascii="Aptos" w:hAnsi="Aptos"/>
-                <w:sz w:val="22"/>
-                <w:szCs w:val="22"/>
-                <w:lang w:val="en-US"/>
-              </w:rPr>
-              <w:t>odontogram</w:t>
-            </w:r>
-            <w:proofErr w:type="spellEnd"/>
-            <w:r>
-              <w:rPr>
-                <w:rFonts w:ascii="Aptos" w:hAnsi="Aptos"/>
-                <w:sz w:val="22"/>
-                <w:szCs w:val="22"/>
-                <w:lang w:val="en-US"/>
-              </w:rPr>
-              <w:t>, and X-rays</w:t>
-            </w:r>
-          </w:p>
-          <w:p>
-            <w:pPr>
-              <w:rPr>
-                <w:rFonts w:ascii="Aptos" w:hAnsi="Aptos"/>
-                <w:sz w:val="22"/>
-                <w:szCs w:val="22"/>
-                <w:lang w:val="en-US"/>
-              </w:rPr>
-            </w:pPr>
-          </w:p>
-          <w:p>
-            <w:pPr>
-              <w:rPr>
-                <w:rFonts w:ascii="Aptos" w:hAnsi="Aptos"/>
-                <w:sz w:val="22"/>
-                <w:szCs w:val="22"/>
-                <w:lang w:val="en-US"/>
-              </w:rPr>
-            </w:pPr>
-            <w:r>
-              <w:rPr>
-                <w:rFonts w:ascii="Aptos" w:hAnsi="Aptos"/>
-                <w:sz w:val="22"/>
-                <w:szCs w:val="22"/>
-                <w:lang w:val="en-US"/>
-              </w:rPr>
-              <w:t>Tasks:</w:t>
-            </w:r>
-          </w:p>
-          <w:p>
-            <w:pPr>
-              <w:rPr>
-                <w:rFonts w:ascii="Aptos" w:hAnsi="Aptos"/>
-                <w:sz w:val="22"/>
-                <w:szCs w:val="22"/>
-                <w:lang w:val="en-US"/>
-              </w:rPr>
-            </w:pPr>
-            <w:r>
-              <w:rPr>
-                <w:rFonts w:ascii="Aptos" w:hAnsi="Aptos"/>
-                <w:sz w:val="22"/>
-                <w:szCs w:val="22"/>
-                <w:lang w:val="en-US"/>
-              </w:rPr>
-              <w:t xml:space="preserve">☑ </w:t>
-            </w:r>
-            <w:r>
-              <w:rPr>
-                <w:rFonts w:ascii="Aptos" w:hAnsi="Aptos"/>
-                <w:sz w:val="22"/>
-                <w:szCs w:val="22"/>
-                <w:lang w:val="en-US"/>
-              </w:rPr>
-              <w:t>Display the patient's available electronic medical record overvie</w:t>
-            </w:r>
-            <w:r>
-              <w:rPr>
-                <w:rFonts w:ascii="Aptos" w:hAnsi="Aptos"/>
-                <w:sz w:val="22"/>
-                <w:szCs w:val="22"/>
-                <w:lang w:val="en-US"/>
-              </w:rPr>
-              <w:t>w</w:t>
-            </w:r>
-          </w:p>
-          <w:p>
-            <w:pPr>
-              <w:rPr>
-                <w:rFonts w:ascii="Aptos" w:hAnsi="Aptos"/>
-                <w:sz w:val="22"/>
-                <w:szCs w:val="22"/>
-                <w:lang w:val="en-US"/>
-              </w:rPr>
-            </w:pPr>
-            <w:r>
-              <w:rPr>
-                <w:rFonts w:ascii="Aptos" w:hAnsi="Aptos"/>
-                <w:sz w:val="22"/>
-                <w:szCs w:val="22"/>
-                <w:lang w:val="en-US"/>
-              </w:rPr>
-              <w:t xml:space="preserve">☑ </w:t>
-            </w:r>
-            <w:r>
-              <w:rPr>
-                <w:rFonts w:ascii="Aptos" w:hAnsi="Aptos"/>
-                <w:sz w:val="22"/>
-                <w:szCs w:val="22"/>
-                <w:lang w:val="en-US"/>
-              </w:rPr>
-              <w:t xml:space="preserve">Provide access to medical and dental history, treatment history, </w:t>
-            </w:r>
-            <w:proofErr w:type="spellStart"/>
-            <w:r>
-              <w:rPr>
-                <w:rFonts w:ascii="Aptos" w:hAnsi="Aptos"/>
-                <w:sz w:val="22"/>
-                <w:szCs w:val="22"/>
-                <w:lang w:val="en-US"/>
-              </w:rPr>
-              <w:t>odontogram</w:t>
-            </w:r>
-            <w:proofErr w:type="spellEnd"/>
-            <w:r>
-              <w:rPr>
-                <w:rFonts w:ascii="Aptos" w:hAnsi="Aptos"/>
-                <w:sz w:val="22"/>
-                <w:szCs w:val="22"/>
-                <w:lang w:val="en-US"/>
-              </w:rPr>
-              <w:t>, and X-ray records</w:t>
-            </w:r>
-          </w:p>
-          <w:p>
-            <w:pPr>
-              <w:rPr>
-                <w:rFonts w:ascii="Aptos" w:hAnsi="Aptos"/>
-                <w:sz w:val="22"/>
-                <w:szCs w:val="22"/>
-                <w:lang w:val="en-US"/>
-              </w:rPr>
-            </w:pPr>
-            <w:r>
-              <w:rPr>
-                <w:rFonts w:ascii="Aptos" w:hAnsi="Aptos"/>
-                <w:sz w:val="22"/>
-                <w:szCs w:val="22"/>
-                <w:lang w:val="en-US"/>
-              </w:rPr>
-              <w:t xml:space="preserve">☑ Provide overview and record tabs, history and treatment lists, the interactive odontogram display, an X-ray gallery and viewer, and loading or empty states</w:t>
-            </w:r>
-            <w:r>
-              <w:rPr>
-                <w:rFonts w:ascii="Aptos" w:hAnsi="Aptos"/>
-                <w:sz w:val="22"/>
-                <w:szCs w:val="22"/>
-                <w:lang w:val="en-US"/>
-              </w:rPr>
-              <w:t xml:space="preserve"/>
-            </w:r>
-            <w:proofErr w:type="spellStart"/>
-            <w:r>
-              <w:rPr>
-                <w:rFonts w:ascii="Aptos" w:hAnsi="Aptos"/>
-                <w:sz w:val="22"/>
-                <w:szCs w:val="22"/>
-                <w:lang w:val="en-US"/>
-              </w:rPr>
-              <w:t/>
-            </w:r>
-            <w:proofErr w:type="spellEnd"/>
-            <w:r>
-              <w:rPr>
-                <w:rFonts w:ascii="Aptos" w:hAnsi="Aptos"/>
-                <w:sz w:val="22"/>
-                <w:szCs w:val="22"/>
-                <w:lang w:val="en-US"/>
-              </w:rPr>
-              <w:t/>
+              <w:t>Provide access to medical and dental history, treatment history, odontogram, and X-ray records</w:t>
+            </w:r>
+          </w:p>
+          <w:p>
+            <w:pPr>
+              <w:rPr>
+                <w:rFonts w:ascii="Aptos" w:hAnsi="Aptos"/>
+                <w:sz w:val="22"/>
+                <w:szCs w:val="22"/>
+                <w:lang w:val="en-US"/>
+              </w:rPr>
+            </w:pPr>
+            <w:r>
+              <w:rPr>
+                <w:rFonts w:ascii="Aptos" w:hAnsi="Aptos"/>
+                <w:sz w:val="22"/>
+                <w:szCs w:val="22"/>
+                <w:lang w:val="en-US"/>
+              </w:rPr>
+              <w:t>☑ Provide overview and record tabs, history and treatment lists, the interactive odontogram display, an X-ray gallery and viewer, and loading or empty states</w:t>
             </w:r>
           </w:p>
         </w:tc>
@@ -8549,7 +7797,17 @@
                 <w:szCs w:val="22"/>
                 <w:lang w:val="en-US"/>
               </w:rPr>
-              <w:t>Controls secure patient access to the mobile application. It validates credentials and supports forgot-password email validation, OTP verification, and password reset</w:t>
+              <w:t xml:space="preserve">Controls secure patient access to the mobile application. It validates credentials and supports </w:t>
+            </w:r>
+            <w:r>
+              <w:rPr>
+                <w:rFonts w:ascii="Aptos" w:hAnsi="Aptos"/>
+                <w:sz w:val="22"/>
+                <w:szCs w:val="22"/>
+                <w:lang w:val="en-US"/>
+              </w:rPr>
+              <w:lastRenderedPageBreak/>
+              <w:t>forgot-password email validation, OTP verification, and password reset</w:t>
             </w:r>
           </w:p>
           <w:p>
@@ -8690,55 +7948,26 @@
                 <w:szCs w:val="22"/>
                 <w:lang w:val="en-US"/>
               </w:rPr>
-              <w:t xml:space="preserve">Validate and save the new password, then </w:t>
-            </w:r>
-            <w:r>
-              <w:rPr>
-                <w:rFonts w:ascii="Aptos" w:hAnsi="Aptos"/>
-                <w:sz w:val="22"/>
-                <w:szCs w:val="22"/>
-                <w:lang w:val="en-US"/>
-              </w:rPr>
-              <w:lastRenderedPageBreak/>
-              <w:t>return the patient to the mobile login screen</w:t>
-            </w:r>
-          </w:p>
-          <w:p>
-            <w:pPr>
-              <w:rPr>
-                <w:rFonts w:ascii="Aptos" w:hAnsi="Aptos"/>
-                <w:sz w:val="22"/>
-                <w:szCs w:val="22"/>
-                <w:lang w:val="en-US"/>
-              </w:rPr>
-            </w:pPr>
-            <w:r>
-              <w:rPr>
-                <w:rFonts w:ascii="Aptos" w:hAnsi="Aptos"/>
-                <w:sz w:val="22"/>
-                <w:szCs w:val="22"/>
-                <w:lang w:val="en-US"/>
-              </w:rPr>
-              <w:t xml:space="preserve">☑ Provide keyboard-aware mobile login, Forgot Password, OTP, and new-password screens with show or hide password controls, inline errors, loading states, and clear navigation</w:t>
-            </w:r>
-            <w:r>
-              <w:rPr>
-                <w:rFonts w:ascii="Aptos" w:hAnsi="Aptos"/>
-                <w:sz w:val="22"/>
-                <w:szCs w:val="22"/>
-                <w:lang w:val="en-US"/>
-              </w:rPr>
-              <w:t xml:space="preserve"/>
-            </w:r>
-            <w:r>
-              <w:rPr>
-                <w:rFonts w:ascii="Aptos" w:hAnsi="Aptos"/>
-                <w:sz w:val="22"/>
-                <w:szCs w:val="22"/>
-                <w:lang w:val="en-US"/>
-              </w:rPr>
-              <w:lastRenderedPageBreak/>
-              <w:t/>
+              <w:t>Validate and save the new password, then return the patient to the mobile login screen</w:t>
+            </w:r>
+          </w:p>
+          <w:p>
+            <w:pPr>
+              <w:rPr>
+                <w:rFonts w:ascii="Aptos" w:hAnsi="Aptos"/>
+                <w:sz w:val="22"/>
+                <w:szCs w:val="22"/>
+                <w:lang w:val="en-US"/>
+              </w:rPr>
+            </w:pPr>
+            <w:r>
+              <w:rPr>
+                <w:rFonts w:ascii="Aptos" w:hAnsi="Aptos"/>
+                <w:sz w:val="22"/>
+                <w:szCs w:val="22"/>
+                <w:lang w:val="en-US"/>
+              </w:rPr>
+              <w:t>☑ Provide keyboard-aware mobile login, Forgot Password, OTP, and new-password screens with show or hide password controls, inline errors, loading states, and clear navigation</w:t>
             </w:r>
           </w:p>
         </w:tc>
@@ -8833,27 +8062,14 @@
                 <w:lang w:val="en-US"/>
               </w:rPr>
             </w:pPr>
-            <w:proofErr w:type="spellStart"/>
-            <w:proofErr w:type="gramStart"/>
-            <w:r>
-              <w:rPr>
-                <w:rFonts w:ascii="Aptos" w:hAnsi="Aptos"/>
-                <w:sz w:val="22"/>
-                <w:szCs w:val="22"/>
-                <w:lang w:val="en-US"/>
-              </w:rPr>
-              <w:t>Lets</w:t>
-            </w:r>
-            <w:proofErr w:type="spellEnd"/>
-            <w:proofErr w:type="gramEnd"/>
-            <w:r>
-              <w:rPr>
-                <w:rFonts w:ascii="Aptos" w:hAnsi="Aptos"/>
-                <w:sz w:val="22"/>
-                <w:szCs w:val="22"/>
-                <w:lang w:val="en-US"/>
-              </w:rPr>
-              <w:t xml:space="preserve"> patients maintain mobile account information and preferences. It covers profile editing, email changes, password changes, and notification settings</w:t>
+            <w:r>
+              <w:rPr>
+                <w:rFonts w:ascii="Aptos" w:hAnsi="Aptos"/>
+                <w:sz w:val="22"/>
+                <w:szCs w:val="22"/>
+                <w:lang w:val="en-US"/>
+              </w:rPr>
+              <w:t>Lets patients maintain mobile account information and preferences. It covers profile editing, email changes, password changes, and notification settings</w:t>
             </w:r>
           </w:p>
           <w:p>
@@ -8966,7 +8182,17 @@
                 <w:szCs w:val="22"/>
                 <w:lang w:val="en-US"/>
               </w:rPr>
-              <w:t>Validate the current password, new password, and confirmation password before saving a password change</w:t>
+              <w:t xml:space="preserve">Validate the current password, new password, </w:t>
+            </w:r>
+            <w:r>
+              <w:rPr>
+                <w:rFonts w:ascii="Aptos" w:hAnsi="Aptos"/>
+                <w:sz w:val="22"/>
+                <w:szCs w:val="22"/>
+                <w:lang w:val="en-US"/>
+              </w:rPr>
+              <w:lastRenderedPageBreak/>
+              <w:t>and confirmation password before saving a password change</w:t>
             </w:r>
           </w:p>
           <w:p>
@@ -9013,16 +8239,7 @@
                 <w:szCs w:val="22"/>
                 <w:lang w:val="en-US"/>
               </w:rPr>
-              <w:t xml:space="preserve">☑ Provide mobile profile and settings screens with section cards, editable fields, notification switches, confirmation modals, and save-success or error feedback</w:t>
-            </w:r>
-            <w:r>
-              <w:rPr>
-                <w:rFonts w:ascii="Aptos" w:hAnsi="Aptos"/>
-                <w:sz w:val="22"/>
-                <w:szCs w:val="22"/>
-                <w:lang w:val="en-US"/>
-              </w:rPr>
-              <w:t/>
+              <w:t>☑ Provide mobile profile and settings screens with section cards, editable fields, notification switches, confirmation modals, and save-success or error feedback</w:t>
             </w:r>
           </w:p>
         </w:tc>
@@ -9127,27 +8344,7 @@
                 <w:szCs w:val="22"/>
                 <w:lang w:val="en-US"/>
               </w:rPr>
-              <w:t xml:space="preserve">Provides the </w:t>
-            </w:r>
-            <w:proofErr w:type="spellStart"/>
-            <w:r>
-              <w:rPr>
-                <w:rFonts w:ascii="Aptos" w:hAnsi="Aptos"/>
-                <w:sz w:val="22"/>
-                <w:szCs w:val="22"/>
-                <w:lang w:val="en-US"/>
-              </w:rPr>
-              <w:t>NgitiBot</w:t>
-            </w:r>
-            <w:proofErr w:type="spellEnd"/>
-            <w:r>
-              <w:rPr>
-                <w:rFonts w:ascii="Aptos" w:hAnsi="Aptos"/>
-                <w:sz w:val="22"/>
-                <w:szCs w:val="22"/>
-                <w:lang w:val="en-US"/>
-              </w:rPr>
-              <w:t xml:space="preserve"> chat experience. Patients can send messages or use suggested prompts and receive explanations displayed within the conversation</w:t>
+              <w:t>Provides the NgitiBot chat experience. Patients can send messages or use suggested prompts and receive explanations displayed within the conversation</w:t>
             </w:r>
           </w:p>
           <w:p>
@@ -9213,19 +8410,8 @@
                 <w:szCs w:val="22"/>
                 <w:lang w:val="en-US"/>
               </w:rPr>
-              <w:t xml:space="preserve">Allow the patient to send a message or select a suggested prompt in </w:t>
-            </w:r>
-            <w:proofErr w:type="spellStart"/>
-            <w:r>
-              <w:rPr>
-                <w:rFonts w:ascii="Aptos" w:hAnsi="Aptos"/>
-                <w:sz w:val="22"/>
-                <w:szCs w:val="22"/>
-                <w:lang w:val="en-US"/>
-              </w:rPr>
-              <w:t>NgitiBot</w:t>
-            </w:r>
-            <w:proofErr w:type="spellEnd"/>
+              <w:t>Allow the patient to send a message or select a suggested prompt in NgitiBot</w:t>
+            </w:r>
           </w:p>
           <w:p>
             <w:pPr>
@@ -9252,75 +8438,26 @@
                 <w:szCs w:val="22"/>
                 <w:lang w:val="en-US"/>
               </w:rPr>
-              <w:t xml:space="preserve">Display the patient's messages and </w:t>
-            </w:r>
-            <w:proofErr w:type="spellStart"/>
-            <w:r>
-              <w:rPr>
-                <w:rFonts w:ascii="Aptos" w:hAnsi="Aptos"/>
-                <w:sz w:val="22"/>
-                <w:szCs w:val="22"/>
-                <w:lang w:val="en-US"/>
-              </w:rPr>
-              <w:t>NgitiBot</w:t>
-            </w:r>
-            <w:proofErr w:type="spellEnd"/>
-            <w:r>
-              <w:rPr>
-                <w:rFonts w:ascii="Aptos" w:hAnsi="Aptos"/>
-                <w:sz w:val="22"/>
-                <w:szCs w:val="22"/>
-                <w:lang w:val="en-US"/>
-              </w:rPr>
-              <w:t xml:space="preserve"> explanations within the conversation</w:t>
-            </w:r>
-          </w:p>
-          <w:p>
-            <w:pPr>
-              <w:rPr>
-                <w:rFonts w:ascii="Aptos" w:hAnsi="Aptos"/>
-                <w:sz w:val="22"/>
-                <w:szCs w:val="22"/>
-                <w:lang w:val="en-US"/>
-              </w:rPr>
-            </w:pPr>
-            <w:r>
-              <w:rPr>
-                <w:rFonts w:ascii="Aptos" w:hAnsi="Aptos"/>
-                <w:sz w:val="22"/>
-                <w:szCs w:val="22"/>
-                <w:lang w:val="en-US"/>
-              </w:rPr>
-              <w:t xml:space="preserve">☑ Provide a mobile chat interface with message bubbles, suggested-prompt chips, a keyboard-aware composer, typing or loading feedback, and error or retry states</w:t>
-            </w:r>
-            <w:r>
-              <w:rPr>
-                <w:rFonts w:ascii="Aptos" w:hAnsi="Aptos"/>
-                <w:sz w:val="22"/>
-                <w:szCs w:val="22"/>
-                <w:lang w:val="en-US"/>
-              </w:rPr>
-              <w:t xml:space="preserve"/>
-            </w:r>
-            <w:proofErr w:type="spellStart"/>
-            <w:r>
-              <w:rPr>
-                <w:rFonts w:ascii="Aptos" w:hAnsi="Aptos"/>
-                <w:sz w:val="22"/>
-                <w:szCs w:val="22"/>
-                <w:lang w:val="en-US"/>
-              </w:rPr>
-              <w:t/>
-            </w:r>
-            <w:proofErr w:type="spellEnd"/>
-            <w:r>
-              <w:rPr>
-                <w:rFonts w:ascii="Aptos" w:hAnsi="Aptos"/>
-                <w:sz w:val="22"/>
-                <w:szCs w:val="22"/>
-                <w:lang w:val="en-US"/>
-              </w:rPr>
-              <w:t xml:space="preserve"/>
+              <w:t>Display the patient's messages and NgitiBot explanations within the conversation</w:t>
+            </w:r>
+          </w:p>
+          <w:p>
+            <w:pPr>
+              <w:rPr>
+                <w:rFonts w:ascii="Aptos" w:hAnsi="Aptos"/>
+                <w:sz w:val="22"/>
+                <w:szCs w:val="22"/>
+                <w:lang w:val="en-US"/>
+              </w:rPr>
+            </w:pPr>
+            <w:r>
+              <w:rPr>
+                <w:rFonts w:ascii="Aptos" w:hAnsi="Aptos"/>
+                <w:sz w:val="22"/>
+                <w:szCs w:val="22"/>
+                <w:lang w:val="en-US"/>
+              </w:rPr>
+              <w:t>☑ Provide a mobile chat interface with message bubbles, suggested-prompt chips, a keyboard-aware composer, typing or loading feedback, and error or retry states</w:t>
             </w:r>
           </w:p>
         </w:tc>
@@ -9425,37 +8562,7 @@
                 <w:szCs w:val="22"/>
                 <w:lang w:val="en-US"/>
               </w:rPr>
-              <w:t xml:space="preserve">Presents </w:t>
-            </w:r>
-            <w:proofErr w:type="gramStart"/>
-            <w:r>
-              <w:rPr>
-                <w:rFonts w:ascii="Aptos" w:hAnsi="Aptos"/>
-                <w:sz w:val="22"/>
-                <w:szCs w:val="22"/>
-                <w:lang w:val="en-US"/>
-              </w:rPr>
-              <w:t>care</w:t>
-            </w:r>
-            <w:proofErr w:type="gramEnd"/>
-            <w:r>
-              <w:rPr>
-                <w:rFonts w:ascii="Aptos" w:hAnsi="Aptos"/>
-                <w:sz w:val="22"/>
-                <w:szCs w:val="22"/>
-                <w:lang w:val="en-US"/>
-              </w:rPr>
-              <w:t xml:space="preserve">-related context and system recommendations for the </w:t>
-            </w:r>
-            <w:r>
-              <w:rPr>
-                <w:rFonts w:ascii="Aptos" w:hAnsi="Aptos"/>
-                <w:sz w:val="22"/>
-                <w:szCs w:val="22"/>
-                <w:lang w:val="en-US"/>
-              </w:rPr>
-              <w:lastRenderedPageBreak/>
-              <w:t>patient. It consolidates the recommended visit window, oral health management information, and dental health education context</w:t>
+              <w:t>Presents care-related context and system recommendations for the patient. It consolidates the recommended visit window, oral health management information, and dental health education context</w:t>
             </w:r>
           </w:p>
           <w:p>
@@ -9586,16 +8693,7 @@
                 <w:szCs w:val="22"/>
                 <w:lang w:val="en-US"/>
               </w:rPr>
-              <w:t xml:space="preserve">☑ Provide mobile-friendly care-summary cards, recommendation banners, source and reason details, action links, and refresh, loading, or empty states</w:t>
-            </w:r>
-            <w:r>
-              <w:rPr>
-                <w:rFonts w:ascii="Aptos" w:hAnsi="Aptos"/>
-                <w:sz w:val="22"/>
-                <w:szCs w:val="22"/>
-                <w:lang w:val="en-US"/>
-              </w:rPr>
-              <w:t/>
+              <w:t>☑ Provide mobile-friendly care-summary cards, recommendation banners, source and reason details, action links, and refresh, loading, or empty states</w:t>
             </w:r>
           </w:p>
         </w:tc>
@@ -9690,27 +8788,14 @@
                 <w:lang w:val="en-US"/>
               </w:rPr>
             </w:pPr>
-            <w:proofErr w:type="spellStart"/>
-            <w:proofErr w:type="gramStart"/>
-            <w:r>
-              <w:rPr>
-                <w:rFonts w:ascii="Aptos" w:hAnsi="Aptos"/>
-                <w:sz w:val="22"/>
-                <w:szCs w:val="22"/>
-                <w:lang w:val="en-US"/>
-              </w:rPr>
-              <w:t>Lets</w:t>
-            </w:r>
-            <w:proofErr w:type="spellEnd"/>
-            <w:proofErr w:type="gramEnd"/>
-            <w:r>
-              <w:rPr>
-                <w:rFonts w:ascii="Aptos" w:hAnsi="Aptos"/>
-                <w:sz w:val="22"/>
-                <w:szCs w:val="22"/>
-                <w:lang w:val="en-US"/>
-              </w:rPr>
-              <w:t xml:space="preserve"> patients review upcoming and previous appointments, submit a new booking, and manage eligible appointments through cancellation or rescheduling</w:t>
+            <w:r>
+              <w:rPr>
+                <w:rFonts w:ascii="Aptos" w:hAnsi="Aptos"/>
+                <w:sz w:val="22"/>
+                <w:szCs w:val="22"/>
+                <w:lang w:val="en-US"/>
+              </w:rPr>
+              <w:t>Lets patients review upcoming and previous appointments, submit a new booking, and manage eligible appointments through cancellation or rescheduling</w:t>
             </w:r>
           </w:p>
           <w:p>
@@ -9842,16 +8927,17 @@
                 <w:szCs w:val="22"/>
                 <w:lang w:val="en-US"/>
               </w:rPr>
-              <w:t xml:space="preserve">☑ Provide upcoming and previous tabs, appointment cards and status chips, mobile booking pickers, cancel or reschedule modals, and success or error feedback</w:t>
-            </w:r>
-            <w:r>
-              <w:rPr>
-                <w:rFonts w:ascii="Aptos" w:hAnsi="Aptos"/>
-                <w:sz w:val="22"/>
-                <w:szCs w:val="22"/>
-                <w:lang w:val="en-US"/>
-              </w:rPr>
-              <w:t/>
+              <w:t xml:space="preserve">☑ Provide upcoming and previous tabs, appointment cards and status chips, mobile booking pickers, cancel or reschedule modals, </w:t>
+            </w:r>
+            <w:r>
+              <w:rPr>
+                <w:rFonts w:ascii="Aptos" w:hAnsi="Aptos"/>
+                <w:sz w:val="22"/>
+                <w:szCs w:val="22"/>
+                <w:lang w:val="en-US"/>
+              </w:rPr>
+              <w:lastRenderedPageBreak/>
+              <w:t>and success or error feedback</w:t>
             </w:r>
           </w:p>
         </w:tc>
@@ -9953,17 +9039,7 @@
                 <w:szCs w:val="22"/>
                 <w:lang w:val="en-US"/>
               </w:rPr>
-              <w:t xml:space="preserve">Supports daily oral health monitoring. It records daily logs, displays calendar-based history, calculates 7-day and 30-day trends, and presents a recommended visit </w:t>
-            </w:r>
-            <w:r>
-              <w:rPr>
-                <w:rFonts w:ascii="Aptos" w:hAnsi="Aptos"/>
-                <w:sz w:val="22"/>
-                <w:szCs w:val="22"/>
-                <w:lang w:val="en-US"/>
-              </w:rPr>
-              <w:lastRenderedPageBreak/>
-              <w:t>window with its source, reason, and timing</w:t>
+              <w:t>Supports daily oral health monitoring. It records daily logs, displays calendar-based history, calculates 7-day and 30-day trends, and presents a recommended visit window with its source, reason, and timing</w:t>
             </w:r>
           </w:p>
           <w:p>
@@ -10123,16 +9199,7 @@
                 <w:szCs w:val="22"/>
                 <w:lang w:val="en-US"/>
               </w:rPr>
-              <w:t xml:space="preserve">☑ Provide a mobile daily-log form, calendar selector, 7-day and 30-day trend cards or charts, recommendation cards, and scroll, loading, saved, or empty states</w:t>
-            </w:r>
-            <w:r>
-              <w:rPr>
-                <w:rFonts w:ascii="Aptos" w:hAnsi="Aptos"/>
-                <w:sz w:val="22"/>
-                <w:szCs w:val="22"/>
-                <w:lang w:val="en-US"/>
-              </w:rPr>
-              <w:t/>
+              <w:t>☑ Provide a mobile daily-log form, calendar selector, 7-day and 30-day trend cards or charts, recommendation cards, and scroll, loading, saved, or empty states</w:t>
             </w:r>
           </w:p>
         </w:tc>
@@ -10291,7 +9358,17 @@
                 <w:szCs w:val="22"/>
                 <w:lang w:val="en-US"/>
               </w:rPr>
-              <w:t>Display dental health education topics related to the patient's recorded oral health information</w:t>
+              <w:t xml:space="preserve">Display dental health education topics related </w:t>
+            </w:r>
+            <w:r>
+              <w:rPr>
+                <w:rFonts w:ascii="Aptos" w:hAnsi="Aptos"/>
+                <w:sz w:val="22"/>
+                <w:szCs w:val="22"/>
+                <w:lang w:val="en-US"/>
+              </w:rPr>
+              <w:lastRenderedPageBreak/>
+              <w:t>to the patient's recorded oral health information</w:t>
             </w:r>
           </w:p>
           <w:p>
@@ -10338,16 +9415,7 @@
                 <w:szCs w:val="22"/>
                 <w:lang w:val="en-US"/>
               </w:rPr>
-              <w:t xml:space="preserve">☑ Provide mobile topic cards, a search bar, filter chips, article list and detail screens, and loading or empty states</w:t>
-            </w:r>
-            <w:r>
-              <w:rPr>
-                <w:rFonts w:ascii="Aptos" w:hAnsi="Aptos"/>
-                <w:sz w:val="22"/>
-                <w:szCs w:val="22"/>
-                <w:lang w:val="en-US"/>
-              </w:rPr>
-              <w:t/>
+              <w:t>☑ Provide mobile topic cards, a search bar, filter chips, article list and detail screens, and loading or empty states</w:t>
             </w:r>
           </w:p>
         </w:tc>
@@ -10497,6 +9565,249 @@
                 <w:szCs w:val="22"/>
                 <w:lang w:val="en-US"/>
               </w:rPr>
+              <w:t xml:space="preserve">☑ </w:t>
+            </w:r>
+            <w:r>
+              <w:rPr>
+                <w:rFonts w:ascii="Aptos" w:hAnsi="Aptos"/>
+                <w:sz w:val="22"/>
+                <w:szCs w:val="22"/>
+                <w:lang w:val="en-US"/>
+              </w:rPr>
+              <w:t>Display the patient's notification inbox</w:t>
+            </w:r>
+          </w:p>
+          <w:p>
+            <w:pPr>
+              <w:rPr>
+                <w:rFonts w:ascii="Aptos" w:hAnsi="Aptos"/>
+                <w:sz w:val="22"/>
+                <w:szCs w:val="22"/>
+                <w:lang w:val="en-US"/>
+              </w:rPr>
+            </w:pPr>
+            <w:r>
+              <w:rPr>
+                <w:rFonts w:ascii="Aptos" w:hAnsi="Aptos"/>
+                <w:sz w:val="22"/>
+                <w:szCs w:val="22"/>
+                <w:lang w:val="en-US"/>
+              </w:rPr>
+              <w:t xml:space="preserve">☑ </w:t>
+            </w:r>
+            <w:r>
+              <w:rPr>
+                <w:rFonts w:ascii="Aptos" w:hAnsi="Aptos"/>
+                <w:sz w:val="22"/>
+                <w:szCs w:val="22"/>
+                <w:lang w:val="en-US"/>
+              </w:rPr>
+              <w:t>Update a notification from unread to read and maintain the correct unread-notification count</w:t>
+            </w:r>
+          </w:p>
+          <w:p>
+            <w:pPr>
+              <w:rPr>
+                <w:rFonts w:ascii="Aptos" w:hAnsi="Aptos"/>
+                <w:sz w:val="22"/>
+                <w:szCs w:val="22"/>
+                <w:lang w:val="en-US"/>
+              </w:rPr>
+            </w:pPr>
+            <w:r>
+              <w:rPr>
+                <w:rFonts w:ascii="Aptos" w:hAnsi="Aptos"/>
+                <w:sz w:val="22"/>
+                <w:szCs w:val="22"/>
+                <w:lang w:val="en-US"/>
+              </w:rPr>
+              <w:t>☑ Provide a mobile notification list with unread highlights, an unread badge, tap-to-view and mark-as-read interactions, pull-to-refresh, and loading or empty states</w:t>
+            </w:r>
+          </w:p>
+        </w:tc>
+        <w:tc>
+          <w:tcPr>
+            <w:tcW w:w="2698" w:type="dxa"/>
+          </w:tcPr>
+          <w:p>
+            <w:pPr>
+              <w:jc w:val="center"/>
+              <w:rPr>
+                <w:rFonts w:ascii="Aptos" w:hAnsi="Aptos"/>
+                <w:sz w:val="22"/>
+                <w:szCs w:val="22"/>
+                <w:lang w:val="en-US"/>
+              </w:rPr>
+            </w:pPr>
+          </w:p>
+          <w:p>
+            <w:pPr>
+              <w:jc w:val="center"/>
+              <w:rPr>
+                <w:rFonts w:ascii="Aptos" w:hAnsi="Aptos"/>
+                <w:sz w:val="22"/>
+                <w:szCs w:val="22"/>
+                <w:lang w:val="en-US"/>
+              </w:rPr>
+            </w:pPr>
+            <w:r>
+              <w:rPr>
+                <w:rFonts w:ascii="Aptos" w:hAnsi="Aptos"/>
+                <w:sz w:val="22"/>
+                <w:szCs w:val="22"/>
+                <w:lang w:val="en-US"/>
+              </w:rPr>
+              <w:t>100%</w:t>
+            </w:r>
+          </w:p>
+        </w:tc>
+        <w:tc>
+          <w:tcPr>
+            <w:tcW w:w="2698" w:type="dxa"/>
+          </w:tcPr>
+          <w:p>
+            <w:pPr>
+              <w:jc w:val="center"/>
+              <w:rPr>
+                <w:rFonts w:ascii="Aptos" w:hAnsi="Aptos"/>
+                <w:sz w:val="22"/>
+                <w:szCs w:val="22"/>
+                <w:lang w:val="en-US"/>
+              </w:rPr>
+            </w:pPr>
+          </w:p>
+        </w:tc>
+      </w:tr>
+      <w:tr>
+        <w:tc>
+          <w:tcPr>
+            <w:tcW w:w="2697" w:type="dxa"/>
+          </w:tcPr>
+          <w:p>
+            <w:pPr>
+              <w:rPr>
+                <w:rFonts w:ascii="Aptos" w:hAnsi="Aptos"/>
+                <w:sz w:val="22"/>
+                <w:szCs w:val="22"/>
+                <w:lang w:val="en-US"/>
+              </w:rPr>
+            </w:pPr>
+            <w:r>
+              <w:rPr>
+                <w:rFonts w:ascii="Aptos" w:hAnsi="Aptos"/>
+                <w:sz w:val="22"/>
+                <w:szCs w:val="22"/>
+                <w:lang w:val="en-US"/>
+              </w:rPr>
+              <w:t>My EMR Module</w:t>
+            </w:r>
+          </w:p>
+        </w:tc>
+        <w:tc>
+          <w:tcPr>
+            <w:tcW w:w="2697" w:type="dxa"/>
+          </w:tcPr>
+          <w:p>
+            <w:pPr>
+              <w:rPr>
+                <w:rFonts w:ascii="Aptos" w:hAnsi="Aptos"/>
+                <w:sz w:val="22"/>
+                <w:szCs w:val="22"/>
+                <w:lang w:val="en-US"/>
+              </w:rPr>
+            </w:pPr>
+            <w:r>
+              <w:rPr>
+                <w:rFonts w:ascii="Aptos" w:hAnsi="Aptos"/>
+                <w:sz w:val="22"/>
+                <w:szCs w:val="22"/>
+                <w:lang w:val="en-US"/>
+              </w:rPr>
+              <w:t>Provides patient access to available electronic medical record information, including the overview, medical and dental history, treatment history, odontogram, and X-rays</w:t>
+            </w:r>
+          </w:p>
+          <w:p>
+            <w:pPr>
+              <w:rPr>
+                <w:rFonts w:ascii="Aptos" w:hAnsi="Aptos"/>
+                <w:sz w:val="22"/>
+                <w:szCs w:val="22"/>
+                <w:lang w:val="en-US"/>
+              </w:rPr>
+            </w:pPr>
+          </w:p>
+          <w:p>
+            <w:pPr>
+              <w:rPr>
+                <w:rFonts w:ascii="Aptos" w:hAnsi="Aptos"/>
+                <w:sz w:val="22"/>
+                <w:szCs w:val="22"/>
+                <w:lang w:val="en-US"/>
+              </w:rPr>
+            </w:pPr>
+            <w:r>
+              <w:rPr>
+                <w:rFonts w:ascii="Aptos" w:hAnsi="Aptos"/>
+                <w:sz w:val="22"/>
+                <w:szCs w:val="22"/>
+                <w:lang w:val="en-US"/>
+              </w:rPr>
+              <w:t>Tasks:</w:t>
+            </w:r>
+          </w:p>
+          <w:p>
+            <w:pPr>
+              <w:rPr>
+                <w:rFonts w:ascii="Aptos" w:hAnsi="Aptos"/>
+                <w:sz w:val="22"/>
+                <w:szCs w:val="22"/>
+                <w:lang w:val="en-US"/>
+              </w:rPr>
+            </w:pPr>
+            <w:r>
+              <w:rPr>
+                <w:rFonts w:ascii="Aptos" w:hAnsi="Aptos"/>
+                <w:sz w:val="22"/>
+                <w:szCs w:val="22"/>
+                <w:lang w:val="en-US"/>
+              </w:rPr>
+              <w:t xml:space="preserve">☑ </w:t>
+            </w:r>
+            <w:r>
+              <w:rPr>
+                <w:rFonts w:ascii="Aptos" w:hAnsi="Aptos"/>
+                <w:sz w:val="22"/>
+                <w:szCs w:val="22"/>
+                <w:lang w:val="en-US"/>
+              </w:rPr>
+              <w:t>Display the patient's available electronic medical record overvie</w:t>
+            </w:r>
+            <w:r>
+              <w:rPr>
+                <w:rFonts w:ascii="Aptos" w:hAnsi="Aptos"/>
+                <w:sz w:val="22"/>
+                <w:szCs w:val="22"/>
+                <w:lang w:val="en-US"/>
+              </w:rPr>
+              <w:t>w</w:t>
+            </w:r>
+          </w:p>
+          <w:p>
+            <w:pPr>
+              <w:rPr>
+                <w:rFonts w:ascii="Aptos" w:hAnsi="Aptos"/>
+                <w:sz w:val="22"/>
+                <w:szCs w:val="22"/>
+                <w:lang w:val="en-US"/>
+              </w:rPr>
+            </w:pPr>
+            <w:r>
+              <w:rPr>
+                <w:rFonts w:ascii="Aptos" w:hAnsi="Aptos"/>
+                <w:sz w:val="22"/>
+                <w:szCs w:val="22"/>
+                <w:lang w:val="en-US"/>
+              </w:rPr>
               <w:lastRenderedPageBreak/>
               <w:t xml:space="preserve">☑ </w:t>
             </w:r>
@@ -10507,347 +9818,26 @@
                 <w:szCs w:val="22"/>
                 <w:lang w:val="en-US"/>
               </w:rPr>
-              <w:t>Display the patient's notification inbox</w:t>
-            </w:r>
-          </w:p>
-          <w:p>
-            <w:pPr>
-              <w:rPr>
-                <w:rFonts w:ascii="Aptos" w:hAnsi="Aptos"/>
-                <w:sz w:val="22"/>
-                <w:szCs w:val="22"/>
-                <w:lang w:val="en-US"/>
-              </w:rPr>
-            </w:pPr>
-            <w:r>
-              <w:rPr>
-                <w:rFonts w:ascii="Aptos" w:hAnsi="Aptos"/>
-                <w:sz w:val="22"/>
-                <w:szCs w:val="22"/>
-                <w:lang w:val="en-US"/>
-              </w:rPr>
-              <w:t xml:space="preserve">☑ </w:t>
-            </w:r>
-            <w:r>
-              <w:rPr>
-                <w:rFonts w:ascii="Aptos" w:hAnsi="Aptos"/>
-                <w:sz w:val="22"/>
-                <w:szCs w:val="22"/>
-                <w:lang w:val="en-US"/>
-              </w:rPr>
-              <w:t>Update a notification from unread to read and maintain the correct unread-notification count</w:t>
-            </w:r>
-          </w:p>
-          <w:p>
-            <w:pPr>
-              <w:rPr>
-                <w:rFonts w:ascii="Aptos" w:hAnsi="Aptos"/>
-                <w:sz w:val="22"/>
-                <w:szCs w:val="22"/>
-                <w:lang w:val="en-US"/>
-              </w:rPr>
-            </w:pPr>
-            <w:r>
-              <w:rPr>
-                <w:rFonts w:ascii="Aptos" w:hAnsi="Aptos"/>
-                <w:sz w:val="22"/>
-                <w:szCs w:val="22"/>
-                <w:lang w:val="en-US"/>
-              </w:rPr>
-              <w:t xml:space="preserve">☑ Provide a mobile notification list with unread highlights, an unread badge, tap-to-view and mark-as-read interactions, pull-to-refresh, and loading or empty states</w:t>
-            </w:r>
-            <w:r>
-              <w:rPr>
-                <w:rFonts w:ascii="Aptos" w:hAnsi="Aptos"/>
-                <w:sz w:val="22"/>
-                <w:szCs w:val="22"/>
-                <w:lang w:val="en-US"/>
-              </w:rPr>
-              <w:t/>
-            </w:r>
-          </w:p>
-        </w:tc>
-        <w:tc>
-          <w:tcPr>
-            <w:tcW w:w="2698" w:type="dxa"/>
-          </w:tcPr>
-          <w:p>
-            <w:pPr>
-              <w:jc w:val="center"/>
-              <w:rPr>
-                <w:rFonts w:ascii="Aptos" w:hAnsi="Aptos"/>
-                <w:sz w:val="22"/>
-                <w:szCs w:val="22"/>
-                <w:lang w:val="en-US"/>
-              </w:rPr>
-            </w:pPr>
-          </w:p>
-          <w:p>
-            <w:pPr>
-              <w:jc w:val="center"/>
-              <w:rPr>
-                <w:rFonts w:ascii="Aptos" w:hAnsi="Aptos"/>
-                <w:sz w:val="22"/>
-                <w:szCs w:val="22"/>
-                <w:lang w:val="en-US"/>
-              </w:rPr>
-            </w:pPr>
-            <w:r>
-              <w:rPr>
-                <w:rFonts w:ascii="Aptos" w:hAnsi="Aptos"/>
-                <w:sz w:val="22"/>
-                <w:szCs w:val="22"/>
-                <w:lang w:val="en-US"/>
-              </w:rPr>
-              <w:t>100%</w:t>
-            </w:r>
-          </w:p>
-        </w:tc>
-        <w:tc>
-          <w:tcPr>
-            <w:tcW w:w="2698" w:type="dxa"/>
-          </w:tcPr>
-          <w:p>
-            <w:pPr>
-              <w:jc w:val="center"/>
-              <w:rPr>
-                <w:rFonts w:ascii="Aptos" w:hAnsi="Aptos"/>
-                <w:sz w:val="22"/>
-                <w:szCs w:val="22"/>
-                <w:lang w:val="en-US"/>
-              </w:rPr>
-            </w:pPr>
-          </w:p>
-        </w:tc>
-      </w:tr>
-      <w:tr>
-        <w:tc>
-          <w:tcPr>
-            <w:tcW w:w="2697" w:type="dxa"/>
-          </w:tcPr>
-          <w:p>
-            <w:pPr>
-              <w:rPr>
-                <w:rFonts w:ascii="Aptos" w:hAnsi="Aptos"/>
-                <w:sz w:val="22"/>
-                <w:szCs w:val="22"/>
-                <w:lang w:val="en-US"/>
-              </w:rPr>
-            </w:pPr>
-            <w:r>
-              <w:rPr>
-                <w:rFonts w:ascii="Aptos" w:hAnsi="Aptos"/>
-                <w:sz w:val="22"/>
-                <w:szCs w:val="22"/>
-                <w:lang w:val="en-US"/>
-              </w:rPr>
-              <w:t>My EMR Module</w:t>
-            </w:r>
-          </w:p>
-        </w:tc>
-        <w:tc>
-          <w:tcPr>
-            <w:tcW w:w="2697" w:type="dxa"/>
-          </w:tcPr>
-          <w:p>
-            <w:pPr>
-              <w:rPr>
-                <w:rFonts w:ascii="Aptos" w:hAnsi="Aptos"/>
-                <w:sz w:val="22"/>
-                <w:szCs w:val="22"/>
-                <w:lang w:val="en-US"/>
-              </w:rPr>
-            </w:pPr>
-            <w:r>
-              <w:rPr>
-                <w:rFonts w:ascii="Aptos" w:hAnsi="Aptos"/>
-                <w:sz w:val="22"/>
-                <w:szCs w:val="22"/>
-                <w:lang w:val="en-US"/>
-              </w:rPr>
-              <w:t xml:space="preserve">Provides patient access to available electronic medical record information, including the overview, medical and dental history, treatment history, </w:t>
-            </w:r>
-            <w:proofErr w:type="spellStart"/>
-            <w:r>
-              <w:rPr>
-                <w:rFonts w:ascii="Aptos" w:hAnsi="Aptos"/>
-                <w:sz w:val="22"/>
-                <w:szCs w:val="22"/>
-                <w:lang w:val="en-US"/>
-              </w:rPr>
-              <w:t>odontogram</w:t>
-            </w:r>
-            <w:proofErr w:type="spellEnd"/>
-            <w:r>
-              <w:rPr>
-                <w:rFonts w:ascii="Aptos" w:hAnsi="Aptos"/>
-                <w:sz w:val="22"/>
-                <w:szCs w:val="22"/>
-                <w:lang w:val="en-US"/>
-              </w:rPr>
-              <w:t>, and X-rays</w:t>
-            </w:r>
-          </w:p>
-          <w:p>
-            <w:pPr>
-              <w:rPr>
-                <w:rFonts w:ascii="Aptos" w:hAnsi="Aptos"/>
-                <w:sz w:val="22"/>
-                <w:szCs w:val="22"/>
-                <w:lang w:val="en-US"/>
-              </w:rPr>
-            </w:pPr>
-          </w:p>
-          <w:p>
-            <w:pPr>
-              <w:rPr>
-                <w:rFonts w:ascii="Aptos" w:hAnsi="Aptos"/>
-                <w:sz w:val="22"/>
-                <w:szCs w:val="22"/>
-                <w:lang w:val="en-US"/>
-              </w:rPr>
-            </w:pPr>
-            <w:r>
-              <w:rPr>
-                <w:rFonts w:ascii="Aptos" w:hAnsi="Aptos"/>
-                <w:sz w:val="22"/>
-                <w:szCs w:val="22"/>
-                <w:lang w:val="en-US"/>
-              </w:rPr>
-              <w:t>Tasks:</w:t>
-            </w:r>
-          </w:p>
-          <w:p>
-            <w:pPr>
-              <w:rPr>
-                <w:rFonts w:ascii="Aptos" w:hAnsi="Aptos"/>
-                <w:sz w:val="22"/>
-                <w:szCs w:val="22"/>
-                <w:lang w:val="en-US"/>
-              </w:rPr>
-            </w:pPr>
-            <w:r>
-              <w:rPr>
-                <w:rFonts w:ascii="Aptos" w:hAnsi="Aptos"/>
-                <w:sz w:val="22"/>
-                <w:szCs w:val="22"/>
-                <w:lang w:val="en-US"/>
-              </w:rPr>
-              <w:t xml:space="preserve">☑ </w:t>
-            </w:r>
-            <w:r>
-              <w:rPr>
-                <w:rFonts w:ascii="Aptos" w:hAnsi="Aptos"/>
-                <w:sz w:val="22"/>
-                <w:szCs w:val="22"/>
-                <w:lang w:val="en-US"/>
-              </w:rPr>
-              <w:t>Display the patient's available electronic medical record overvie</w:t>
-            </w:r>
-            <w:r>
-              <w:rPr>
-                <w:rFonts w:ascii="Aptos" w:hAnsi="Aptos"/>
-                <w:sz w:val="22"/>
-                <w:szCs w:val="22"/>
-                <w:lang w:val="en-US"/>
-              </w:rPr>
-              <w:t>w</w:t>
-            </w:r>
-          </w:p>
-          <w:p>
-            <w:pPr>
-              <w:rPr>
-                <w:rFonts w:ascii="Aptos" w:hAnsi="Aptos"/>
-                <w:sz w:val="22"/>
-                <w:szCs w:val="22"/>
-                <w:lang w:val="en-US"/>
-              </w:rPr>
-            </w:pPr>
-            <w:r>
-              <w:rPr>
-                <w:rFonts w:ascii="Aptos" w:hAnsi="Aptos"/>
-                <w:sz w:val="22"/>
-                <w:szCs w:val="22"/>
-                <w:lang w:val="en-US"/>
-              </w:rPr>
-              <w:t xml:space="preserve">☑ </w:t>
-            </w:r>
-            <w:r>
-              <w:rPr>
-                <w:rFonts w:ascii="Aptos" w:hAnsi="Aptos"/>
-                <w:sz w:val="22"/>
-                <w:szCs w:val="22"/>
-                <w:lang w:val="en-US"/>
-              </w:rPr>
-              <w:t xml:space="preserve">Provide access to medical and dental history, treatment history, </w:t>
-            </w:r>
-            <w:proofErr w:type="spellStart"/>
-            <w:r>
-              <w:rPr>
-                <w:rFonts w:ascii="Aptos" w:hAnsi="Aptos"/>
-                <w:sz w:val="22"/>
-                <w:szCs w:val="22"/>
-                <w:lang w:val="en-US"/>
-              </w:rPr>
-              <w:t>odontogram</w:t>
-            </w:r>
-            <w:proofErr w:type="spellEnd"/>
-            <w:r>
-              <w:rPr>
-                <w:rFonts w:ascii="Aptos" w:hAnsi="Aptos"/>
-                <w:sz w:val="22"/>
-                <w:szCs w:val="22"/>
-                <w:lang w:val="en-US"/>
-              </w:rPr>
-              <w:t>, and X-ray records</w:t>
-            </w:r>
-          </w:p>
-          <w:p>
-            <w:pPr>
-              <w:rPr>
-                <w:rFonts w:ascii="Aptos" w:hAnsi="Aptos"/>
-                <w:sz w:val="22"/>
-                <w:szCs w:val="22"/>
-                <w:lang w:val="en-US"/>
-              </w:rPr>
-            </w:pPr>
-            <w:r>
-              <w:rPr>
-                <w:rFonts w:ascii="Aptos" w:hAnsi="Aptos"/>
-                <w:sz w:val="22"/>
-                <w:szCs w:val="22"/>
-                <w:lang w:val="en-US"/>
-              </w:rPr>
-              <w:t xml:space="preserve">☑ Provide mobile tabbed record views, history and treatment lists, an interactive odontogram, an X-ray viewer with image controls, and loading or empty states</w:t>
-            </w:r>
-            <w:r>
-              <w:rPr>
-                <w:rFonts w:ascii="Aptos" w:hAnsi="Aptos"/>
-                <w:sz w:val="22"/>
-                <w:szCs w:val="22"/>
-                <w:lang w:val="en-US"/>
-              </w:rPr>
-              <w:t xml:space="preserve"/>
-            </w:r>
-            <w:proofErr w:type="spellStart"/>
-            <w:r>
-              <w:rPr>
-                <w:rFonts w:ascii="Aptos" w:hAnsi="Aptos"/>
-                <w:sz w:val="22"/>
-                <w:szCs w:val="22"/>
-                <w:lang w:val="en-US"/>
-              </w:rPr>
-              <w:t/>
-            </w:r>
-            <w:proofErr w:type="spellEnd"/>
-            <w:r>
-              <w:rPr>
-                <w:rFonts w:ascii="Aptos" w:hAnsi="Aptos"/>
-                <w:sz w:val="22"/>
-                <w:szCs w:val="22"/>
-                <w:lang w:val="en-US"/>
-              </w:rPr>
-              <w:t/>
+              <w:t>Provide access to medical and dental history, treatment history, odontogram, and X-ray records</w:t>
+            </w:r>
+          </w:p>
+          <w:p>
+            <w:pPr>
+              <w:rPr>
+                <w:rFonts w:ascii="Aptos" w:hAnsi="Aptos"/>
+                <w:sz w:val="22"/>
+                <w:szCs w:val="22"/>
+                <w:lang w:val="en-US"/>
+              </w:rPr>
+            </w:pPr>
+            <w:r>
+              <w:rPr>
+                <w:rFonts w:ascii="Aptos" w:hAnsi="Aptos"/>
+                <w:sz w:val="22"/>
+                <w:szCs w:val="22"/>
+                <w:lang w:val="en-US"/>
+              </w:rPr>
+              <w:t>☑ Provide mobile tabbed record views, history and treatment lists, an interactive odontogram, an X-ray viewer with image controls, and loading or empty states</w:t>
             </w:r>
           </w:p>
         </w:tc>
@@ -12789,15 +11779,6 @@
 </file>
 
 <file path=customXml/item2.xml><?xml version="1.0" encoding="utf-8"?>
-<?mso-contentType ?>
-<FormTemplates xmlns="http://schemas.microsoft.com/sharepoint/v3/contenttype/forms">
-  <Display>DocumentLibraryForm</Display>
-  <Edit>DocumentLibraryForm</Edit>
-  <New>DocumentLibraryForm</New>
-</FormTemplates>
-</file>
-
-<file path=customXml/item3.xml><?xml version="1.0" encoding="utf-8"?>
 <p:properties xmlns:p="http://schemas.microsoft.com/office/2006/metadata/properties" xmlns:xsi="http://www.w3.org/2001/XMLSchema-instance" xmlns:pc="http://schemas.microsoft.com/office/infopath/2007/PartnerControls">
   <documentManagement>
     <_activity xmlns="8064821b-79f0-49dd-8d66-39a4c7167dbb" xsi:nil="true"/>
@@ -12805,6 +11786,15 @@
     <_ip_UnifiedCompliancePolicyProperties xmlns="http://schemas.microsoft.com/sharepoint/v3" xsi:nil="true"/>
   </documentManagement>
 </p:properties>
+</file>
+
+<file path=customXml/item3.xml><?xml version="1.0" encoding="utf-8"?>
+<?mso-contentType ?>
+<FormTemplates xmlns="http://schemas.microsoft.com/sharepoint/v3/contenttype/forms">
+  <Display>DocumentLibraryForm</Display>
+  <Edit>DocumentLibraryForm</Edit>
+  <New>DocumentLibraryForm</New>
+</FormTemplates>
 </file>
 
 <file path=customXml/itemProps1.xml><?xml version="1.0" encoding="utf-8"?>
@@ -12828,14 +11818,6 @@
 </file>
 
 <file path=customXml/itemProps2.xml><?xml version="1.0" encoding="utf-8"?>
-<ds:datastoreItem xmlns:ds="http://schemas.openxmlformats.org/officeDocument/2006/customXml" ds:itemID="{28E868F9-9D8F-419A-A251-B2CB35ABB724}">
-  <ds:schemaRefs>
-    <ds:schemaRef ds:uri="http://schemas.microsoft.com/sharepoint/v3/contenttype/forms"/>
-  </ds:schemaRefs>
-</ds:datastoreItem>
-</file>
-
-<file path=customXml/itemProps3.xml><?xml version="1.0" encoding="utf-8"?>
 <ds:datastoreItem xmlns:ds="http://schemas.openxmlformats.org/officeDocument/2006/customXml" ds:itemID="{9F2D8348-2527-4297-9396-6C550DB00C71}">
   <ds:schemaRefs>
     <ds:schemaRef ds:uri="http://schemas.microsoft.com/office/2006/metadata/properties"/>
@@ -12844,4 +11826,12 @@
     <ds:schemaRef ds:uri="http://schemas.microsoft.com/sharepoint/v3"/>
   </ds:schemaRefs>
 </ds:datastoreItem>
+</file>
+
+<file path=customXml/itemProps3.xml><?xml version="1.0" encoding="utf-8"?>
+<ds:datastoreItem xmlns:ds="http://schemas.openxmlformats.org/officeDocument/2006/customXml" ds:itemID="{28E868F9-9D8F-419A-A251-B2CB35ABB724}">
+  <ds:schemaRefs>
+    <ds:schemaRef ds:uri="http://schemas.microsoft.com/sharepoint/v3/contenttype/forms"/>
+  </ds:schemaRefs>
+</ds:datastoreItem>
 </file>